--- a/templates/QUICK REPORT/SUBSTATION CONFIGURATION/4. ID 1 TX 1 FP 1 BATTERY.docx
+++ b/templates/QUICK REPORT/SUBSTATION CONFIGURATION/4. ID 1 TX 1 FP 1 BATTERY.docx
@@ -22,7 +22,17 @@
           <w:szCs w:val="32"/>
           <w:u w:val="single"/>
         </w:rPr>
-        <w:t>SUBSTATION</w:t>
+        <w:t>S</w:t>
+      </w:r>
+      <w:r>
+        <w:rPr>
+          <w:rFonts w:ascii="Tahoma" w:hAnsi="Tahoma" w:cs="Tahoma"/>
+          <w:b/>
+          <w:sz w:val="32"/>
+          <w:szCs w:val="32"/>
+          <w:u w:val="single"/>
+        </w:rPr>
+        <w:t>UBSTATION</w:t>
       </w:r>
       <w:r>
         <w:rPr>
@@ -523,75 +533,54 @@
               </w:rPr>
               <w:t>TRANSFORMER</w:t>
             </w:r>
+          </w:p>
+        </w:tc>
+        <w:tc>
+          <w:tcPr>
+            <w:tcW w:w="426" w:type="dxa"/>
+            <w:tcBorders>
+              <w:top w:val="nil"/>
+              <w:left w:val="single" w:sz="4" w:space="0" w:color="auto"/>
+              <w:bottom w:val="nil"/>
+              <w:right w:val="single" w:sz="4" w:space="0" w:color="auto"/>
+            </w:tcBorders>
+          </w:tcPr>
+          <w:p>
+            <w:pPr>
+              <w:spacing w:after="0" w:line="240" w:lineRule="auto"/>
+              <w:jc w:val="center"/>
+              <w:rPr>
+                <w:rFonts w:ascii="Tahoma" w:hAnsi="Tahoma" w:cs="Tahoma"/>
+                <w:b/>
+                <w:u w:val="single"/>
+              </w:rPr>
+            </w:pPr>
+          </w:p>
+        </w:tc>
+        <w:tc>
+          <w:tcPr>
+            <w:tcW w:w="4819" w:type="dxa"/>
+            <w:tcBorders>
+              <w:top w:val="single" w:sz="4" w:space="0" w:color="auto"/>
+              <w:left w:val="single" w:sz="4" w:space="0" w:color="auto"/>
+              <w:bottom w:val="single" w:sz="4" w:space="0" w:color="auto"/>
+            </w:tcBorders>
+          </w:tcPr>
+          <w:p>
+            <w:pPr>
+              <w:spacing w:after="0" w:line="240" w:lineRule="auto"/>
+              <w:jc w:val="center"/>
+              <w:rPr>
+                <w:rFonts w:ascii="Tahoma" w:hAnsi="Tahoma" w:cs="Tahoma"/>
+                <w:b/>
+              </w:rPr>
+            </w:pPr>
             <w:r>
               <w:rPr>
                 <w:rFonts w:ascii="Tahoma" w:hAnsi="Tahoma" w:cs="Tahoma"/>
                 <w:b/>
               </w:rPr>
-              <w:t xml:space="preserve"> 1 </w:t>
-            </w:r>
-          </w:p>
-        </w:tc>
-        <w:tc>
-          <w:tcPr>
-            <w:tcW w:w="426" w:type="dxa"/>
-            <w:tcBorders>
-              <w:top w:val="nil"/>
-              <w:left w:val="single" w:sz="4" w:space="0" w:color="auto"/>
-              <w:bottom w:val="nil"/>
-              <w:right w:val="single" w:sz="4" w:space="0" w:color="auto"/>
-            </w:tcBorders>
-          </w:tcPr>
-          <w:p>
-            <w:pPr>
-              <w:spacing w:after="0" w:line="240" w:lineRule="auto"/>
-              <w:jc w:val="center"/>
-              <w:rPr>
-                <w:rFonts w:ascii="Tahoma" w:hAnsi="Tahoma" w:cs="Tahoma"/>
-                <w:b/>
-                <w:u w:val="single"/>
-              </w:rPr>
-            </w:pPr>
-          </w:p>
-        </w:tc>
-        <w:tc>
-          <w:tcPr>
-            <w:tcW w:w="4819" w:type="dxa"/>
-            <w:tcBorders>
-              <w:top w:val="single" w:sz="4" w:space="0" w:color="auto"/>
-              <w:left w:val="single" w:sz="4" w:space="0" w:color="auto"/>
-              <w:bottom w:val="single" w:sz="4" w:space="0" w:color="auto"/>
-            </w:tcBorders>
-          </w:tcPr>
-          <w:p>
-            <w:pPr>
-              <w:spacing w:after="0" w:line="240" w:lineRule="auto"/>
-              <w:jc w:val="center"/>
-              <w:rPr>
-                <w:rFonts w:ascii="Tahoma" w:hAnsi="Tahoma" w:cs="Tahoma"/>
-                <w:b/>
-              </w:rPr>
-            </w:pPr>
-            <w:r>
-              <w:rPr>
-                <w:rFonts w:ascii="Tahoma" w:hAnsi="Tahoma" w:cs="Tahoma"/>
-                <w:b/>
-              </w:rPr>
-              <w:t>TRANSFORMER</w:t>
-            </w:r>
-            <w:r>
-              <w:rPr>
-                <w:rFonts w:ascii="Tahoma" w:hAnsi="Tahoma" w:cs="Tahoma"/>
-                <w:b/>
-              </w:rPr>
-              <w:t xml:space="preserve"> 1</w:t>
-            </w:r>
-            <w:r>
-              <w:rPr>
-                <w:rFonts w:ascii="Tahoma" w:hAnsi="Tahoma" w:cs="Tahoma"/>
-                <w:b/>
-              </w:rPr>
-              <w:t xml:space="preserve"> NAMEPLATE</w:t>
+              <w:t>TRANSFORMER NAMEPLATE</w:t>
             </w:r>
           </w:p>
         </w:tc>
@@ -755,7 +744,7 @@
                 <w:rFonts w:ascii="Tahoma" w:hAnsi="Tahoma" w:cs="Tahoma"/>
                 <w:b/>
               </w:rPr>
-              <w:t>TRANSFORMER 2</w:t>
+              <w:t>LVDB</w:t>
             </w:r>
           </w:p>
         </w:tc>
@@ -802,7 +791,14 @@
                 <w:rFonts w:ascii="Tahoma" w:hAnsi="Tahoma" w:cs="Tahoma"/>
                 <w:b/>
               </w:rPr>
-              <w:t>TRANSFORMER 2 NAMEPLATE</w:t>
+              <w:t>LVDB</w:t>
+            </w:r>
+            <w:r>
+              <w:rPr>
+                <w:rFonts w:ascii="Tahoma" w:hAnsi="Tahoma" w:cs="Tahoma"/>
+                <w:b/>
+              </w:rPr>
+              <w:t xml:space="preserve"> NAMEPLATE</w:t>
             </w:r>
           </w:p>
         </w:tc>
@@ -829,13 +825,6 @@
                 <w:b/>
               </w:rPr>
             </w:pPr>
-            <w:r>
-              <w:rPr>
-                <w:rFonts w:ascii="Tahoma" w:hAnsi="Tahoma" w:cs="Tahoma"/>
-                <w:b/>
-              </w:rPr>
-              <w:t>N/A</w:t>
-            </w:r>
           </w:p>
         </w:tc>
         <w:tc>
@@ -878,13 +867,6 @@
                 <w:b/>
               </w:rPr>
             </w:pPr>
-            <w:r>
-              <w:rPr>
-                <w:rFonts w:ascii="Tahoma" w:hAnsi="Tahoma" w:cs="Tahoma"/>
-                <w:b/>
-              </w:rPr>
-              <w:t>N/A</w:t>
-            </w:r>
           </w:p>
         </w:tc>
       </w:tr>
@@ -979,70 +961,56 @@
                 <w:rFonts w:ascii="Tahoma" w:hAnsi="Tahoma" w:cs="Tahoma"/>
                 <w:b/>
               </w:rPr>
-              <w:t>FEEDER PILLAR</w:t>
+              <w:t>EFI</w:t>
             </w:r>
+          </w:p>
+        </w:tc>
+        <w:tc>
+          <w:tcPr>
+            <w:tcW w:w="426" w:type="dxa"/>
+            <w:tcBorders>
+              <w:top w:val="nil"/>
+              <w:left w:val="single" w:sz="4" w:space="0" w:color="auto"/>
+              <w:bottom w:val="nil"/>
+              <w:right w:val="single" w:sz="4" w:space="0" w:color="auto"/>
+            </w:tcBorders>
+          </w:tcPr>
+          <w:p>
+            <w:pPr>
+              <w:spacing w:after="0" w:line="240" w:lineRule="auto"/>
+              <w:jc w:val="center"/>
+              <w:rPr>
+                <w:rFonts w:ascii="Tahoma" w:hAnsi="Tahoma" w:cs="Tahoma"/>
+                <w:b/>
+              </w:rPr>
+            </w:pPr>
+          </w:p>
+        </w:tc>
+        <w:tc>
+          <w:tcPr>
+            <w:tcW w:w="4819" w:type="dxa"/>
+            <w:tcBorders>
+              <w:top w:val="single" w:sz="4" w:space="0" w:color="auto"/>
+              <w:left w:val="single" w:sz="4" w:space="0" w:color="auto"/>
+              <w:bottom w:val="single" w:sz="4" w:space="0" w:color="auto"/>
+              <w:right w:val="single" w:sz="4" w:space="0" w:color="auto"/>
+            </w:tcBorders>
+          </w:tcPr>
+          <w:p>
+            <w:pPr>
+              <w:spacing w:after="0" w:line="240" w:lineRule="auto"/>
+              <w:jc w:val="center"/>
+              <w:rPr>
+                <w:rFonts w:ascii="Tahoma" w:hAnsi="Tahoma" w:cs="Tahoma"/>
+                <w:b/>
+              </w:rPr>
+            </w:pPr>
             <w:r>
               <w:rPr>
                 <w:rFonts w:ascii="Tahoma" w:hAnsi="Tahoma" w:cs="Tahoma"/>
                 <w:b/>
               </w:rPr>
-              <w:t xml:space="preserve"> TX1</w:t>
-            </w:r>
-          </w:p>
-        </w:tc>
-        <w:tc>
-          <w:tcPr>
-            <w:tcW w:w="426" w:type="dxa"/>
-            <w:tcBorders>
-              <w:top w:val="nil"/>
-              <w:left w:val="single" w:sz="4" w:space="0" w:color="auto"/>
-              <w:bottom w:val="nil"/>
-              <w:right w:val="single" w:sz="4" w:space="0" w:color="auto"/>
-            </w:tcBorders>
-          </w:tcPr>
-          <w:p>
-            <w:pPr>
-              <w:spacing w:after="0" w:line="240" w:lineRule="auto"/>
-              <w:jc w:val="center"/>
-              <w:rPr>
-                <w:rFonts w:ascii="Tahoma" w:hAnsi="Tahoma" w:cs="Tahoma"/>
-                <w:b/>
-              </w:rPr>
-            </w:pPr>
-          </w:p>
-        </w:tc>
-        <w:tc>
-          <w:tcPr>
-            <w:tcW w:w="4819" w:type="dxa"/>
-            <w:tcBorders>
-              <w:top w:val="single" w:sz="4" w:space="0" w:color="auto"/>
-              <w:left w:val="single" w:sz="4" w:space="0" w:color="auto"/>
-              <w:bottom w:val="single" w:sz="4" w:space="0" w:color="auto"/>
-              <w:right w:val="single" w:sz="4" w:space="0" w:color="auto"/>
-            </w:tcBorders>
-          </w:tcPr>
-          <w:p>
-            <w:pPr>
-              <w:spacing w:after="0" w:line="240" w:lineRule="auto"/>
-              <w:jc w:val="center"/>
-              <w:rPr>
-                <w:rFonts w:ascii="Tahoma" w:hAnsi="Tahoma" w:cs="Tahoma"/>
-                <w:b/>
-              </w:rPr>
-            </w:pPr>
-            <w:r>
-              <w:rPr>
-                <w:rFonts w:ascii="Tahoma" w:hAnsi="Tahoma" w:cs="Tahoma"/>
-                <w:b/>
-              </w:rPr>
-              <w:t>FEEDER PILLAR</w:t>
-            </w:r>
-            <w:r>
-              <w:rPr>
-                <w:rFonts w:ascii="Tahoma" w:hAnsi="Tahoma" w:cs="Tahoma"/>
-                <w:b/>
-              </w:rPr>
-              <w:t xml:space="preserve"> TX1 NAMEPLATE</w:t>
+              <w:t>SF6 INDICATOR</w:t>
             </w:r>
           </w:p>
         </w:tc>
@@ -1208,649 +1176,15 @@
                 <w:rFonts w:ascii="Tahoma" w:hAnsi="Tahoma" w:cs="Tahoma"/>
                 <w:b/>
               </w:rPr>
-              <w:t>FEEDER PILLAR TX2</w:t>
+              <w:t xml:space="preserve">FIRE EXTINGUISHER </w:t>
             </w:r>
-          </w:p>
-        </w:tc>
-        <w:tc>
-          <w:tcPr>
-            <w:tcW w:w="426" w:type="dxa"/>
-            <w:tcBorders>
-              <w:top w:val="nil"/>
-              <w:left w:val="single" w:sz="4" w:space="0" w:color="auto"/>
-              <w:bottom w:val="nil"/>
-              <w:right w:val="single" w:sz="4" w:space="0" w:color="auto"/>
-            </w:tcBorders>
-          </w:tcPr>
-          <w:p>
-            <w:pPr>
-              <w:spacing w:after="0" w:line="240" w:lineRule="auto"/>
-              <w:jc w:val="center"/>
-              <w:rPr>
-                <w:rFonts w:ascii="Tahoma" w:hAnsi="Tahoma" w:cs="Tahoma"/>
-                <w:b/>
-                <w:u w:val="single"/>
-              </w:rPr>
-            </w:pPr>
-          </w:p>
-        </w:tc>
-        <w:tc>
-          <w:tcPr>
-            <w:tcW w:w="4819" w:type="dxa"/>
-            <w:tcBorders>
-              <w:top w:val="single" w:sz="4" w:space="0" w:color="auto"/>
-              <w:left w:val="single" w:sz="4" w:space="0" w:color="auto"/>
-              <w:bottom w:val="single" w:sz="4" w:space="0" w:color="auto"/>
-              <w:right w:val="single" w:sz="4" w:space="0" w:color="auto"/>
-            </w:tcBorders>
-          </w:tcPr>
-          <w:p>
-            <w:pPr>
-              <w:spacing w:after="0" w:line="240" w:lineRule="auto"/>
-              <w:jc w:val="center"/>
-              <w:rPr>
-                <w:rFonts w:ascii="Tahoma" w:hAnsi="Tahoma" w:cs="Tahoma"/>
-                <w:b/>
-              </w:rPr>
-            </w:pPr>
             <w:r>
               <w:rPr>
                 <w:rFonts w:ascii="Tahoma" w:hAnsi="Tahoma" w:cs="Tahoma"/>
                 <w:b/>
               </w:rPr>
-              <w:t>FEEDER PILLAR TX2 NAMEPLATE</w:t>
-            </w:r>
-          </w:p>
-        </w:tc>
-      </w:tr>
-      <w:tr>
-        <w:trPr>
-          <w:trHeight w:hRule="exact" w:val="3686"/>
-        </w:trPr>
-        <w:tc>
-          <w:tcPr>
-            <w:tcW w:w="4819" w:type="dxa"/>
-            <w:tcBorders>
-              <w:top w:val="single" w:sz="4" w:space="0" w:color="auto"/>
-              <w:left w:val="single" w:sz="4" w:space="0" w:color="auto"/>
-              <w:bottom w:val="single" w:sz="4" w:space="0" w:color="auto"/>
-              <w:right w:val="single" w:sz="4" w:space="0" w:color="auto"/>
-            </w:tcBorders>
-            <w:vAlign w:val="center"/>
-          </w:tcPr>
-          <w:p>
-            <w:pPr>
-              <w:spacing w:after="0" w:line="240" w:lineRule="auto"/>
-              <w:jc w:val="center"/>
-              <w:rPr>
-                <w:rFonts w:ascii="Tahoma" w:hAnsi="Tahoma" w:cs="Tahoma"/>
-                <w:b/>
-              </w:rPr>
-            </w:pPr>
-            <w:r>
-              <w:rPr>
-                <w:rFonts w:ascii="Tahoma" w:hAnsi="Tahoma" w:cs="Tahoma"/>
-                <w:b/>
-              </w:rPr>
-              <w:t>N/A</w:t>
-            </w:r>
-          </w:p>
-        </w:tc>
-        <w:tc>
-          <w:tcPr>
-            <w:tcW w:w="426" w:type="dxa"/>
-            <w:tcBorders>
-              <w:top w:val="nil"/>
-              <w:left w:val="single" w:sz="4" w:space="0" w:color="auto"/>
-              <w:bottom w:val="nil"/>
-              <w:right w:val="single" w:sz="4" w:space="0" w:color="auto"/>
-            </w:tcBorders>
-            <w:vAlign w:val="center"/>
-          </w:tcPr>
-          <w:p>
-            <w:pPr>
-              <w:spacing w:after="0" w:line="240" w:lineRule="auto"/>
-              <w:jc w:val="center"/>
-              <w:rPr>
-                <w:rFonts w:ascii="Tahoma" w:hAnsi="Tahoma" w:cs="Tahoma"/>
-                <w:b/>
-                <w:u w:val="single"/>
-              </w:rPr>
-            </w:pPr>
-          </w:p>
-        </w:tc>
-        <w:tc>
-          <w:tcPr>
-            <w:tcW w:w="4819" w:type="dxa"/>
-            <w:tcBorders>
-              <w:top w:val="single" w:sz="4" w:space="0" w:color="auto"/>
-              <w:left w:val="single" w:sz="4" w:space="0" w:color="auto"/>
-              <w:bottom w:val="single" w:sz="4" w:space="0" w:color="auto"/>
-              <w:right w:val="single" w:sz="4" w:space="0" w:color="auto"/>
-            </w:tcBorders>
-            <w:vAlign w:val="center"/>
-          </w:tcPr>
-          <w:p>
-            <w:pPr>
-              <w:spacing w:after="0" w:line="240" w:lineRule="auto"/>
-              <w:jc w:val="center"/>
-              <w:rPr>
-                <w:rFonts w:ascii="Tahoma" w:hAnsi="Tahoma" w:cs="Tahoma"/>
-                <w:b/>
-              </w:rPr>
-            </w:pPr>
-            <w:r>
-              <w:rPr>
-                <w:rFonts w:ascii="Tahoma" w:hAnsi="Tahoma" w:cs="Tahoma"/>
-                <w:b/>
-              </w:rPr>
-              <w:t>N/A</w:t>
-            </w:r>
-          </w:p>
-        </w:tc>
-      </w:tr>
-    </w:tbl>
-    <w:p>
-      <w:pPr>
-        <w:spacing w:after="0"/>
-        <w:jc w:val="center"/>
-        <w:rPr>
-          <w:rFonts w:ascii="Tahoma" w:hAnsi="Tahoma" w:cs="Tahoma"/>
-          <w:b/>
-          <w:sz w:val="32"/>
-          <w:szCs w:val="32"/>
-          <w:u w:val="single"/>
-        </w:rPr>
-      </w:pPr>
-      <w:r>
-        <w:br w:type="page"/>
-      </w:r>
-      <w:r>
-        <w:rPr>
-          <w:rFonts w:ascii="Tahoma" w:hAnsi="Tahoma" w:cs="Tahoma"/>
-          <w:b/>
-          <w:sz w:val="32"/>
-          <w:szCs w:val="32"/>
-          <w:u w:val="single"/>
-        </w:rPr>
-        <w:lastRenderedPageBreak/>
-        <w:t>SUBSTATION CONDITION</w:t>
-      </w:r>
-    </w:p>
-    <w:p>
-      <w:pPr>
-        <w:spacing w:after="0"/>
-        <w:rPr>
-          <w:rFonts w:ascii="Tahoma" w:hAnsi="Tahoma" w:cs="Tahoma"/>
-          <w:b/>
-          <w:u w:val="single"/>
-        </w:rPr>
-      </w:pPr>
-    </w:p>
-    <w:tbl>
-      <w:tblPr>
-        <w:tblW w:w="10064" w:type="dxa"/>
-        <w:tblInd w:w="-289" w:type="dxa"/>
-        <w:tblBorders>
-          <w:top w:val="single" w:sz="4" w:space="0" w:color="auto"/>
-          <w:left w:val="single" w:sz="4" w:space="0" w:color="auto"/>
-          <w:bottom w:val="single" w:sz="4" w:space="0" w:color="auto"/>
-          <w:right w:val="single" w:sz="4" w:space="0" w:color="auto"/>
-          <w:insideH w:val="single" w:sz="4" w:space="0" w:color="auto"/>
-          <w:insideV w:val="single" w:sz="4" w:space="0" w:color="auto"/>
-        </w:tblBorders>
-        <w:tblLayout w:type="fixed"/>
-        <w:tblLook w:val="04A0" w:firstRow="1" w:lastRow="0" w:firstColumn="1" w:lastColumn="0" w:noHBand="0" w:noVBand="1"/>
-      </w:tblPr>
-      <w:tblGrid>
-        <w:gridCol w:w="4819"/>
-        <w:gridCol w:w="426"/>
-        <w:gridCol w:w="4819"/>
-      </w:tblGrid>
-      <w:tr>
-        <w:tc>
-          <w:tcPr>
-            <w:tcW w:w="4819" w:type="dxa"/>
-            <w:tcBorders>
-              <w:bottom w:val="single" w:sz="4" w:space="0" w:color="auto"/>
-              <w:right w:val="single" w:sz="4" w:space="0" w:color="auto"/>
-            </w:tcBorders>
-          </w:tcPr>
-          <w:p>
-            <w:pPr>
-              <w:spacing w:after="0" w:line="240" w:lineRule="auto"/>
-              <w:jc w:val="center"/>
-              <w:rPr>
-                <w:rFonts w:ascii="Tahoma" w:hAnsi="Tahoma" w:cs="Tahoma"/>
-                <w:b/>
-              </w:rPr>
-            </w:pPr>
-            <w:r>
-              <w:rPr>
-                <w:rFonts w:ascii="Tahoma" w:hAnsi="Tahoma" w:cs="Tahoma"/>
-                <w:b/>
-              </w:rPr>
-              <w:t>EFI</w:t>
-            </w:r>
-          </w:p>
-        </w:tc>
-        <w:tc>
-          <w:tcPr>
-            <w:tcW w:w="426" w:type="dxa"/>
-            <w:tcBorders>
-              <w:top w:val="nil"/>
-              <w:left w:val="single" w:sz="4" w:space="0" w:color="auto"/>
-              <w:bottom w:val="nil"/>
-              <w:right w:val="single" w:sz="4" w:space="0" w:color="auto"/>
-            </w:tcBorders>
-          </w:tcPr>
-          <w:p>
-            <w:pPr>
-              <w:spacing w:after="0" w:line="240" w:lineRule="auto"/>
-              <w:jc w:val="center"/>
-              <w:rPr>
-                <w:rFonts w:ascii="Tahoma" w:hAnsi="Tahoma" w:cs="Tahoma"/>
-                <w:b/>
-              </w:rPr>
-            </w:pPr>
-          </w:p>
-        </w:tc>
-        <w:tc>
-          <w:tcPr>
-            <w:tcW w:w="4819" w:type="dxa"/>
-            <w:tcBorders>
-              <w:left w:val="single" w:sz="4" w:space="0" w:color="auto"/>
-              <w:bottom w:val="single" w:sz="4" w:space="0" w:color="auto"/>
-            </w:tcBorders>
-          </w:tcPr>
-          <w:p>
-            <w:pPr>
-              <w:spacing w:after="0" w:line="240" w:lineRule="auto"/>
-              <w:jc w:val="center"/>
-              <w:rPr>
-                <w:rFonts w:ascii="Tahoma" w:hAnsi="Tahoma" w:cs="Tahoma"/>
-                <w:b/>
-              </w:rPr>
-            </w:pPr>
-            <w:r>
-              <w:rPr>
-                <w:rFonts w:ascii="Tahoma" w:hAnsi="Tahoma" w:cs="Tahoma"/>
-                <w:b/>
-              </w:rPr>
-              <w:t>SF6 INDICATOR</w:t>
-            </w:r>
-          </w:p>
-        </w:tc>
-      </w:tr>
-      <w:tr>
-        <w:trPr>
-          <w:trHeight w:hRule="exact" w:val="3686"/>
-        </w:trPr>
-        <w:tc>
-          <w:tcPr>
-            <w:tcW w:w="4819" w:type="dxa"/>
-            <w:tcBorders>
-              <w:bottom w:val="single" w:sz="4" w:space="0" w:color="auto"/>
-              <w:right w:val="single" w:sz="4" w:space="0" w:color="auto"/>
-            </w:tcBorders>
-            <w:vAlign w:val="center"/>
-          </w:tcPr>
-          <w:p>
-            <w:pPr>
-              <w:spacing w:after="0" w:line="240" w:lineRule="auto"/>
-              <w:jc w:val="center"/>
-              <w:rPr>
-                <w:rFonts w:ascii="Tahoma" w:hAnsi="Tahoma" w:cs="Tahoma"/>
-                <w:b/>
-              </w:rPr>
-            </w:pPr>
-          </w:p>
-        </w:tc>
-        <w:tc>
-          <w:tcPr>
-            <w:tcW w:w="426" w:type="dxa"/>
-            <w:tcBorders>
-              <w:top w:val="nil"/>
-              <w:left w:val="single" w:sz="4" w:space="0" w:color="auto"/>
-              <w:bottom w:val="nil"/>
-              <w:right w:val="single" w:sz="4" w:space="0" w:color="auto"/>
-            </w:tcBorders>
-            <w:vAlign w:val="center"/>
-          </w:tcPr>
-          <w:p>
-            <w:pPr>
-              <w:spacing w:after="0" w:line="240" w:lineRule="auto"/>
-              <w:jc w:val="center"/>
-              <w:rPr>
-                <w:rFonts w:ascii="Tahoma" w:hAnsi="Tahoma" w:cs="Tahoma"/>
-                <w:b/>
-              </w:rPr>
-            </w:pPr>
-          </w:p>
-        </w:tc>
-        <w:tc>
-          <w:tcPr>
-            <w:tcW w:w="4819" w:type="dxa"/>
-            <w:tcBorders>
-              <w:left w:val="single" w:sz="4" w:space="0" w:color="auto"/>
-              <w:bottom w:val="single" w:sz="4" w:space="0" w:color="auto"/>
-            </w:tcBorders>
-            <w:vAlign w:val="center"/>
-          </w:tcPr>
-          <w:p>
-            <w:pPr>
-              <w:spacing w:after="0" w:line="240" w:lineRule="auto"/>
-              <w:jc w:val="center"/>
-              <w:rPr>
-                <w:rFonts w:ascii="Tahoma" w:hAnsi="Tahoma" w:cs="Tahoma"/>
-                <w:b/>
-              </w:rPr>
-            </w:pPr>
-          </w:p>
-        </w:tc>
-      </w:tr>
-      <w:tr>
-        <w:tc>
-          <w:tcPr>
-            <w:tcW w:w="4819" w:type="dxa"/>
-            <w:tcBorders>
-              <w:left w:val="nil"/>
-              <w:bottom w:val="single" w:sz="4" w:space="0" w:color="auto"/>
-              <w:right w:val="nil"/>
-            </w:tcBorders>
-          </w:tcPr>
-          <w:p>
-            <w:pPr>
-              <w:spacing w:after="0" w:line="240" w:lineRule="auto"/>
-              <w:jc w:val="center"/>
-              <w:rPr>
-                <w:rFonts w:ascii="Tahoma" w:hAnsi="Tahoma" w:cs="Tahoma"/>
-                <w:b/>
-              </w:rPr>
-            </w:pPr>
-          </w:p>
-        </w:tc>
-        <w:tc>
-          <w:tcPr>
-            <w:tcW w:w="426" w:type="dxa"/>
-            <w:tcBorders>
-              <w:top w:val="nil"/>
-              <w:left w:val="nil"/>
-              <w:bottom w:val="nil"/>
-              <w:right w:val="nil"/>
-            </w:tcBorders>
-          </w:tcPr>
-          <w:p>
-            <w:pPr>
-              <w:spacing w:after="0" w:line="240" w:lineRule="auto"/>
-              <w:jc w:val="center"/>
-              <w:rPr>
-                <w:rFonts w:ascii="Tahoma" w:hAnsi="Tahoma" w:cs="Tahoma"/>
-                <w:b/>
-              </w:rPr>
-            </w:pPr>
-          </w:p>
-        </w:tc>
-        <w:tc>
-          <w:tcPr>
-            <w:tcW w:w="4819" w:type="dxa"/>
-            <w:tcBorders>
-              <w:left w:val="nil"/>
-              <w:bottom w:val="single" w:sz="4" w:space="0" w:color="auto"/>
-              <w:right w:val="nil"/>
-            </w:tcBorders>
-          </w:tcPr>
-          <w:p>
-            <w:pPr>
-              <w:spacing w:after="0" w:line="240" w:lineRule="auto"/>
-              <w:jc w:val="center"/>
-              <w:rPr>
-                <w:rFonts w:ascii="Tahoma" w:hAnsi="Tahoma" w:cs="Tahoma"/>
-                <w:b/>
-              </w:rPr>
-            </w:pPr>
-          </w:p>
-        </w:tc>
-      </w:tr>
-      <w:tr>
-        <w:tc>
-          <w:tcPr>
-            <w:tcW w:w="4819" w:type="dxa"/>
-            <w:tcBorders>
-              <w:top w:val="single" w:sz="4" w:space="0" w:color="auto"/>
-              <w:bottom w:val="single" w:sz="4" w:space="0" w:color="auto"/>
-              <w:right w:val="single" w:sz="4" w:space="0" w:color="auto"/>
-            </w:tcBorders>
-          </w:tcPr>
-          <w:p>
-            <w:pPr>
-              <w:spacing w:after="0" w:line="240" w:lineRule="auto"/>
-              <w:jc w:val="center"/>
-              <w:rPr>
-                <w:rFonts w:ascii="Tahoma" w:hAnsi="Tahoma" w:cs="Tahoma"/>
-                <w:b/>
-              </w:rPr>
-            </w:pPr>
-            <w:r>
-              <w:rPr>
-                <w:rFonts w:ascii="Tahoma" w:hAnsi="Tahoma" w:cs="Tahoma"/>
-                <w:b/>
-              </w:rPr>
-              <w:t>BATTERY</w:t>
-            </w:r>
-          </w:p>
-        </w:tc>
-        <w:tc>
-          <w:tcPr>
-            <w:tcW w:w="426" w:type="dxa"/>
-            <w:tcBorders>
-              <w:top w:val="nil"/>
-              <w:left w:val="single" w:sz="4" w:space="0" w:color="auto"/>
-              <w:bottom w:val="nil"/>
-              <w:right w:val="single" w:sz="4" w:space="0" w:color="auto"/>
-            </w:tcBorders>
-          </w:tcPr>
-          <w:p>
-            <w:pPr>
-              <w:spacing w:after="0" w:line="240" w:lineRule="auto"/>
-              <w:jc w:val="center"/>
-              <w:rPr>
-                <w:rFonts w:ascii="Tahoma" w:hAnsi="Tahoma" w:cs="Tahoma"/>
-                <w:b/>
-              </w:rPr>
-            </w:pPr>
-          </w:p>
-        </w:tc>
-        <w:tc>
-          <w:tcPr>
-            <w:tcW w:w="4819" w:type="dxa"/>
-            <w:tcBorders>
-              <w:top w:val="single" w:sz="4" w:space="0" w:color="auto"/>
-              <w:left w:val="single" w:sz="4" w:space="0" w:color="auto"/>
-              <w:bottom w:val="single" w:sz="4" w:space="0" w:color="auto"/>
-              <w:right w:val="single" w:sz="4" w:space="0" w:color="auto"/>
-            </w:tcBorders>
-          </w:tcPr>
-          <w:p>
-            <w:pPr>
-              <w:spacing w:after="0" w:line="240" w:lineRule="auto"/>
-              <w:jc w:val="center"/>
-              <w:rPr>
-                <w:rFonts w:ascii="Tahoma" w:hAnsi="Tahoma" w:cs="Tahoma"/>
-                <w:b/>
-              </w:rPr>
-            </w:pPr>
-            <w:r>
-              <w:rPr>
-                <w:rFonts w:ascii="Tahoma" w:hAnsi="Tahoma" w:cs="Tahoma"/>
-                <w:b/>
-              </w:rPr>
-              <w:t>BATTERY NAMEPLATE</w:t>
-            </w:r>
-          </w:p>
-        </w:tc>
-      </w:tr>
-      <w:tr>
-        <w:trPr>
-          <w:trHeight w:hRule="exact" w:val="3686"/>
-        </w:trPr>
-        <w:tc>
-          <w:tcPr>
-            <w:tcW w:w="4819" w:type="dxa"/>
-            <w:tcBorders>
-              <w:bottom w:val="single" w:sz="4" w:space="0" w:color="auto"/>
-              <w:right w:val="single" w:sz="4" w:space="0" w:color="auto"/>
-            </w:tcBorders>
-            <w:vAlign w:val="center"/>
-          </w:tcPr>
-          <w:p>
-            <w:pPr>
-              <w:spacing w:after="0" w:line="240" w:lineRule="auto"/>
-              <w:jc w:val="center"/>
-              <w:rPr>
-                <w:rFonts w:ascii="Tahoma" w:hAnsi="Tahoma" w:cs="Tahoma"/>
-                <w:b/>
-              </w:rPr>
-            </w:pPr>
-          </w:p>
-        </w:tc>
-        <w:tc>
-          <w:tcPr>
-            <w:tcW w:w="426" w:type="dxa"/>
-            <w:tcBorders>
-              <w:top w:val="nil"/>
-              <w:left w:val="single" w:sz="4" w:space="0" w:color="auto"/>
-              <w:bottom w:val="nil"/>
-              <w:right w:val="single" w:sz="4" w:space="0" w:color="auto"/>
-            </w:tcBorders>
-            <w:vAlign w:val="center"/>
-          </w:tcPr>
-          <w:p>
-            <w:pPr>
-              <w:spacing w:after="0" w:line="240" w:lineRule="auto"/>
-              <w:jc w:val="center"/>
-              <w:rPr>
-                <w:rFonts w:ascii="Tahoma" w:hAnsi="Tahoma" w:cs="Tahoma"/>
-                <w:b/>
-              </w:rPr>
-            </w:pPr>
-          </w:p>
-        </w:tc>
-        <w:tc>
-          <w:tcPr>
-            <w:tcW w:w="4819" w:type="dxa"/>
-            <w:tcBorders>
-              <w:top w:val="single" w:sz="4" w:space="0" w:color="auto"/>
-              <w:left w:val="single" w:sz="4" w:space="0" w:color="auto"/>
-              <w:bottom w:val="single" w:sz="4" w:space="0" w:color="auto"/>
-              <w:right w:val="single" w:sz="4" w:space="0" w:color="auto"/>
-            </w:tcBorders>
-            <w:vAlign w:val="center"/>
-          </w:tcPr>
-          <w:p>
-            <w:pPr>
-              <w:spacing w:after="0" w:line="240" w:lineRule="auto"/>
-              <w:jc w:val="center"/>
-              <w:rPr>
-                <w:rFonts w:ascii="Tahoma" w:hAnsi="Tahoma" w:cs="Tahoma"/>
-                <w:b/>
-              </w:rPr>
-            </w:pPr>
-          </w:p>
-        </w:tc>
-      </w:tr>
-      <w:tr>
-        <w:tc>
-          <w:tcPr>
-            <w:tcW w:w="4819" w:type="dxa"/>
-            <w:tcBorders>
-              <w:top w:val="single" w:sz="4" w:space="0" w:color="auto"/>
-              <w:left w:val="nil"/>
-              <w:bottom w:val="single" w:sz="4" w:space="0" w:color="auto"/>
-              <w:right w:val="nil"/>
-            </w:tcBorders>
-          </w:tcPr>
-          <w:p>
-            <w:pPr>
-              <w:spacing w:after="0" w:line="240" w:lineRule="auto"/>
-              <w:jc w:val="center"/>
-              <w:rPr>
-                <w:rFonts w:ascii="Tahoma" w:hAnsi="Tahoma" w:cs="Tahoma"/>
-                <w:b/>
-              </w:rPr>
-            </w:pPr>
-          </w:p>
-        </w:tc>
-        <w:tc>
-          <w:tcPr>
-            <w:tcW w:w="426" w:type="dxa"/>
-            <w:tcBorders>
-              <w:top w:val="nil"/>
-              <w:left w:val="nil"/>
-              <w:bottom w:val="nil"/>
-              <w:right w:val="nil"/>
-            </w:tcBorders>
-          </w:tcPr>
-          <w:p>
-            <w:pPr>
-              <w:spacing w:after="0" w:line="240" w:lineRule="auto"/>
-              <w:jc w:val="center"/>
-              <w:rPr>
-                <w:rFonts w:ascii="Tahoma" w:hAnsi="Tahoma" w:cs="Tahoma"/>
-                <w:b/>
-                <w:u w:val="single"/>
-              </w:rPr>
-            </w:pPr>
-          </w:p>
-        </w:tc>
-        <w:tc>
-          <w:tcPr>
-            <w:tcW w:w="4819" w:type="dxa"/>
-            <w:tcBorders>
-              <w:top w:val="single" w:sz="4" w:space="0" w:color="auto"/>
-              <w:left w:val="nil"/>
-              <w:bottom w:val="single" w:sz="4" w:space="0" w:color="auto"/>
-              <w:right w:val="nil"/>
-            </w:tcBorders>
-          </w:tcPr>
-          <w:p>
-            <w:pPr>
-              <w:spacing w:after="0" w:line="240" w:lineRule="auto"/>
-              <w:jc w:val="center"/>
-              <w:rPr>
-                <w:rFonts w:ascii="Tahoma" w:hAnsi="Tahoma" w:cs="Tahoma"/>
-                <w:b/>
-              </w:rPr>
-            </w:pPr>
-          </w:p>
-        </w:tc>
-      </w:tr>
-      <w:tr>
-        <w:tc>
-          <w:tcPr>
-            <w:tcW w:w="4819" w:type="dxa"/>
-            <w:tcBorders>
-              <w:top w:val="single" w:sz="4" w:space="0" w:color="auto"/>
-              <w:left w:val="single" w:sz="4" w:space="0" w:color="auto"/>
-              <w:bottom w:val="single" w:sz="4" w:space="0" w:color="auto"/>
-              <w:right w:val="single" w:sz="4" w:space="0" w:color="auto"/>
-            </w:tcBorders>
-          </w:tcPr>
-          <w:p>
-            <w:pPr>
-              <w:spacing w:after="0" w:line="240" w:lineRule="auto"/>
-              <w:jc w:val="center"/>
-              <w:rPr>
-                <w:rFonts w:ascii="Tahoma" w:hAnsi="Tahoma" w:cs="Tahoma"/>
-                <w:b/>
-              </w:rPr>
-            </w:pPr>
-            <w:r>
-              <w:rPr>
-                <w:rFonts w:ascii="Tahoma" w:hAnsi="Tahoma" w:cs="Tahoma"/>
-                <w:b/>
-              </w:rPr>
-              <w:t>FIRE EXTINGUISHER</w:t>
+              <w:br/>
+              <w:t>(SWITCHGEAR ROOM)</w:t>
             </w:r>
           </w:p>
         </w:tc>
@@ -1907,7 +1241,7 @@
                 <w:rFonts w:ascii="Tahoma" w:hAnsi="Tahoma" w:cs="Tahoma"/>
                 <w:b/>
               </w:rPr>
-              <w:t xml:space="preserve"> NAMEPLATE</w:t>
+              <w:t xml:space="preserve"> EXPIRY DATE</w:t>
             </w:r>
           </w:p>
         </w:tc>
@@ -2068,8 +1402,16 @@
                 <w:rFonts w:ascii="Tahoma" w:hAnsi="Tahoma" w:cs="Tahoma"/>
                 <w:b/>
               </w:rPr>
-              <w:t>SWITCHGEAR PANEL NAME</w:t>
+              <w:t>FIRE EXTINGUISHER</w:t>
             </w:r>
+            <w:r>
+              <w:rPr>
+                <w:rFonts w:ascii="Tahoma" w:hAnsi="Tahoma" w:cs="Tahoma"/>
+                <w:b/>
+              </w:rPr>
+              <w:br/>
+              <w:t>(TX ROOM)</w:t>
+            </w:r>
           </w:p>
         </w:tc>
         <w:tc>
@@ -2097,10 +1439,8 @@
           <w:tcPr>
             <w:tcW w:w="4819" w:type="dxa"/>
             <w:tcBorders>
-              <w:top w:val="single" w:sz="4" w:space="0" w:color="auto"/>
-              <w:left w:val="single" w:sz="4" w:space="0" w:color="auto"/>
-              <w:bottom w:val="single" w:sz="4" w:space="0" w:color="auto"/>
-              <w:right w:val="single" w:sz="4" w:space="0" w:color="auto"/>
+              <w:left w:val="single" w:sz="4" w:space="0" w:color="auto"/>
+              <w:bottom w:val="single" w:sz="4" w:space="0" w:color="auto"/>
             </w:tcBorders>
           </w:tcPr>
           <w:p>
@@ -2117,7 +1457,7 @@
                 <w:rFonts w:ascii="Tahoma" w:hAnsi="Tahoma" w:cs="Tahoma"/>
                 <w:b/>
               </w:rPr>
-              <w:t>LAST PREVENTIVE MAINTENANCE</w:t>
+              <w:t>FIRE EXTINGUISHER EXPIRY DATE</w:t>
             </w:r>
           </w:p>
         </w:tc>
@@ -2172,10 +1512,8 @@
           <w:tcPr>
             <w:tcW w:w="4819" w:type="dxa"/>
             <w:tcBorders>
-              <w:top w:val="single" w:sz="4" w:space="0" w:color="auto"/>
-              <w:left w:val="single" w:sz="4" w:space="0" w:color="auto"/>
-              <w:bottom w:val="single" w:sz="4" w:space="0" w:color="auto"/>
-              <w:right w:val="single" w:sz="4" w:space="0" w:color="auto"/>
+              <w:left w:val="single" w:sz="4" w:space="0" w:color="auto"/>
+              <w:bottom w:val="single" w:sz="4" w:space="0" w:color="auto"/>
             </w:tcBorders>
             <w:vAlign w:val="center"/>
           </w:tcPr>
@@ -2197,9 +1535,10 @@
             <w:tcW w:w="4819" w:type="dxa"/>
             <w:tcBorders>
               <w:left w:val="nil"/>
-              <w:bottom w:val="nil"/>
+              <w:bottom w:val="single" w:sz="4" w:space="0" w:color="auto"/>
               <w:right w:val="nil"/>
             </w:tcBorders>
+            <w:vAlign w:val="center"/>
           </w:tcPr>
           <w:p>
             <w:pPr>
@@ -2221,27 +1560,28 @@
               <w:bottom w:val="nil"/>
               <w:right w:val="nil"/>
             </w:tcBorders>
-          </w:tcPr>
-          <w:p>
-            <w:pPr>
-              <w:spacing w:after="0" w:line="240" w:lineRule="auto"/>
-              <w:jc w:val="center"/>
-              <w:rPr>
-                <w:rFonts w:ascii="Tahoma" w:hAnsi="Tahoma" w:cs="Tahoma"/>
-                <w:b/>
-              </w:rPr>
-            </w:pPr>
-          </w:p>
-        </w:tc>
-        <w:tc>
-          <w:tcPr>
-            <w:tcW w:w="4819" w:type="dxa"/>
-            <w:tcBorders>
-              <w:top w:val="single" w:sz="4" w:space="0" w:color="auto"/>
+            <w:vAlign w:val="center"/>
+          </w:tcPr>
+          <w:p>
+            <w:pPr>
+              <w:spacing w:after="0" w:line="240" w:lineRule="auto"/>
+              <w:jc w:val="center"/>
+              <w:rPr>
+                <w:rFonts w:ascii="Tahoma" w:hAnsi="Tahoma" w:cs="Tahoma"/>
+                <w:b/>
+              </w:rPr>
+            </w:pPr>
+          </w:p>
+        </w:tc>
+        <w:tc>
+          <w:tcPr>
+            <w:tcW w:w="4819" w:type="dxa"/>
+            <w:tcBorders>
               <w:left w:val="nil"/>
-              <w:bottom w:val="nil"/>
+              <w:bottom w:val="single" w:sz="4" w:space="0" w:color="auto"/>
               <w:right w:val="nil"/>
             </w:tcBorders>
+            <w:vAlign w:val="center"/>
           </w:tcPr>
           <w:p>
             <w:pPr>
@@ -2260,63 +1600,91 @@
           <w:tcPr>
             <w:tcW w:w="4819" w:type="dxa"/>
             <w:tcBorders>
+              <w:top w:val="single" w:sz="4" w:space="0" w:color="auto"/>
+              <w:left w:val="single" w:sz="4" w:space="0" w:color="auto"/>
+              <w:bottom w:val="single" w:sz="4" w:space="0" w:color="auto"/>
+              <w:right w:val="single" w:sz="4" w:space="0" w:color="auto"/>
+            </w:tcBorders>
+          </w:tcPr>
+          <w:p>
+            <w:pPr>
+              <w:spacing w:after="0" w:line="240" w:lineRule="auto"/>
+              <w:jc w:val="center"/>
+              <w:rPr>
+                <w:rFonts w:ascii="Tahoma" w:hAnsi="Tahoma" w:cs="Tahoma"/>
+                <w:b/>
+              </w:rPr>
+            </w:pPr>
+            <w:r>
+              <w:rPr>
+                <w:rFonts w:ascii="Tahoma" w:hAnsi="Tahoma" w:cs="Tahoma"/>
+                <w:b/>
+              </w:rPr>
+              <w:t>BATTERY CHARGER</w:t>
+            </w:r>
+          </w:p>
+        </w:tc>
+        <w:tc>
+          <w:tcPr>
+            <w:tcW w:w="426" w:type="dxa"/>
+            <w:tcBorders>
               <w:top w:val="nil"/>
-              <w:left w:val="nil"/>
+              <w:left w:val="single" w:sz="4" w:space="0" w:color="auto"/>
               <w:bottom w:val="nil"/>
-              <w:right w:val="nil"/>
-            </w:tcBorders>
-          </w:tcPr>
-          <w:p>
-            <w:pPr>
-              <w:spacing w:after="0" w:line="240" w:lineRule="auto"/>
-              <w:jc w:val="center"/>
-              <w:rPr>
-                <w:rFonts w:ascii="Tahoma" w:hAnsi="Tahoma" w:cs="Tahoma"/>
-                <w:b/>
-              </w:rPr>
-            </w:pPr>
-          </w:p>
-        </w:tc>
-        <w:tc>
-          <w:tcPr>
-            <w:tcW w:w="426" w:type="dxa"/>
-            <w:tcBorders>
-              <w:top w:val="nil"/>
-              <w:left w:val="nil"/>
-              <w:bottom w:val="nil"/>
-              <w:right w:val="nil"/>
-            </w:tcBorders>
-          </w:tcPr>
-          <w:p>
-            <w:pPr>
-              <w:spacing w:after="0" w:line="240" w:lineRule="auto"/>
-              <w:jc w:val="center"/>
-              <w:rPr>
-                <w:rFonts w:ascii="Tahoma" w:hAnsi="Tahoma" w:cs="Tahoma"/>
-                <w:b/>
-              </w:rPr>
-            </w:pPr>
-          </w:p>
-        </w:tc>
-        <w:tc>
-          <w:tcPr>
-            <w:tcW w:w="4819" w:type="dxa"/>
-            <w:tcBorders>
-              <w:top w:val="nil"/>
-              <w:left w:val="nil"/>
-              <w:bottom w:val="nil"/>
-              <w:right w:val="nil"/>
-            </w:tcBorders>
-          </w:tcPr>
-          <w:p>
-            <w:pPr>
-              <w:spacing w:after="0" w:line="240" w:lineRule="auto"/>
-              <w:jc w:val="center"/>
-              <w:rPr>
-                <w:rFonts w:ascii="Tahoma" w:hAnsi="Tahoma" w:cs="Tahoma"/>
-                <w:b/>
-              </w:rPr>
-            </w:pPr>
+              <w:right w:val="single" w:sz="4" w:space="0" w:color="auto"/>
+            </w:tcBorders>
+          </w:tcPr>
+          <w:p>
+            <w:pPr>
+              <w:spacing w:after="0" w:line="240" w:lineRule="auto"/>
+              <w:jc w:val="center"/>
+              <w:rPr>
+                <w:rFonts w:ascii="Tahoma" w:hAnsi="Tahoma" w:cs="Tahoma"/>
+                <w:b/>
+              </w:rPr>
+            </w:pPr>
+          </w:p>
+        </w:tc>
+        <w:tc>
+          <w:tcPr>
+            <w:tcW w:w="4819" w:type="dxa"/>
+            <w:tcBorders>
+              <w:top w:val="single" w:sz="4" w:space="0" w:color="auto"/>
+              <w:left w:val="single" w:sz="4" w:space="0" w:color="auto"/>
+              <w:bottom w:val="single" w:sz="4" w:space="0" w:color="auto"/>
+              <w:right w:val="single" w:sz="4" w:space="0" w:color="auto"/>
+            </w:tcBorders>
+          </w:tcPr>
+          <w:p>
+            <w:pPr>
+              <w:spacing w:after="0" w:line="240" w:lineRule="auto"/>
+              <w:jc w:val="center"/>
+              <w:rPr>
+                <w:rFonts w:ascii="Tahoma" w:hAnsi="Tahoma" w:cs="Tahoma"/>
+                <w:b/>
+              </w:rPr>
+            </w:pPr>
+            <w:r>
+              <w:rPr>
+                <w:rFonts w:ascii="Tahoma" w:hAnsi="Tahoma" w:cs="Tahoma"/>
+                <w:b/>
+              </w:rPr>
+              <w:t xml:space="preserve">BATTERY </w:t>
+            </w:r>
+            <w:r>
+              <w:rPr>
+                <w:rFonts w:ascii="Tahoma" w:hAnsi="Tahoma" w:cs="Tahoma"/>
+                <w:b/>
+              </w:rPr>
+              <w:t xml:space="preserve">CHARGER </w:t>
+            </w:r>
+            <w:r>
+              <w:rPr>
+                <w:rFonts w:ascii="Tahoma" w:hAnsi="Tahoma" w:cs="Tahoma"/>
+                <w:b/>
+              </w:rPr>
+              <w:t>NAMEPLATE</w:t>
+            </w:r>
           </w:p>
         </w:tc>
       </w:tr>
@@ -2328,189 +1696,195 @@
           <w:tcPr>
             <w:tcW w:w="4819" w:type="dxa"/>
             <w:tcBorders>
+              <w:top w:val="single" w:sz="4" w:space="0" w:color="auto"/>
+              <w:left w:val="single" w:sz="4" w:space="0" w:color="auto"/>
+              <w:bottom w:val="single" w:sz="4" w:space="0" w:color="auto"/>
+              <w:right w:val="single" w:sz="4" w:space="0" w:color="auto"/>
+            </w:tcBorders>
+            <w:vAlign w:val="center"/>
+          </w:tcPr>
+          <w:p>
+            <w:pPr>
+              <w:spacing w:after="0" w:line="240" w:lineRule="auto"/>
+              <w:jc w:val="center"/>
+              <w:rPr>
+                <w:rFonts w:ascii="Tahoma" w:hAnsi="Tahoma" w:cs="Tahoma"/>
+                <w:b/>
+              </w:rPr>
+            </w:pPr>
+          </w:p>
+        </w:tc>
+        <w:tc>
+          <w:tcPr>
+            <w:tcW w:w="426" w:type="dxa"/>
+            <w:tcBorders>
+              <w:top w:val="nil"/>
+              <w:left w:val="single" w:sz="4" w:space="0" w:color="auto"/>
+              <w:bottom w:val="nil"/>
+              <w:right w:val="single" w:sz="4" w:space="0" w:color="auto"/>
+            </w:tcBorders>
+            <w:vAlign w:val="center"/>
+          </w:tcPr>
+          <w:p>
+            <w:pPr>
+              <w:spacing w:after="0" w:line="240" w:lineRule="auto"/>
+              <w:jc w:val="center"/>
+              <w:rPr>
+                <w:rFonts w:ascii="Tahoma" w:hAnsi="Tahoma" w:cs="Tahoma"/>
+                <w:b/>
+              </w:rPr>
+            </w:pPr>
+          </w:p>
+        </w:tc>
+        <w:tc>
+          <w:tcPr>
+            <w:tcW w:w="4819" w:type="dxa"/>
+            <w:tcBorders>
+              <w:top w:val="single" w:sz="4" w:space="0" w:color="auto"/>
+              <w:left w:val="single" w:sz="4" w:space="0" w:color="auto"/>
+              <w:bottom w:val="single" w:sz="4" w:space="0" w:color="auto"/>
+              <w:right w:val="single" w:sz="4" w:space="0" w:color="auto"/>
+            </w:tcBorders>
+            <w:vAlign w:val="center"/>
+          </w:tcPr>
+          <w:p>
+            <w:pPr>
+              <w:spacing w:after="0" w:line="240" w:lineRule="auto"/>
+              <w:jc w:val="center"/>
+              <w:rPr>
+                <w:rFonts w:ascii="Tahoma" w:hAnsi="Tahoma" w:cs="Tahoma"/>
+                <w:b/>
+              </w:rPr>
+            </w:pPr>
+          </w:p>
+        </w:tc>
+      </w:tr>
+      <w:tr>
+        <w:tc>
+          <w:tcPr>
+            <w:tcW w:w="4819" w:type="dxa"/>
+            <w:tcBorders>
+              <w:top w:val="single" w:sz="4" w:space="0" w:color="auto"/>
+              <w:left w:val="nil"/>
+              <w:bottom w:val="single" w:sz="4" w:space="0" w:color="auto"/>
+              <w:right w:val="nil"/>
+            </w:tcBorders>
+          </w:tcPr>
+          <w:p>
+            <w:pPr>
+              <w:spacing w:after="0" w:line="240" w:lineRule="auto"/>
+              <w:jc w:val="center"/>
+              <w:rPr>
+                <w:rFonts w:ascii="Tahoma" w:hAnsi="Tahoma" w:cs="Tahoma"/>
+                <w:b/>
+              </w:rPr>
+            </w:pPr>
+          </w:p>
+        </w:tc>
+        <w:tc>
+          <w:tcPr>
+            <w:tcW w:w="426" w:type="dxa"/>
+            <w:tcBorders>
               <w:top w:val="nil"/>
               <w:left w:val="nil"/>
               <w:bottom w:val="nil"/>
               <w:right w:val="nil"/>
             </w:tcBorders>
-            <w:vAlign w:val="center"/>
-          </w:tcPr>
-          <w:p>
-            <w:pPr>
-              <w:spacing w:after="0" w:line="240" w:lineRule="auto"/>
-              <w:jc w:val="center"/>
-              <w:rPr>
-                <w:rFonts w:ascii="Tahoma" w:hAnsi="Tahoma" w:cs="Tahoma"/>
-                <w:b/>
-              </w:rPr>
-            </w:pPr>
+          </w:tcPr>
+          <w:p>
+            <w:pPr>
+              <w:spacing w:after="0" w:line="240" w:lineRule="auto"/>
+              <w:jc w:val="center"/>
+              <w:rPr>
+                <w:rFonts w:ascii="Tahoma" w:hAnsi="Tahoma" w:cs="Tahoma"/>
+                <w:b/>
+                <w:u w:val="single"/>
+              </w:rPr>
+            </w:pPr>
+          </w:p>
+        </w:tc>
+        <w:tc>
+          <w:tcPr>
+            <w:tcW w:w="4819" w:type="dxa"/>
+            <w:tcBorders>
+              <w:top w:val="single" w:sz="4" w:space="0" w:color="auto"/>
+              <w:left w:val="nil"/>
+              <w:bottom w:val="nil"/>
+              <w:right w:val="nil"/>
+            </w:tcBorders>
+          </w:tcPr>
+          <w:p>
+            <w:pPr>
+              <w:spacing w:after="0" w:line="240" w:lineRule="auto"/>
+              <w:jc w:val="center"/>
+              <w:rPr>
+                <w:rFonts w:ascii="Tahoma" w:hAnsi="Tahoma" w:cs="Tahoma"/>
+                <w:b/>
+              </w:rPr>
+            </w:pPr>
+          </w:p>
+        </w:tc>
+      </w:tr>
+      <w:tr>
+        <w:tc>
+          <w:tcPr>
+            <w:tcW w:w="4819" w:type="dxa"/>
+            <w:tcBorders>
+              <w:top w:val="single" w:sz="4" w:space="0" w:color="auto"/>
+              <w:left w:val="single" w:sz="4" w:space="0" w:color="auto"/>
+              <w:bottom w:val="single" w:sz="4" w:space="0" w:color="auto"/>
+              <w:right w:val="single" w:sz="4" w:space="0" w:color="auto"/>
+            </w:tcBorders>
+          </w:tcPr>
+          <w:p>
+            <w:pPr>
+              <w:spacing w:after="0" w:line="240" w:lineRule="auto"/>
+              <w:jc w:val="center"/>
+              <w:rPr>
+                <w:rFonts w:ascii="Tahoma" w:hAnsi="Tahoma" w:cs="Tahoma"/>
+                <w:b/>
+              </w:rPr>
+            </w:pPr>
+            <w:r>
+              <w:rPr>
+                <w:rFonts w:ascii="Tahoma" w:hAnsi="Tahoma" w:cs="Tahoma"/>
+                <w:b/>
+              </w:rPr>
+              <w:t>TRANSFORMER OIL LEVEL INDICATOR</w:t>
+            </w:r>
           </w:p>
         </w:tc>
         <w:tc>
           <w:tcPr>
             <w:tcW w:w="426" w:type="dxa"/>
+            <w:tcBorders>
+              <w:top w:val="nil"/>
+              <w:left w:val="single" w:sz="4" w:space="0" w:color="auto"/>
+              <w:bottom w:val="nil"/>
+              <w:right w:val="nil"/>
+            </w:tcBorders>
+          </w:tcPr>
+          <w:p>
+            <w:pPr>
+              <w:spacing w:after="0" w:line="240" w:lineRule="auto"/>
+              <w:jc w:val="center"/>
+              <w:rPr>
+                <w:rFonts w:ascii="Tahoma" w:hAnsi="Tahoma" w:cs="Tahoma"/>
+                <w:b/>
+                <w:u w:val="single"/>
+              </w:rPr>
+            </w:pPr>
+          </w:p>
+        </w:tc>
+        <w:tc>
+          <w:tcPr>
+            <w:tcW w:w="4819" w:type="dxa"/>
             <w:tcBorders>
               <w:top w:val="nil"/>
               <w:left w:val="nil"/>
               <w:bottom w:val="nil"/>
               <w:right w:val="nil"/>
             </w:tcBorders>
-            <w:vAlign w:val="center"/>
-          </w:tcPr>
-          <w:p>
-            <w:pPr>
-              <w:spacing w:after="0" w:line="240" w:lineRule="auto"/>
-              <w:jc w:val="center"/>
-              <w:rPr>
-                <w:rFonts w:ascii="Tahoma" w:hAnsi="Tahoma" w:cs="Tahoma"/>
-                <w:b/>
-              </w:rPr>
-            </w:pPr>
-          </w:p>
-        </w:tc>
-        <w:tc>
-          <w:tcPr>
-            <w:tcW w:w="4819" w:type="dxa"/>
-            <w:tcBorders>
-              <w:top w:val="nil"/>
-              <w:left w:val="nil"/>
-              <w:bottom w:val="nil"/>
-              <w:right w:val="nil"/>
-            </w:tcBorders>
-            <w:vAlign w:val="center"/>
-          </w:tcPr>
-          <w:p>
-            <w:pPr>
-              <w:spacing w:after="0" w:line="240" w:lineRule="auto"/>
-              <w:jc w:val="center"/>
-              <w:rPr>
-                <w:rFonts w:ascii="Tahoma" w:hAnsi="Tahoma" w:cs="Tahoma"/>
-                <w:b/>
-              </w:rPr>
-            </w:pPr>
-          </w:p>
-        </w:tc>
-      </w:tr>
-      <w:tr>
-        <w:tc>
-          <w:tcPr>
-            <w:tcW w:w="4819" w:type="dxa"/>
-            <w:tcBorders>
-              <w:top w:val="nil"/>
-              <w:left w:val="nil"/>
-              <w:bottom w:val="nil"/>
-              <w:right w:val="nil"/>
-            </w:tcBorders>
-          </w:tcPr>
-          <w:p>
-            <w:pPr>
-              <w:spacing w:after="0" w:line="240" w:lineRule="auto"/>
-              <w:jc w:val="center"/>
-              <w:rPr>
-                <w:rFonts w:ascii="Tahoma" w:hAnsi="Tahoma" w:cs="Tahoma"/>
-                <w:b/>
-              </w:rPr>
-            </w:pPr>
-          </w:p>
-        </w:tc>
-        <w:tc>
-          <w:tcPr>
-            <w:tcW w:w="426" w:type="dxa"/>
-            <w:tcBorders>
-              <w:top w:val="nil"/>
-              <w:left w:val="nil"/>
-              <w:bottom w:val="nil"/>
-              <w:right w:val="nil"/>
-            </w:tcBorders>
-          </w:tcPr>
-          <w:p>
-            <w:pPr>
-              <w:spacing w:after="0" w:line="240" w:lineRule="auto"/>
-              <w:jc w:val="center"/>
-              <w:rPr>
-                <w:rFonts w:ascii="Tahoma" w:hAnsi="Tahoma" w:cs="Tahoma"/>
-                <w:b/>
-                <w:u w:val="single"/>
-              </w:rPr>
-            </w:pPr>
-          </w:p>
-        </w:tc>
-        <w:tc>
-          <w:tcPr>
-            <w:tcW w:w="4819" w:type="dxa"/>
-            <w:tcBorders>
-              <w:top w:val="nil"/>
-              <w:left w:val="nil"/>
-              <w:bottom w:val="nil"/>
-              <w:right w:val="nil"/>
-            </w:tcBorders>
-          </w:tcPr>
-          <w:p>
-            <w:pPr>
-              <w:spacing w:after="0" w:line="240" w:lineRule="auto"/>
-              <w:jc w:val="center"/>
-              <w:rPr>
-                <w:rFonts w:ascii="Tahoma" w:hAnsi="Tahoma" w:cs="Tahoma"/>
-                <w:b/>
-              </w:rPr>
-            </w:pPr>
-          </w:p>
-        </w:tc>
-      </w:tr>
-      <w:tr>
-        <w:tc>
-          <w:tcPr>
-            <w:tcW w:w="4819" w:type="dxa"/>
-            <w:tcBorders>
-              <w:top w:val="nil"/>
-              <w:left w:val="nil"/>
-              <w:bottom w:val="nil"/>
-              <w:right w:val="nil"/>
-            </w:tcBorders>
-          </w:tcPr>
-          <w:p>
-            <w:pPr>
-              <w:spacing w:after="0" w:line="240" w:lineRule="auto"/>
-              <w:jc w:val="center"/>
-              <w:rPr>
-                <w:rFonts w:ascii="Tahoma" w:hAnsi="Tahoma" w:cs="Tahoma"/>
-                <w:b/>
-              </w:rPr>
-            </w:pPr>
-          </w:p>
-        </w:tc>
-        <w:tc>
-          <w:tcPr>
-            <w:tcW w:w="426" w:type="dxa"/>
-            <w:tcBorders>
-              <w:top w:val="nil"/>
-              <w:left w:val="nil"/>
-              <w:bottom w:val="nil"/>
-              <w:right w:val="nil"/>
-            </w:tcBorders>
-          </w:tcPr>
-          <w:p>
-            <w:pPr>
-              <w:spacing w:after="0" w:line="240" w:lineRule="auto"/>
-              <w:jc w:val="center"/>
-              <w:rPr>
-                <w:rFonts w:ascii="Tahoma" w:hAnsi="Tahoma" w:cs="Tahoma"/>
-                <w:b/>
-                <w:u w:val="single"/>
-              </w:rPr>
-            </w:pPr>
-          </w:p>
-        </w:tc>
-        <w:tc>
-          <w:tcPr>
-            <w:tcW w:w="4819" w:type="dxa"/>
-            <w:tcBorders>
-              <w:top w:val="nil"/>
-              <w:left w:val="nil"/>
-              <w:bottom w:val="nil"/>
-              <w:right w:val="nil"/>
-            </w:tcBorders>
-            <w:vAlign w:val="center"/>
           </w:tcPr>
           <w:p>
             <w:pPr>
@@ -2532,6 +1906,51 @@
           <w:tcPr>
             <w:tcW w:w="4819" w:type="dxa"/>
             <w:tcBorders>
+              <w:top w:val="single" w:sz="4" w:space="0" w:color="auto"/>
+              <w:left w:val="single" w:sz="4" w:space="0" w:color="auto"/>
+              <w:bottom w:val="single" w:sz="4" w:space="0" w:color="auto"/>
+              <w:right w:val="single" w:sz="4" w:space="0" w:color="auto"/>
+            </w:tcBorders>
+            <w:vAlign w:val="center"/>
+          </w:tcPr>
+          <w:p>
+            <w:pPr>
+              <w:spacing w:after="0" w:line="240" w:lineRule="auto"/>
+              <w:jc w:val="center"/>
+              <w:rPr>
+                <w:rFonts w:ascii="Tahoma" w:hAnsi="Tahoma" w:cs="Tahoma"/>
+                <w:b/>
+              </w:rPr>
+            </w:pPr>
+          </w:p>
+        </w:tc>
+        <w:tc>
+          <w:tcPr>
+            <w:tcW w:w="426" w:type="dxa"/>
+            <w:tcBorders>
+              <w:top w:val="nil"/>
+              <w:left w:val="single" w:sz="4" w:space="0" w:color="auto"/>
+              <w:bottom w:val="nil"/>
+              <w:right w:val="nil"/>
+            </w:tcBorders>
+            <w:vAlign w:val="center"/>
+          </w:tcPr>
+          <w:p>
+            <w:pPr>
+              <w:spacing w:after="0" w:line="240" w:lineRule="auto"/>
+              <w:jc w:val="center"/>
+              <w:rPr>
+                <w:rFonts w:ascii="Tahoma" w:hAnsi="Tahoma" w:cs="Tahoma"/>
+                <w:b/>
+                <w:u w:val="single"/>
+              </w:rPr>
+            </w:pPr>
+          </w:p>
+        </w:tc>
+        <w:tc>
+          <w:tcPr>
+            <w:tcW w:w="4819" w:type="dxa"/>
+            <w:tcBorders>
               <w:top w:val="nil"/>
               <w:left w:val="nil"/>
               <w:bottom w:val="nil"/>
@@ -2550,68 +1969,10 @@
             </w:pPr>
           </w:p>
         </w:tc>
-        <w:tc>
-          <w:tcPr>
-            <w:tcW w:w="426" w:type="dxa"/>
-            <w:tcBorders>
-              <w:top w:val="nil"/>
-              <w:left w:val="nil"/>
-              <w:bottom w:val="nil"/>
-              <w:right w:val="nil"/>
-            </w:tcBorders>
-            <w:vAlign w:val="center"/>
-          </w:tcPr>
-          <w:p>
-            <w:pPr>
-              <w:spacing w:after="0" w:line="240" w:lineRule="auto"/>
-              <w:jc w:val="center"/>
-              <w:rPr>
-                <w:rFonts w:ascii="Tahoma" w:hAnsi="Tahoma" w:cs="Tahoma"/>
-                <w:b/>
-                <w:u w:val="single"/>
-              </w:rPr>
-            </w:pPr>
-          </w:p>
-        </w:tc>
-        <w:tc>
-          <w:tcPr>
-            <w:tcW w:w="4819" w:type="dxa"/>
-            <w:tcBorders>
-              <w:top w:val="nil"/>
-              <w:left w:val="nil"/>
-              <w:bottom w:val="nil"/>
-              <w:right w:val="nil"/>
-            </w:tcBorders>
-            <w:vAlign w:val="center"/>
-          </w:tcPr>
-          <w:p>
-            <w:pPr>
-              <w:spacing w:after="0" w:line="240" w:lineRule="auto"/>
-              <w:jc w:val="center"/>
-              <w:rPr>
-                <w:rFonts w:ascii="Tahoma" w:hAnsi="Tahoma" w:cs="Tahoma"/>
-                <w:b/>
-              </w:rPr>
-            </w:pPr>
-          </w:p>
-        </w:tc>
       </w:tr>
     </w:tbl>
     <w:p/>
     <w:p/>
-    <w:p/>
-    <w:p>
-      <w:pPr>
-        <w:spacing w:after="0"/>
-        <w:rPr>
-          <w:rFonts w:ascii="Tahoma" w:hAnsi="Tahoma" w:cs="Tahoma"/>
-          <w:b/>
-          <w:sz w:val="32"/>
-          <w:szCs w:val="32"/>
-          <w:u w:val="single"/>
-        </w:rPr>
-      </w:pPr>
-    </w:p>
     <w:sectPr>
       <w:pgSz w:w="11907" w:h="16839" w:code="9"/>
       <w:pgMar w:top="851" w:right="1134" w:bottom="568" w:left="1418" w:header="426" w:footer="720" w:gutter="0"/>
@@ -3146,7 +2507,7 @@
   <w:style w:type="paragraph" w:default="1" w:styleId="Normal">
     <w:name w:val="Normal"/>
     <w:qFormat/>
-    <w:rsid w:val="00780E73"/>
+    <w:rsid w:val="004E61ED"/>
   </w:style>
   <w:style w:type="character" w:default="1" w:styleId="DefaultParagraphFont">
     <w:name w:val="Default Paragraph Font"/>

--- a/templates/QUICK REPORT/SUBSTATION CONFIGURATION/4. ID 1 TX 1 FP 1 BATTERY.docx
+++ b/templates/QUICK REPORT/SUBSTATION CONFIGURATION/4. ID 1 TX 1 FP 1 BATTERY.docx
@@ -1,6 +1,6 @@
 
 <file path=word/document.xml><?xml version="1.0" encoding="utf-8"?>
-<w:document xmlns:wpc="http://schemas.microsoft.com/office/word/2010/wordprocessingCanvas" xmlns:cx="http://schemas.microsoft.com/office/drawing/2014/chartex" xmlns:cx1="http://schemas.microsoft.com/office/drawing/2015/9/8/chartex" xmlns:cx2="http://schemas.microsoft.com/office/drawing/2015/10/21/chartex" xmlns:cx3="http://schemas.microsoft.com/office/drawing/2016/5/9/chartex" xmlns:cx4="http://schemas.microsoft.com/office/drawing/2016/5/10/chartex" xmlns:cx5="http://schemas.microsoft.com/office/drawing/2016/5/11/chartex" xmlns:cx6="http://schemas.microsoft.com/office/drawing/2016/5/12/chartex" xmlns:cx7="http://schemas.microsoft.com/office/drawing/2016/5/13/chartex" xmlns:cx8="http://schemas.microsoft.com/office/drawing/2016/5/14/chartex" xmlns:mc="http://schemas.openxmlformats.org/markup-compatibility/2006" xmlns:aink="http://schemas.microsoft.com/office/drawing/2016/ink" xmlns:am3d="http://schemas.microsoft.com/office/drawing/2017/model3d" xmlns:o="urn:schemas-microsoft-com:office:office" xmlns:oel="http://schemas.microsoft.com/office/2019/extlst" xmlns:r="http://schemas.openxmlformats.org/officeDocument/2006/relationships" xmlns:m="http://schemas.openxmlformats.org/officeDocument/2006/math" xmlns:v="urn:schemas-microsoft-com:vml" xmlns:wp14="http://schemas.microsoft.com/office/word/2010/wordprocessingDrawing" xmlns:wp="http://schemas.openxmlformats.org/drawingml/2006/wordprocessingDrawing" xmlns:w10="urn:schemas-microsoft-com:office:word" xmlns:w="http://schemas.openxmlformats.org/wordprocessingml/2006/main" xmlns:w14="http://schemas.microsoft.com/office/word/2010/wordml" xmlns:w15="http://schemas.microsoft.com/office/word/2012/wordml" xmlns:w16cex="http://schemas.microsoft.com/office/word/2018/wordml/cex" xmlns:w16cid="http://schemas.microsoft.com/office/word/2016/wordml/cid" xmlns:w16="http://schemas.microsoft.com/office/word/2018/wordml" xmlns:w16du="http://schemas.microsoft.com/office/word/2023/wordml/word16du" xmlns:w16sdtdh="http://schemas.microsoft.com/office/word/2020/wordml/sdtdatahash" xmlns:w16sdtfl="http://schemas.microsoft.com/office/word/2024/wordml/sdtformatlock" xmlns:w16se="http://schemas.microsoft.com/office/word/2015/wordml/symex" xmlns:wpg="http://schemas.microsoft.com/office/word/2010/wordprocessingGroup" xmlns:wpi="http://schemas.microsoft.com/office/word/2010/wordprocessingInk" xmlns:wne="http://schemas.microsoft.com/office/word/2006/wordml" xmlns:wps="http://schemas.microsoft.com/office/word/2010/wordprocessingShape" mc:Ignorable="w14 w15 w16se w16cid w16 w16cex w16sdtdh w16sdtfl w16du wp14">
+<w:document xmlns:wpc="http://schemas.microsoft.com/office/word/2010/wordprocessingCanvas" xmlns:cx="http://schemas.microsoft.com/office/drawing/2014/chartex" xmlns:cx1="http://schemas.microsoft.com/office/drawing/2015/9/8/chartex" xmlns:cx2="http://schemas.microsoft.com/office/drawing/2015/10/21/chartex" xmlns:cx3="http://schemas.microsoft.com/office/drawing/2016/5/9/chartex" xmlns:cx4="http://schemas.microsoft.com/office/drawing/2016/5/10/chartex" xmlns:cx5="http://schemas.microsoft.com/office/drawing/2016/5/11/chartex" xmlns:cx6="http://schemas.microsoft.com/office/drawing/2016/5/12/chartex" xmlns:cx7="http://schemas.microsoft.com/office/drawing/2016/5/13/chartex" xmlns:cx8="http://schemas.microsoft.com/office/drawing/2016/5/14/chartex" xmlns:mc="http://schemas.openxmlformats.org/markup-compatibility/2006" xmlns:aink="http://schemas.microsoft.com/office/drawing/2016/ink" xmlns:am3d="http://schemas.microsoft.com/office/drawing/2017/model3d" xmlns:o="urn:schemas-microsoft-com:office:office" xmlns:oel="http://schemas.microsoft.com/office/2019/extlst" xmlns:r="http://schemas.openxmlformats.org/officeDocument/2006/relationships" xmlns:m="http://schemas.openxmlformats.org/officeDocument/2006/math" xmlns:v="urn:schemas-microsoft-com:vml" xmlns:wp14="http://schemas.microsoft.com/office/word/2010/wordprocessingDrawing" xmlns:wp="http://schemas.openxmlformats.org/drawingml/2006/wordprocessingDrawing" xmlns:w10="urn:schemas-microsoft-com:office:word" xmlns:w="http://schemas.openxmlformats.org/wordprocessingml/2006/main" xmlns:w14="http://schemas.microsoft.com/office/word/2010/wordml" xmlns:w15="http://schemas.microsoft.com/office/word/2012/wordml" xmlns:w16cei="http://schemas.microsoft.com/office/word/2026/wordml/cei" xmlns:w16cex="http://schemas.microsoft.com/office/word/2018/wordml/cex" xmlns:w16cid="http://schemas.microsoft.com/office/word/2016/wordml/cid" xmlns:w16="http://schemas.microsoft.com/office/word/2018/wordml" xmlns:w16du="http://schemas.microsoft.com/office/word/2023/wordml/word16du" xmlns:w16sdtdh="http://schemas.microsoft.com/office/word/2020/wordml/sdtdatahash" xmlns:w16sdtfl="http://schemas.microsoft.com/office/word/2024/wordml/sdtformatlock" xmlns:w16se="http://schemas.microsoft.com/office/word/2015/wordml/symex" xmlns:wpg="http://schemas.microsoft.com/office/word/2010/wordprocessingGroup" xmlns:wpi="http://schemas.microsoft.com/office/word/2010/wordprocessingInk" xmlns:wne="http://schemas.microsoft.com/office/word/2006/wordml" xmlns:wps="http://schemas.microsoft.com/office/word/2010/wordprocessingShape" mc:Ignorable="w14 w15 w16se w16cid w16 w16cex w16sdtdh w16sdtfl w16du wp14">
   <w:body>
     <w:p>
       <w:pPr>
@@ -137,6 +137,7 @@
               <w:left w:val="single" w:sz="4" w:space="0" w:color="auto"/>
               <w:bottom w:val="single" w:sz="4" w:space="0" w:color="auto"/>
             </w:tcBorders>
+            <w:vAlign w:val="center"/>
           </w:tcPr>
           <w:p>
             <w:pPr>
@@ -347,6 +348,7 @@
               <w:left w:val="single" w:sz="4" w:space="0" w:color="auto"/>
               <w:bottom w:val="single" w:sz="4" w:space="0" w:color="auto"/>
             </w:tcBorders>
+            <w:vAlign w:val="center"/>
           </w:tcPr>
           <w:p>
             <w:pPr>
@@ -565,6 +567,7 @@
               <w:left w:val="single" w:sz="4" w:space="0" w:color="auto"/>
               <w:bottom w:val="single" w:sz="4" w:space="0" w:color="auto"/>
             </w:tcBorders>
+            <w:vAlign w:val="center"/>
           </w:tcPr>
           <w:p>
             <w:pPr>
@@ -776,6 +779,7 @@
               <w:left w:val="single" w:sz="4" w:space="0" w:color="auto"/>
               <w:bottom w:val="single" w:sz="4" w:space="0" w:color="auto"/>
             </w:tcBorders>
+            <w:vAlign w:val="center"/>
           </w:tcPr>
           <w:p>
             <w:pPr>
@@ -995,6 +999,7 @@
               <w:bottom w:val="single" w:sz="4" w:space="0" w:color="auto"/>
               <w:right w:val="single" w:sz="4" w:space="0" w:color="auto"/>
             </w:tcBorders>
+            <w:vAlign w:val="center"/>
           </w:tcPr>
           <w:p>
             <w:pPr>
@@ -1219,6 +1224,7 @@
               <w:bottom w:val="single" w:sz="4" w:space="0" w:color="auto"/>
               <w:right w:val="single" w:sz="4" w:space="0" w:color="auto"/>
             </w:tcBorders>
+            <w:vAlign w:val="center"/>
           </w:tcPr>
           <w:p>
             <w:pPr>
@@ -1442,6 +1448,7 @@
               <w:left w:val="single" w:sz="4" w:space="0" w:color="auto"/>
               <w:bottom w:val="single" w:sz="4" w:space="0" w:color="auto"/>
             </w:tcBorders>
+            <w:vAlign w:val="center"/>
           </w:tcPr>
           <w:p>
             <w:pPr>
@@ -1654,6 +1661,7 @@
               <w:bottom w:val="single" w:sz="4" w:space="0" w:color="auto"/>
               <w:right w:val="single" w:sz="4" w:space="0" w:color="auto"/>
             </w:tcBorders>
+            <w:vAlign w:val="center"/>
           </w:tcPr>
           <w:p>
             <w:pPr>
@@ -1809,7 +1817,7 @@
             <w:tcBorders>
               <w:top w:val="single" w:sz="4" w:space="0" w:color="auto"/>
               <w:left w:val="nil"/>
-              <w:bottom w:val="nil"/>
+              <w:bottom w:val="single" w:sz="4" w:space="0" w:color="auto"/>
               <w:right w:val="nil"/>
             </w:tcBorders>
           </w:tcPr>
@@ -1850,7 +1858,7 @@
                 <w:rFonts w:ascii="Tahoma" w:hAnsi="Tahoma" w:cs="Tahoma"/>
                 <w:b/>
               </w:rPr>
-              <w:t>TRANSFORMER OIL LEVEL INDICATOR</w:t>
+              <w:t>RTU</w:t>
             </w:r>
           </w:p>
         </w:tc>
@@ -1861,7 +1869,7 @@
               <w:top w:val="nil"/>
               <w:left w:val="single" w:sz="4" w:space="0" w:color="auto"/>
               <w:bottom w:val="nil"/>
-              <w:right w:val="nil"/>
+              <w:right w:val="single" w:sz="4" w:space="0" w:color="auto"/>
             </w:tcBorders>
           </w:tcPr>
           <w:p>
@@ -1880,21 +1888,29 @@
           <w:tcPr>
             <w:tcW w:w="4819" w:type="dxa"/>
             <w:tcBorders>
-              <w:top w:val="nil"/>
-              <w:left w:val="nil"/>
-              <w:bottom w:val="nil"/>
-              <w:right w:val="nil"/>
-            </w:tcBorders>
-          </w:tcPr>
-          <w:p>
-            <w:pPr>
-              <w:spacing w:after="0" w:line="240" w:lineRule="auto"/>
-              <w:jc w:val="center"/>
-              <w:rPr>
-                <w:rFonts w:ascii="Tahoma" w:hAnsi="Tahoma" w:cs="Tahoma"/>
-                <w:b/>
-              </w:rPr>
-            </w:pPr>
+              <w:top w:val="single" w:sz="4" w:space="0" w:color="auto"/>
+              <w:left w:val="single" w:sz="4" w:space="0" w:color="auto"/>
+              <w:bottom w:val="single" w:sz="4" w:space="0" w:color="auto"/>
+              <w:right w:val="single" w:sz="4" w:space="0" w:color="auto"/>
+            </w:tcBorders>
+            <w:vAlign w:val="center"/>
+          </w:tcPr>
+          <w:p>
+            <w:pPr>
+              <w:spacing w:after="0" w:line="240" w:lineRule="auto"/>
+              <w:jc w:val="center"/>
+              <w:rPr>
+                <w:rFonts w:ascii="Tahoma" w:hAnsi="Tahoma" w:cs="Tahoma"/>
+                <w:b/>
+              </w:rPr>
+            </w:pPr>
+            <w:r>
+              <w:rPr>
+                <w:rFonts w:ascii="Tahoma" w:hAnsi="Tahoma" w:cs="Tahoma"/>
+                <w:b/>
+              </w:rPr>
+              <w:t>RTU NAMEPLATE</w:t>
+            </w:r>
           </w:p>
         </w:tc>
       </w:tr>
@@ -1930,6 +1946,613 @@
             <w:tcBorders>
               <w:top w:val="nil"/>
               <w:left w:val="single" w:sz="4" w:space="0" w:color="auto"/>
+              <w:bottom w:val="nil"/>
+              <w:right w:val="single" w:sz="4" w:space="0" w:color="auto"/>
+            </w:tcBorders>
+            <w:vAlign w:val="center"/>
+          </w:tcPr>
+          <w:p>
+            <w:pPr>
+              <w:spacing w:after="0" w:line="240" w:lineRule="auto"/>
+              <w:jc w:val="center"/>
+              <w:rPr>
+                <w:rFonts w:ascii="Tahoma" w:hAnsi="Tahoma" w:cs="Tahoma"/>
+                <w:b/>
+                <w:u w:val="single"/>
+              </w:rPr>
+            </w:pPr>
+          </w:p>
+        </w:tc>
+        <w:tc>
+          <w:tcPr>
+            <w:tcW w:w="4819" w:type="dxa"/>
+            <w:tcBorders>
+              <w:top w:val="single" w:sz="4" w:space="0" w:color="auto"/>
+              <w:left w:val="single" w:sz="4" w:space="0" w:color="auto"/>
+              <w:bottom w:val="single" w:sz="4" w:space="0" w:color="auto"/>
+              <w:right w:val="single" w:sz="4" w:space="0" w:color="auto"/>
+            </w:tcBorders>
+            <w:vAlign w:val="center"/>
+          </w:tcPr>
+          <w:p>
+            <w:pPr>
+              <w:spacing w:after="0" w:line="240" w:lineRule="auto"/>
+              <w:jc w:val="center"/>
+              <w:rPr>
+                <w:rFonts w:ascii="Tahoma" w:hAnsi="Tahoma" w:cs="Tahoma"/>
+                <w:b/>
+              </w:rPr>
+            </w:pPr>
+          </w:p>
+        </w:tc>
+      </w:tr>
+    </w:tbl>
+    <w:p/>
+    <w:p>
+      <w:r>
+        <w:br w:type="page"/>
+      </w:r>
+    </w:p>
+    <w:p>
+      <w:pPr>
+        <w:spacing w:after="0"/>
+        <w:jc w:val="center"/>
+        <w:rPr>
+          <w:rFonts w:ascii="Tahoma" w:hAnsi="Tahoma" w:cs="Tahoma"/>
+          <w:b/>
+          <w:sz w:val="32"/>
+          <w:szCs w:val="32"/>
+          <w:u w:val="single"/>
+        </w:rPr>
+      </w:pPr>
+      <w:r>
+        <w:rPr>
+          <w:rFonts w:ascii="Tahoma" w:hAnsi="Tahoma" w:cs="Tahoma"/>
+          <w:b/>
+          <w:sz w:val="32"/>
+          <w:szCs w:val="32"/>
+          <w:u w:val="single"/>
+        </w:rPr>
+        <w:lastRenderedPageBreak/>
+        <w:t>SUBSTATION CONDITION</w:t>
+      </w:r>
+    </w:p>
+    <w:p>
+      <w:pPr>
+        <w:spacing w:after="0"/>
+        <w:rPr>
+          <w:rFonts w:ascii="Tahoma" w:hAnsi="Tahoma" w:cs="Tahoma"/>
+          <w:b/>
+          <w:u w:val="single"/>
+        </w:rPr>
+      </w:pPr>
+    </w:p>
+    <w:tbl>
+      <w:tblPr>
+        <w:tblW w:w="10064" w:type="dxa"/>
+        <w:tblInd w:w="-289" w:type="dxa"/>
+        <w:tblBorders>
+          <w:top w:val="single" w:sz="4" w:space="0" w:color="auto"/>
+          <w:left w:val="single" w:sz="4" w:space="0" w:color="auto"/>
+          <w:bottom w:val="single" w:sz="4" w:space="0" w:color="auto"/>
+          <w:right w:val="single" w:sz="4" w:space="0" w:color="auto"/>
+          <w:insideH w:val="single" w:sz="4" w:space="0" w:color="auto"/>
+          <w:insideV w:val="single" w:sz="4" w:space="0" w:color="auto"/>
+        </w:tblBorders>
+        <w:tblLayout w:type="fixed"/>
+        <w:tblLook w:val="04A0" w:firstRow="1" w:lastRow="0" w:firstColumn="1" w:lastColumn="0" w:noHBand="0" w:noVBand="1"/>
+      </w:tblPr>
+      <w:tblGrid>
+        <w:gridCol w:w="4819"/>
+        <w:gridCol w:w="426"/>
+        <w:gridCol w:w="4819"/>
+      </w:tblGrid>
+      <w:tr>
+        <w:tc>
+          <w:tcPr>
+            <w:tcW w:w="4819" w:type="dxa"/>
+            <w:tcBorders>
+              <w:bottom w:val="single" w:sz="4" w:space="0" w:color="auto"/>
+              <w:right w:val="single" w:sz="4" w:space="0" w:color="auto"/>
+            </w:tcBorders>
+          </w:tcPr>
+          <w:p>
+            <w:pPr>
+              <w:spacing w:after="0" w:line="240" w:lineRule="auto"/>
+              <w:jc w:val="center"/>
+              <w:rPr>
+                <w:rFonts w:ascii="Tahoma" w:hAnsi="Tahoma" w:cs="Tahoma"/>
+                <w:b/>
+              </w:rPr>
+            </w:pPr>
+            <w:r>
+              <w:rPr>
+                <w:rFonts w:ascii="Tahoma" w:hAnsi="Tahoma" w:cs="Tahoma"/>
+                <w:b/>
+              </w:rPr>
+              <w:t>TRANSFORMER OIL LEVEL INDICATOR</w:t>
+            </w:r>
+          </w:p>
+        </w:tc>
+        <w:tc>
+          <w:tcPr>
+            <w:tcW w:w="426" w:type="dxa"/>
+            <w:tcBorders>
+              <w:top w:val="nil"/>
+              <w:left w:val="single" w:sz="4" w:space="0" w:color="auto"/>
+              <w:bottom w:val="nil"/>
+              <w:right w:val="nil"/>
+            </w:tcBorders>
+          </w:tcPr>
+          <w:p>
+            <w:pPr>
+              <w:spacing w:after="0" w:line="240" w:lineRule="auto"/>
+              <w:jc w:val="center"/>
+              <w:rPr>
+                <w:rFonts w:ascii="Tahoma" w:hAnsi="Tahoma" w:cs="Tahoma"/>
+                <w:b/>
+              </w:rPr>
+            </w:pPr>
+          </w:p>
+        </w:tc>
+        <w:tc>
+          <w:tcPr>
+            <w:tcW w:w="4819" w:type="dxa"/>
+            <w:tcBorders>
+              <w:top w:val="nil"/>
+              <w:left w:val="nil"/>
+              <w:bottom w:val="nil"/>
+              <w:right w:val="nil"/>
+            </w:tcBorders>
+          </w:tcPr>
+          <w:p>
+            <w:pPr>
+              <w:spacing w:after="0" w:line="240" w:lineRule="auto"/>
+              <w:jc w:val="center"/>
+              <w:rPr>
+                <w:rFonts w:ascii="Tahoma" w:hAnsi="Tahoma" w:cs="Tahoma"/>
+                <w:b/>
+              </w:rPr>
+            </w:pPr>
+          </w:p>
+        </w:tc>
+      </w:tr>
+      <w:tr>
+        <w:trPr>
+          <w:trHeight w:hRule="exact" w:val="3686"/>
+        </w:trPr>
+        <w:tc>
+          <w:tcPr>
+            <w:tcW w:w="4819" w:type="dxa"/>
+            <w:tcBorders>
+              <w:bottom w:val="single" w:sz="4" w:space="0" w:color="auto"/>
+              <w:right w:val="single" w:sz="4" w:space="0" w:color="auto"/>
+            </w:tcBorders>
+            <w:vAlign w:val="center"/>
+          </w:tcPr>
+          <w:p>
+            <w:pPr>
+              <w:spacing w:after="0" w:line="240" w:lineRule="auto"/>
+              <w:jc w:val="center"/>
+              <w:rPr>
+                <w:rFonts w:ascii="Tahoma" w:hAnsi="Tahoma" w:cs="Tahoma"/>
+                <w:b/>
+              </w:rPr>
+            </w:pPr>
+          </w:p>
+        </w:tc>
+        <w:tc>
+          <w:tcPr>
+            <w:tcW w:w="426" w:type="dxa"/>
+            <w:tcBorders>
+              <w:top w:val="nil"/>
+              <w:left w:val="single" w:sz="4" w:space="0" w:color="auto"/>
+              <w:bottom w:val="nil"/>
+              <w:right w:val="nil"/>
+            </w:tcBorders>
+            <w:vAlign w:val="center"/>
+          </w:tcPr>
+          <w:p>
+            <w:pPr>
+              <w:spacing w:after="0" w:line="240" w:lineRule="auto"/>
+              <w:jc w:val="center"/>
+              <w:rPr>
+                <w:rFonts w:ascii="Tahoma" w:hAnsi="Tahoma" w:cs="Tahoma"/>
+                <w:b/>
+              </w:rPr>
+            </w:pPr>
+          </w:p>
+        </w:tc>
+        <w:tc>
+          <w:tcPr>
+            <w:tcW w:w="4819" w:type="dxa"/>
+            <w:tcBorders>
+              <w:top w:val="nil"/>
+              <w:left w:val="nil"/>
+              <w:bottom w:val="nil"/>
+              <w:right w:val="nil"/>
+            </w:tcBorders>
+            <w:vAlign w:val="center"/>
+          </w:tcPr>
+          <w:p>
+            <w:pPr>
+              <w:spacing w:after="0" w:line="240" w:lineRule="auto"/>
+              <w:jc w:val="center"/>
+              <w:rPr>
+                <w:rFonts w:ascii="Tahoma" w:hAnsi="Tahoma" w:cs="Tahoma"/>
+                <w:b/>
+              </w:rPr>
+            </w:pPr>
+          </w:p>
+        </w:tc>
+      </w:tr>
+      <w:tr>
+        <w:tc>
+          <w:tcPr>
+            <w:tcW w:w="4819" w:type="dxa"/>
+            <w:tcBorders>
+              <w:left w:val="nil"/>
+              <w:bottom w:val="nil"/>
+              <w:right w:val="nil"/>
+            </w:tcBorders>
+            <w:vAlign w:val="center"/>
+          </w:tcPr>
+          <w:p>
+            <w:pPr>
+              <w:spacing w:after="0" w:line="240" w:lineRule="auto"/>
+              <w:jc w:val="center"/>
+              <w:rPr>
+                <w:rFonts w:ascii="Tahoma" w:hAnsi="Tahoma" w:cs="Tahoma"/>
+                <w:b/>
+              </w:rPr>
+            </w:pPr>
+          </w:p>
+        </w:tc>
+        <w:tc>
+          <w:tcPr>
+            <w:tcW w:w="426" w:type="dxa"/>
+            <w:tcBorders>
+              <w:top w:val="nil"/>
+              <w:left w:val="nil"/>
+              <w:bottom w:val="nil"/>
+              <w:right w:val="nil"/>
+            </w:tcBorders>
+            <w:vAlign w:val="center"/>
+          </w:tcPr>
+          <w:p>
+            <w:pPr>
+              <w:spacing w:after="0" w:line="240" w:lineRule="auto"/>
+              <w:jc w:val="center"/>
+              <w:rPr>
+                <w:rFonts w:ascii="Tahoma" w:hAnsi="Tahoma" w:cs="Tahoma"/>
+                <w:b/>
+              </w:rPr>
+            </w:pPr>
+          </w:p>
+        </w:tc>
+        <w:tc>
+          <w:tcPr>
+            <w:tcW w:w="4819" w:type="dxa"/>
+            <w:tcBorders>
+              <w:top w:val="nil"/>
+              <w:left w:val="nil"/>
+              <w:bottom w:val="nil"/>
+              <w:right w:val="nil"/>
+            </w:tcBorders>
+            <w:vAlign w:val="center"/>
+          </w:tcPr>
+          <w:p>
+            <w:pPr>
+              <w:spacing w:after="0" w:line="240" w:lineRule="auto"/>
+              <w:jc w:val="center"/>
+              <w:rPr>
+                <w:rFonts w:ascii="Tahoma" w:hAnsi="Tahoma" w:cs="Tahoma"/>
+                <w:b/>
+              </w:rPr>
+            </w:pPr>
+          </w:p>
+        </w:tc>
+      </w:tr>
+      <w:tr>
+        <w:tc>
+          <w:tcPr>
+            <w:tcW w:w="4819" w:type="dxa"/>
+            <w:tcBorders>
+              <w:top w:val="nil"/>
+              <w:left w:val="nil"/>
+              <w:bottom w:val="nil"/>
+              <w:right w:val="nil"/>
+            </w:tcBorders>
+          </w:tcPr>
+          <w:p>
+            <w:pPr>
+              <w:spacing w:after="0" w:line="240" w:lineRule="auto"/>
+              <w:jc w:val="center"/>
+              <w:rPr>
+                <w:rFonts w:ascii="Tahoma" w:hAnsi="Tahoma" w:cs="Tahoma"/>
+                <w:b/>
+              </w:rPr>
+            </w:pPr>
+          </w:p>
+        </w:tc>
+        <w:tc>
+          <w:tcPr>
+            <w:tcW w:w="426" w:type="dxa"/>
+            <w:tcBorders>
+              <w:top w:val="nil"/>
+              <w:left w:val="nil"/>
+              <w:bottom w:val="nil"/>
+              <w:right w:val="nil"/>
+            </w:tcBorders>
+          </w:tcPr>
+          <w:p>
+            <w:pPr>
+              <w:spacing w:after="0" w:line="240" w:lineRule="auto"/>
+              <w:jc w:val="center"/>
+              <w:rPr>
+                <w:rFonts w:ascii="Tahoma" w:hAnsi="Tahoma" w:cs="Tahoma"/>
+                <w:b/>
+              </w:rPr>
+            </w:pPr>
+          </w:p>
+        </w:tc>
+        <w:tc>
+          <w:tcPr>
+            <w:tcW w:w="4819" w:type="dxa"/>
+            <w:tcBorders>
+              <w:top w:val="nil"/>
+              <w:left w:val="nil"/>
+              <w:bottom w:val="nil"/>
+              <w:right w:val="nil"/>
+            </w:tcBorders>
+          </w:tcPr>
+          <w:p>
+            <w:pPr>
+              <w:spacing w:after="0" w:line="240" w:lineRule="auto"/>
+              <w:jc w:val="center"/>
+              <w:rPr>
+                <w:rFonts w:ascii="Tahoma" w:hAnsi="Tahoma" w:cs="Tahoma"/>
+                <w:b/>
+              </w:rPr>
+            </w:pPr>
+          </w:p>
+        </w:tc>
+      </w:tr>
+      <w:tr>
+        <w:trPr>
+          <w:trHeight w:hRule="exact" w:val="3686"/>
+        </w:trPr>
+        <w:tc>
+          <w:tcPr>
+            <w:tcW w:w="4819" w:type="dxa"/>
+            <w:tcBorders>
+              <w:top w:val="nil"/>
+              <w:left w:val="nil"/>
+              <w:bottom w:val="nil"/>
+              <w:right w:val="nil"/>
+            </w:tcBorders>
+            <w:vAlign w:val="center"/>
+          </w:tcPr>
+          <w:p>
+            <w:pPr>
+              <w:spacing w:after="0" w:line="240" w:lineRule="auto"/>
+              <w:jc w:val="center"/>
+              <w:rPr>
+                <w:rFonts w:ascii="Tahoma" w:hAnsi="Tahoma" w:cs="Tahoma"/>
+                <w:b/>
+              </w:rPr>
+            </w:pPr>
+          </w:p>
+        </w:tc>
+        <w:tc>
+          <w:tcPr>
+            <w:tcW w:w="426" w:type="dxa"/>
+            <w:tcBorders>
+              <w:top w:val="nil"/>
+              <w:left w:val="nil"/>
+              <w:bottom w:val="nil"/>
+              <w:right w:val="nil"/>
+            </w:tcBorders>
+            <w:vAlign w:val="center"/>
+          </w:tcPr>
+          <w:p>
+            <w:pPr>
+              <w:spacing w:after="0" w:line="240" w:lineRule="auto"/>
+              <w:jc w:val="center"/>
+              <w:rPr>
+                <w:rFonts w:ascii="Tahoma" w:hAnsi="Tahoma" w:cs="Tahoma"/>
+                <w:b/>
+              </w:rPr>
+            </w:pPr>
+          </w:p>
+        </w:tc>
+        <w:tc>
+          <w:tcPr>
+            <w:tcW w:w="4819" w:type="dxa"/>
+            <w:tcBorders>
+              <w:top w:val="nil"/>
+              <w:left w:val="nil"/>
+              <w:bottom w:val="nil"/>
+              <w:right w:val="nil"/>
+            </w:tcBorders>
+            <w:vAlign w:val="center"/>
+          </w:tcPr>
+          <w:p>
+            <w:pPr>
+              <w:spacing w:after="0" w:line="240" w:lineRule="auto"/>
+              <w:jc w:val="center"/>
+              <w:rPr>
+                <w:rFonts w:ascii="Tahoma" w:hAnsi="Tahoma" w:cs="Tahoma"/>
+                <w:b/>
+              </w:rPr>
+            </w:pPr>
+          </w:p>
+        </w:tc>
+      </w:tr>
+      <w:tr>
+        <w:tc>
+          <w:tcPr>
+            <w:tcW w:w="4819" w:type="dxa"/>
+            <w:tcBorders>
+              <w:top w:val="nil"/>
+              <w:left w:val="nil"/>
+              <w:bottom w:val="nil"/>
+              <w:right w:val="nil"/>
+            </w:tcBorders>
+          </w:tcPr>
+          <w:p>
+            <w:pPr>
+              <w:spacing w:after="0" w:line="240" w:lineRule="auto"/>
+              <w:jc w:val="center"/>
+              <w:rPr>
+                <w:rFonts w:ascii="Tahoma" w:hAnsi="Tahoma" w:cs="Tahoma"/>
+                <w:b/>
+              </w:rPr>
+            </w:pPr>
+          </w:p>
+        </w:tc>
+        <w:tc>
+          <w:tcPr>
+            <w:tcW w:w="426" w:type="dxa"/>
+            <w:tcBorders>
+              <w:top w:val="nil"/>
+              <w:left w:val="nil"/>
+              <w:bottom w:val="nil"/>
+              <w:right w:val="nil"/>
+            </w:tcBorders>
+          </w:tcPr>
+          <w:p>
+            <w:pPr>
+              <w:spacing w:after="0" w:line="240" w:lineRule="auto"/>
+              <w:jc w:val="center"/>
+              <w:rPr>
+                <w:rFonts w:ascii="Tahoma" w:hAnsi="Tahoma" w:cs="Tahoma"/>
+                <w:b/>
+                <w:u w:val="single"/>
+              </w:rPr>
+            </w:pPr>
+          </w:p>
+        </w:tc>
+        <w:tc>
+          <w:tcPr>
+            <w:tcW w:w="4819" w:type="dxa"/>
+            <w:tcBorders>
+              <w:top w:val="nil"/>
+              <w:left w:val="nil"/>
+              <w:bottom w:val="nil"/>
+              <w:right w:val="nil"/>
+            </w:tcBorders>
+          </w:tcPr>
+          <w:p>
+            <w:pPr>
+              <w:spacing w:after="0" w:line="240" w:lineRule="auto"/>
+              <w:jc w:val="center"/>
+              <w:rPr>
+                <w:rFonts w:ascii="Tahoma" w:hAnsi="Tahoma" w:cs="Tahoma"/>
+                <w:b/>
+              </w:rPr>
+            </w:pPr>
+          </w:p>
+        </w:tc>
+      </w:tr>
+      <w:tr>
+        <w:tc>
+          <w:tcPr>
+            <w:tcW w:w="4819" w:type="dxa"/>
+            <w:tcBorders>
+              <w:top w:val="nil"/>
+              <w:left w:val="nil"/>
+              <w:bottom w:val="nil"/>
+              <w:right w:val="nil"/>
+            </w:tcBorders>
+          </w:tcPr>
+          <w:p>
+            <w:pPr>
+              <w:spacing w:after="0" w:line="240" w:lineRule="auto"/>
+              <w:jc w:val="center"/>
+              <w:rPr>
+                <w:rFonts w:ascii="Tahoma" w:hAnsi="Tahoma" w:cs="Tahoma"/>
+                <w:b/>
+              </w:rPr>
+            </w:pPr>
+          </w:p>
+        </w:tc>
+        <w:tc>
+          <w:tcPr>
+            <w:tcW w:w="426" w:type="dxa"/>
+            <w:tcBorders>
+              <w:top w:val="nil"/>
+              <w:left w:val="nil"/>
+              <w:bottom w:val="nil"/>
+              <w:right w:val="nil"/>
+            </w:tcBorders>
+          </w:tcPr>
+          <w:p>
+            <w:pPr>
+              <w:spacing w:after="0" w:line="240" w:lineRule="auto"/>
+              <w:jc w:val="center"/>
+              <w:rPr>
+                <w:rFonts w:ascii="Tahoma" w:hAnsi="Tahoma" w:cs="Tahoma"/>
+                <w:b/>
+                <w:u w:val="single"/>
+              </w:rPr>
+            </w:pPr>
+          </w:p>
+        </w:tc>
+        <w:tc>
+          <w:tcPr>
+            <w:tcW w:w="4819" w:type="dxa"/>
+            <w:tcBorders>
+              <w:top w:val="nil"/>
+              <w:left w:val="nil"/>
+              <w:bottom w:val="nil"/>
+              <w:right w:val="nil"/>
+            </w:tcBorders>
+          </w:tcPr>
+          <w:p>
+            <w:pPr>
+              <w:spacing w:after="0" w:line="240" w:lineRule="auto"/>
+              <w:jc w:val="center"/>
+              <w:rPr>
+                <w:rFonts w:ascii="Tahoma" w:hAnsi="Tahoma" w:cs="Tahoma"/>
+                <w:b/>
+              </w:rPr>
+            </w:pPr>
+          </w:p>
+        </w:tc>
+      </w:tr>
+      <w:tr>
+        <w:trPr>
+          <w:trHeight w:hRule="exact" w:val="3686"/>
+        </w:trPr>
+        <w:tc>
+          <w:tcPr>
+            <w:tcW w:w="4819" w:type="dxa"/>
+            <w:tcBorders>
+              <w:top w:val="nil"/>
+              <w:left w:val="nil"/>
+              <w:bottom w:val="nil"/>
+              <w:right w:val="nil"/>
+            </w:tcBorders>
+            <w:vAlign w:val="center"/>
+          </w:tcPr>
+          <w:p>
+            <w:pPr>
+              <w:spacing w:after="0" w:line="240" w:lineRule="auto"/>
+              <w:jc w:val="center"/>
+              <w:rPr>
+                <w:rFonts w:ascii="Tahoma" w:hAnsi="Tahoma" w:cs="Tahoma"/>
+                <w:b/>
+              </w:rPr>
+            </w:pPr>
+          </w:p>
+        </w:tc>
+        <w:tc>
+          <w:tcPr>
+            <w:tcW w:w="426" w:type="dxa"/>
+            <w:tcBorders>
+              <w:top w:val="nil"/>
+              <w:left w:val="nil"/>
               <w:bottom w:val="nil"/>
               <w:right w:val="nil"/>
             </w:tcBorders>
@@ -1984,7 +2607,7 @@
 </file>
 
 <file path=word/numbering.xml><?xml version="1.0" encoding="utf-8"?>
-<w:numbering xmlns:wpc="http://schemas.microsoft.com/office/word/2010/wordprocessingCanvas" xmlns:cx="http://schemas.microsoft.com/office/drawing/2014/chartex" xmlns:cx1="http://schemas.microsoft.com/office/drawing/2015/9/8/chartex" xmlns:cx2="http://schemas.microsoft.com/office/drawing/2015/10/21/chartex" xmlns:cx3="http://schemas.microsoft.com/office/drawing/2016/5/9/chartex" xmlns:cx4="http://schemas.microsoft.com/office/drawing/2016/5/10/chartex" xmlns:cx5="http://schemas.microsoft.com/office/drawing/2016/5/11/chartex" xmlns:cx6="http://schemas.microsoft.com/office/drawing/2016/5/12/chartex" xmlns:cx7="http://schemas.microsoft.com/office/drawing/2016/5/13/chartex" xmlns:cx8="http://schemas.microsoft.com/office/drawing/2016/5/14/chartex" xmlns:mc="http://schemas.openxmlformats.org/markup-compatibility/2006" xmlns:aink="http://schemas.microsoft.com/office/drawing/2016/ink" xmlns:am3d="http://schemas.microsoft.com/office/drawing/2017/model3d" xmlns:o="urn:schemas-microsoft-com:office:office" xmlns:oel="http://schemas.microsoft.com/office/2019/extlst" xmlns:r="http://schemas.openxmlformats.org/officeDocument/2006/relationships" xmlns:m="http://schemas.openxmlformats.org/officeDocument/2006/math" xmlns:v="urn:schemas-microsoft-com:vml" xmlns:wp14="http://schemas.microsoft.com/office/word/2010/wordprocessingDrawing" xmlns:wp="http://schemas.openxmlformats.org/drawingml/2006/wordprocessingDrawing" xmlns:w10="urn:schemas-microsoft-com:office:word" xmlns:w="http://schemas.openxmlformats.org/wordprocessingml/2006/main" xmlns:w14="http://schemas.microsoft.com/office/word/2010/wordml" xmlns:w15="http://schemas.microsoft.com/office/word/2012/wordml" xmlns:w16cex="http://schemas.microsoft.com/office/word/2018/wordml/cex" xmlns:w16cid="http://schemas.microsoft.com/office/word/2016/wordml/cid" xmlns:w16="http://schemas.microsoft.com/office/word/2018/wordml" xmlns:w16du="http://schemas.microsoft.com/office/word/2023/wordml/word16du" xmlns:w16sdtdh="http://schemas.microsoft.com/office/word/2020/wordml/sdtdatahash" xmlns:w16sdtfl="http://schemas.microsoft.com/office/word/2024/wordml/sdtformatlock" xmlns:w16se="http://schemas.microsoft.com/office/word/2015/wordml/symex" xmlns:wpg="http://schemas.microsoft.com/office/word/2010/wordprocessingGroup" xmlns:wpi="http://schemas.microsoft.com/office/word/2010/wordprocessingInk" xmlns:wne="http://schemas.microsoft.com/office/word/2006/wordml" xmlns:wps="http://schemas.microsoft.com/office/word/2010/wordprocessingShape" mc:Ignorable="w14 w15 w16se w16cid w16 w16cex w16sdtdh w16sdtfl w16du wp14">
+<w:numbering xmlns:wpc="http://schemas.microsoft.com/office/word/2010/wordprocessingCanvas" xmlns:cx="http://schemas.microsoft.com/office/drawing/2014/chartex" xmlns:cx1="http://schemas.microsoft.com/office/drawing/2015/9/8/chartex" xmlns:cx2="http://schemas.microsoft.com/office/drawing/2015/10/21/chartex" xmlns:cx3="http://schemas.microsoft.com/office/drawing/2016/5/9/chartex" xmlns:cx4="http://schemas.microsoft.com/office/drawing/2016/5/10/chartex" xmlns:cx5="http://schemas.microsoft.com/office/drawing/2016/5/11/chartex" xmlns:cx6="http://schemas.microsoft.com/office/drawing/2016/5/12/chartex" xmlns:cx7="http://schemas.microsoft.com/office/drawing/2016/5/13/chartex" xmlns:cx8="http://schemas.microsoft.com/office/drawing/2016/5/14/chartex" xmlns:mc="http://schemas.openxmlformats.org/markup-compatibility/2006" xmlns:aink="http://schemas.microsoft.com/office/drawing/2016/ink" xmlns:am3d="http://schemas.microsoft.com/office/drawing/2017/model3d" xmlns:o="urn:schemas-microsoft-com:office:office" xmlns:oel="http://schemas.microsoft.com/office/2019/extlst" xmlns:r="http://schemas.openxmlformats.org/officeDocument/2006/relationships" xmlns:m="http://schemas.openxmlformats.org/officeDocument/2006/math" xmlns:v="urn:schemas-microsoft-com:vml" xmlns:wp14="http://schemas.microsoft.com/office/word/2010/wordprocessingDrawing" xmlns:wp="http://schemas.openxmlformats.org/drawingml/2006/wordprocessingDrawing" xmlns:w10="urn:schemas-microsoft-com:office:word" xmlns:w="http://schemas.openxmlformats.org/wordprocessingml/2006/main" xmlns:w14="http://schemas.microsoft.com/office/word/2010/wordml" xmlns:w15="http://schemas.microsoft.com/office/word/2012/wordml" xmlns:w16cei="http://schemas.microsoft.com/office/word/2026/wordml/cei" xmlns:w16cex="http://schemas.microsoft.com/office/word/2018/wordml/cex" xmlns:w16cid="http://schemas.microsoft.com/office/word/2016/wordml/cid" xmlns:w16="http://schemas.microsoft.com/office/word/2018/wordml" xmlns:w16du="http://schemas.microsoft.com/office/word/2023/wordml/word16du" xmlns:w16sdtdh="http://schemas.microsoft.com/office/word/2020/wordml/sdtdatahash" xmlns:w16sdtfl="http://schemas.microsoft.com/office/word/2024/wordml/sdtformatlock" xmlns:w16se="http://schemas.microsoft.com/office/word/2015/wordml/symex" xmlns:wpg="http://schemas.microsoft.com/office/word/2010/wordprocessingGroup" xmlns:wpi="http://schemas.microsoft.com/office/word/2010/wordprocessingInk" xmlns:wne="http://schemas.microsoft.com/office/word/2006/wordml" xmlns:wps="http://schemas.microsoft.com/office/word/2010/wordprocessingShape" mc:Ignorable="w14 w15 w16se w16cid w16 w16cex w16sdtdh w16sdtfl w16du wp14">
   <w:abstractNum w:abstractNumId="0" w15:restartNumberingAfterBreak="0">
     <w:nsid w:val="3B056B8E"/>
     <w:multiLevelType w:val="hybridMultilevel"/>
@@ -2507,7 +3130,7 @@
   <w:style w:type="paragraph" w:default="1" w:styleId="Normal">
     <w:name w:val="Normal"/>
     <w:qFormat/>
-    <w:rsid w:val="004E61ED"/>
+    <w:rsid w:val="0029183D"/>
   </w:style>
   <w:style w:type="character" w:default="1" w:styleId="DefaultParagraphFont">
     <w:name w:val="Default Paragraph Font"/>

--- a/templates/QUICK REPORT/SUBSTATION CONFIGURATION/4. ID 1 TX 1 FP 1 BATTERY.docx
+++ b/templates/QUICK REPORT/SUBSTATION CONFIGURATION/4. ID 1 TX 1 FP 1 BATTERY.docx
@@ -83,6 +83,7 @@
               <w:bottom w:val="single" w:sz="4" w:space="0" w:color="auto"/>
               <w:right w:val="single" w:sz="4" w:space="0" w:color="auto"/>
             </w:tcBorders>
+            <w:vAlign w:val="center"/>
           </w:tcPr>
           <w:p>
             <w:pPr>
@@ -300,6 +301,7 @@
               <w:bottom w:val="single" w:sz="4" w:space="0" w:color="auto"/>
               <w:right w:val="single" w:sz="4" w:space="0" w:color="auto"/>
             </w:tcBorders>
+            <w:vAlign w:val="center"/>
           </w:tcPr>
           <w:p>
             <w:pPr>
@@ -518,6 +520,7 @@
               <w:bottom w:val="single" w:sz="4" w:space="0" w:color="auto"/>
               <w:right w:val="single" w:sz="4" w:space="0" w:color="auto"/>
             </w:tcBorders>
+            <w:vAlign w:val="center"/>
           </w:tcPr>
           <w:p>
             <w:pPr>
@@ -732,6 +735,7 @@
               <w:bottom w:val="single" w:sz="4" w:space="0" w:color="auto"/>
               <w:right w:val="single" w:sz="4" w:space="0" w:color="auto"/>
             </w:tcBorders>
+            <w:vAlign w:val="center"/>
           </w:tcPr>
           <w:p>
             <w:pPr>
@@ -949,6 +953,7 @@
               <w:bottom w:val="single" w:sz="4" w:space="0" w:color="auto"/>
               <w:right w:val="single" w:sz="4" w:space="0" w:color="auto"/>
             </w:tcBorders>
+            <w:vAlign w:val="center"/>
           </w:tcPr>
           <w:p>
             <w:pPr>
@@ -1166,6 +1171,7 @@
               <w:bottom w:val="single" w:sz="4" w:space="0" w:color="auto"/>
               <w:right w:val="single" w:sz="4" w:space="0" w:color="auto"/>
             </w:tcBorders>
+            <w:vAlign w:val="center"/>
           </w:tcPr>
           <w:p>
             <w:pPr>
@@ -1393,6 +1399,7 @@
               <w:bottom w:val="single" w:sz="4" w:space="0" w:color="auto"/>
               <w:right w:val="single" w:sz="4" w:space="0" w:color="auto"/>
             </w:tcBorders>
+            <w:vAlign w:val="center"/>
           </w:tcPr>
           <w:p>
             <w:pPr>
@@ -1612,6 +1619,7 @@
               <w:bottom w:val="single" w:sz="4" w:space="0" w:color="auto"/>
               <w:right w:val="single" w:sz="4" w:space="0" w:color="auto"/>
             </w:tcBorders>
+            <w:vAlign w:val="center"/>
           </w:tcPr>
           <w:p>
             <w:pPr>
@@ -1843,6 +1851,7 @@
               <w:bottom w:val="single" w:sz="4" w:space="0" w:color="auto"/>
               <w:right w:val="single" w:sz="4" w:space="0" w:color="auto"/>
             </w:tcBorders>
+            <w:vAlign w:val="center"/>
           </w:tcPr>
           <w:p>
             <w:pPr>
@@ -2055,6 +2064,7 @@
               <w:bottom w:val="single" w:sz="4" w:space="0" w:color="auto"/>
               <w:right w:val="single" w:sz="4" w:space="0" w:color="auto"/>
             </w:tcBorders>
+            <w:vAlign w:val="center"/>
           </w:tcPr>
           <w:p>
             <w:pPr>

--- a/templates/QUICK REPORT/SUBSTATION CONFIGURATION/4. ID 1 TX 1 FP 1 BATTERY.docx
+++ b/templates/QUICK REPORT/SUBSTATION CONFIGURATION/4. ID 1 TX 1 FP 1 BATTERY.docx
@@ -1,13 +1,13 @@
 
 <file path=word/document.xml><?xml version="1.0" encoding="utf-8"?>
-<w:document xmlns:wpc="http://schemas.microsoft.com/office/word/2010/wordprocessingCanvas" xmlns:cx="http://schemas.microsoft.com/office/drawing/2014/chartex" xmlns:cx1="http://schemas.microsoft.com/office/drawing/2015/9/8/chartex" xmlns:cx2="http://schemas.microsoft.com/office/drawing/2015/10/21/chartex" xmlns:cx3="http://schemas.microsoft.com/office/drawing/2016/5/9/chartex" xmlns:cx4="http://schemas.microsoft.com/office/drawing/2016/5/10/chartex" xmlns:cx5="http://schemas.microsoft.com/office/drawing/2016/5/11/chartex" xmlns:cx6="http://schemas.microsoft.com/office/drawing/2016/5/12/chartex" xmlns:cx7="http://schemas.microsoft.com/office/drawing/2016/5/13/chartex" xmlns:cx8="http://schemas.microsoft.com/office/drawing/2016/5/14/chartex" xmlns:mc="http://schemas.openxmlformats.org/markup-compatibility/2006" xmlns:aink="http://schemas.microsoft.com/office/drawing/2016/ink" xmlns:am3d="http://schemas.microsoft.com/office/drawing/2017/model3d" xmlns:o="urn:schemas-microsoft-com:office:office" xmlns:oel="http://schemas.microsoft.com/office/2019/extlst" xmlns:r="http://schemas.openxmlformats.org/officeDocument/2006/relationships" xmlns:m="http://schemas.openxmlformats.org/officeDocument/2006/math" xmlns:v="urn:schemas-microsoft-com:vml" xmlns:wp14="http://schemas.microsoft.com/office/word/2010/wordprocessingDrawing" xmlns:wp="http://schemas.openxmlformats.org/drawingml/2006/wordprocessingDrawing" xmlns:w10="urn:schemas-microsoft-com:office:word" xmlns:w="http://schemas.openxmlformats.org/wordprocessingml/2006/main" xmlns:w14="http://schemas.microsoft.com/office/word/2010/wordml" xmlns:w15="http://schemas.microsoft.com/office/word/2012/wordml" xmlns:w16cei="http://schemas.microsoft.com/office/word/2026/wordml/cei" xmlns:w16cex="http://schemas.microsoft.com/office/word/2018/wordml/cex" xmlns:w16cid="http://schemas.microsoft.com/office/word/2016/wordml/cid" xmlns:w16="http://schemas.microsoft.com/office/word/2018/wordml" xmlns:w16du="http://schemas.microsoft.com/office/word/2023/wordml/word16du" xmlns:w16sdtdh="http://schemas.microsoft.com/office/word/2020/wordml/sdtdatahash" xmlns:w16sdtfl="http://schemas.microsoft.com/office/word/2024/wordml/sdtformatlock" xmlns:w16se="http://schemas.microsoft.com/office/word/2015/wordml/symex" xmlns:wpg="http://schemas.microsoft.com/office/word/2010/wordprocessingGroup" xmlns:wpi="http://schemas.microsoft.com/office/word/2010/wordprocessingInk" xmlns:wne="http://schemas.microsoft.com/office/word/2006/wordml" xmlns:wps="http://schemas.microsoft.com/office/word/2010/wordprocessingShape" mc:Ignorable="w14 w15 w16se w16cid w16 w16cex w16sdtdh w16sdtfl w16du wp14">
+<w:document xmlns:wpc="http://schemas.microsoft.com/office/word/2010/wordprocessingCanvas" xmlns:cx="http://schemas.microsoft.com/office/drawing/2014/chartex" xmlns:cx1="http://schemas.microsoft.com/office/drawing/2015/9/8/chartex" xmlns:cx2="http://schemas.microsoft.com/office/drawing/2015/10/21/chartex" xmlns:cx3="http://schemas.microsoft.com/office/drawing/2016/5/9/chartex" xmlns:cx4="http://schemas.microsoft.com/office/drawing/2016/5/10/chartex" xmlns:cx5="http://schemas.microsoft.com/office/drawing/2016/5/11/chartex" xmlns:cx6="http://schemas.microsoft.com/office/drawing/2016/5/12/chartex" xmlns:cx7="http://schemas.microsoft.com/office/drawing/2016/5/13/chartex" xmlns:cx8="http://schemas.microsoft.com/office/drawing/2016/5/14/chartex" xmlns:mc="http://schemas.openxmlformats.org/markup-compatibility/2006" xmlns:aink="http://schemas.microsoft.com/office/drawing/2016/ink" xmlns:am3d="http://schemas.microsoft.com/office/drawing/2017/model3d" xmlns:o="urn:schemas-microsoft-com:office:office" xmlns:oel="http://schemas.microsoft.com/office/2019/extlst" xmlns:r="http://schemas.openxmlformats.org/officeDocument/2006/relationships" xmlns:m="http://schemas.openxmlformats.org/officeDocument/2006/math" xmlns:v="urn:schemas-microsoft-com:vml" xmlns:wp14="http://schemas.microsoft.com/office/word/2010/wordprocessingDrawing" xmlns:wp="http://schemas.openxmlformats.org/drawingml/2006/wordprocessingDrawing" xmlns:w10="urn:schemas-microsoft-com:office:word" xmlns:w="http://schemas.openxmlformats.org/wordprocessingml/2006/main" xmlns:w14="http://schemas.microsoft.com/office/word/2010/wordml" xmlns:w15="http://schemas.microsoft.com/office/word/2012/wordml" xmlns:w16cex="http://schemas.microsoft.com/office/word/2018/wordml/cex" xmlns:w16cid="http://schemas.microsoft.com/office/word/2016/wordml/cid" xmlns:w16="http://schemas.microsoft.com/office/word/2018/wordml" xmlns:w16du="http://schemas.microsoft.com/office/word/2023/wordml/word16du" xmlns:w16sdtdh="http://schemas.microsoft.com/office/word/2020/wordml/sdtdatahash" xmlns:w16sdtfl="http://schemas.microsoft.com/office/word/2024/wordml/sdtformatlock" xmlns:w16se="http://schemas.microsoft.com/office/word/2015/wordml/symex" xmlns:wpg="http://schemas.microsoft.com/office/word/2010/wordprocessingGroup" xmlns:wpi="http://schemas.microsoft.com/office/word/2010/wordprocessingInk" xmlns:wne="http://schemas.microsoft.com/office/word/2006/wordml" xmlns:wps="http://schemas.microsoft.com/office/word/2010/wordprocessingShape" mc:Ignorable="w14 w15 w16se w16cid w16 w16cex w16sdtdh w16sdtfl w16du wp14">
   <w:body>
     <w:p>
       <w:pPr>
         <w:spacing w:after="0"/>
         <w:jc w:val="center"/>
         <w:rPr>
-          <w:rFonts w:ascii="Tahoma" w:hAnsi="Tahoma" w:cs="Tahoma"/>
+          <w:rFonts w:cstheme="minorHAnsi"/>
           <w:b/>
           <w:sz w:val="32"/>
           <w:szCs w:val="32"/>
@@ -16,7 +16,7 @@
       </w:pPr>
       <w:r>
         <w:rPr>
-          <w:rFonts w:ascii="Tahoma" w:hAnsi="Tahoma" w:cs="Tahoma"/>
+          <w:rFonts w:cstheme="minorHAnsi"/>
           <w:b/>
           <w:sz w:val="32"/>
           <w:szCs w:val="32"/>
@@ -26,7 +26,7 @@
       </w:r>
       <w:r>
         <w:rPr>
-          <w:rFonts w:ascii="Tahoma" w:hAnsi="Tahoma" w:cs="Tahoma"/>
+          <w:rFonts w:cstheme="minorHAnsi"/>
           <w:b/>
           <w:sz w:val="32"/>
           <w:szCs w:val="32"/>
@@ -36,7 +36,7 @@
       </w:r>
       <w:r>
         <w:rPr>
-          <w:rFonts w:ascii="Tahoma" w:hAnsi="Tahoma" w:cs="Tahoma"/>
+          <w:rFonts w:cstheme="minorHAnsi"/>
           <w:b/>
           <w:sz w:val="32"/>
           <w:szCs w:val="32"/>
@@ -49,7 +49,7 @@
       <w:pPr>
         <w:spacing w:after="0"/>
         <w:rPr>
-          <w:rFonts w:ascii="Tahoma" w:hAnsi="Tahoma" w:cs="Tahoma"/>
+          <w:rFonts w:cstheme="minorHAnsi"/>
           <w:b/>
           <w:u w:val="single"/>
         </w:rPr>
@@ -90,20 +90,20 @@
               <w:spacing w:after="0" w:line="240" w:lineRule="auto"/>
               <w:jc w:val="center"/>
               <w:rPr>
-                <w:rFonts w:ascii="Tahoma" w:hAnsi="Tahoma" w:cs="Tahoma"/>
+                <w:rFonts w:cstheme="minorHAnsi"/>
                 <w:b/>
               </w:rPr>
             </w:pPr>
             <w:r>
               <w:rPr>
-                <w:rFonts w:ascii="Tahoma" w:hAnsi="Tahoma" w:cs="Tahoma"/>
+                <w:rFonts w:cstheme="minorHAnsi"/>
                 <w:b/>
               </w:rPr>
               <w:t>SUBSTATION</w:t>
             </w:r>
             <w:r>
               <w:rPr>
-                <w:rFonts w:ascii="Tahoma" w:hAnsi="Tahoma" w:cs="Tahoma"/>
+                <w:rFonts w:cstheme="minorHAnsi"/>
                 <w:b/>
               </w:rPr>
               <w:t xml:space="preserve"> OVERVIEW</w:t>
@@ -125,33 +125,33 @@
               <w:spacing w:after="0" w:line="240" w:lineRule="auto"/>
               <w:jc w:val="center"/>
               <w:rPr>
-                <w:rFonts w:ascii="Tahoma" w:hAnsi="Tahoma" w:cs="Tahoma"/>
-                <w:b/>
-              </w:rPr>
-            </w:pPr>
-          </w:p>
-        </w:tc>
-        <w:tc>
-          <w:tcPr>
-            <w:tcW w:w="4819" w:type="dxa"/>
-            <w:tcBorders>
-              <w:left w:val="single" w:sz="4" w:space="0" w:color="auto"/>
-              <w:bottom w:val="single" w:sz="4" w:space="0" w:color="auto"/>
-            </w:tcBorders>
-            <w:vAlign w:val="center"/>
-          </w:tcPr>
-          <w:p>
-            <w:pPr>
-              <w:spacing w:after="0" w:line="240" w:lineRule="auto"/>
-              <w:jc w:val="center"/>
-              <w:rPr>
-                <w:rFonts w:ascii="Tahoma" w:hAnsi="Tahoma" w:cs="Tahoma"/>
+                <w:rFonts w:cstheme="minorHAnsi"/>
+                <w:b/>
+              </w:rPr>
+            </w:pPr>
+          </w:p>
+        </w:tc>
+        <w:tc>
+          <w:tcPr>
+            <w:tcW w:w="4819" w:type="dxa"/>
+            <w:tcBorders>
+              <w:left w:val="single" w:sz="4" w:space="0" w:color="auto"/>
+              <w:bottom w:val="single" w:sz="4" w:space="0" w:color="auto"/>
+            </w:tcBorders>
+            <w:vAlign w:val="center"/>
+          </w:tcPr>
+          <w:p>
+            <w:pPr>
+              <w:spacing w:after="0" w:line="240" w:lineRule="auto"/>
+              <w:jc w:val="center"/>
+              <w:rPr>
+                <w:rFonts w:cstheme="minorHAnsi"/>
                 <w:b/>
               </w:rPr>
             </w:pPr>
             <w:r>
               <w:rPr>
-                <w:rFonts w:ascii="Tahoma" w:hAnsi="Tahoma" w:cs="Tahoma"/>
+                <w:rFonts w:cstheme="minorHAnsi"/>
                 <w:b/>
               </w:rPr>
               <w:t>SIGNBOARD</w:t>
@@ -177,7 +177,7 @@
               <w:spacing w:after="0" w:line="240" w:lineRule="auto"/>
               <w:jc w:val="center"/>
               <w:rPr>
-                <w:rFonts w:ascii="Tahoma" w:hAnsi="Tahoma" w:cs="Tahoma"/>
+                <w:rFonts w:cstheme="minorHAnsi"/>
                 <w:b/>
               </w:rPr>
             </w:pPr>
@@ -199,27 +199,27 @@
               <w:spacing w:after="0" w:line="240" w:lineRule="auto"/>
               <w:jc w:val="center"/>
               <w:rPr>
-                <w:rFonts w:ascii="Tahoma" w:hAnsi="Tahoma" w:cs="Tahoma"/>
-                <w:b/>
-              </w:rPr>
-            </w:pPr>
-          </w:p>
-        </w:tc>
-        <w:tc>
-          <w:tcPr>
-            <w:tcW w:w="4819" w:type="dxa"/>
-            <w:tcBorders>
-              <w:left w:val="single" w:sz="4" w:space="0" w:color="auto"/>
-              <w:bottom w:val="single" w:sz="4" w:space="0" w:color="auto"/>
-            </w:tcBorders>
-            <w:vAlign w:val="center"/>
-          </w:tcPr>
-          <w:p>
-            <w:pPr>
-              <w:spacing w:after="0" w:line="240" w:lineRule="auto"/>
-              <w:jc w:val="center"/>
-              <w:rPr>
-                <w:rFonts w:ascii="Tahoma" w:hAnsi="Tahoma" w:cs="Tahoma"/>
+                <w:rFonts w:cstheme="minorHAnsi"/>
+                <w:b/>
+              </w:rPr>
+            </w:pPr>
+          </w:p>
+        </w:tc>
+        <w:tc>
+          <w:tcPr>
+            <w:tcW w:w="4819" w:type="dxa"/>
+            <w:tcBorders>
+              <w:left w:val="single" w:sz="4" w:space="0" w:color="auto"/>
+              <w:bottom w:val="single" w:sz="4" w:space="0" w:color="auto"/>
+            </w:tcBorders>
+            <w:vAlign w:val="center"/>
+          </w:tcPr>
+          <w:p>
+            <w:pPr>
+              <w:spacing w:after="0" w:line="240" w:lineRule="auto"/>
+              <w:jc w:val="center"/>
+              <w:rPr>
+                <w:rFonts w:cstheme="minorHAnsi"/>
                 <w:b/>
               </w:rPr>
             </w:pPr>
@@ -242,7 +242,7 @@
               <w:spacing w:after="0" w:line="240" w:lineRule="auto"/>
               <w:jc w:val="center"/>
               <w:rPr>
-                <w:rFonts w:ascii="Tahoma" w:hAnsi="Tahoma" w:cs="Tahoma"/>
+                <w:rFonts w:cstheme="minorHAnsi"/>
                 <w:b/>
               </w:rPr>
             </w:pPr>
@@ -264,28 +264,28 @@
               <w:spacing w:after="0" w:line="240" w:lineRule="auto"/>
               <w:jc w:val="center"/>
               <w:rPr>
-                <w:rFonts w:ascii="Tahoma" w:hAnsi="Tahoma" w:cs="Tahoma"/>
-                <w:b/>
-              </w:rPr>
-            </w:pPr>
-          </w:p>
-        </w:tc>
-        <w:tc>
-          <w:tcPr>
-            <w:tcW w:w="4819" w:type="dxa"/>
-            <w:tcBorders>
-              <w:left w:val="nil"/>
-              <w:bottom w:val="single" w:sz="4" w:space="0" w:color="auto"/>
-              <w:right w:val="nil"/>
-            </w:tcBorders>
-            <w:vAlign w:val="center"/>
-          </w:tcPr>
-          <w:p>
-            <w:pPr>
-              <w:spacing w:after="0" w:line="240" w:lineRule="auto"/>
-              <w:jc w:val="center"/>
-              <w:rPr>
-                <w:rFonts w:ascii="Tahoma" w:hAnsi="Tahoma" w:cs="Tahoma"/>
+                <w:rFonts w:cstheme="minorHAnsi"/>
+                <w:b/>
+              </w:rPr>
+            </w:pPr>
+          </w:p>
+        </w:tc>
+        <w:tc>
+          <w:tcPr>
+            <w:tcW w:w="4819" w:type="dxa"/>
+            <w:tcBorders>
+              <w:left w:val="nil"/>
+              <w:bottom w:val="single" w:sz="4" w:space="0" w:color="auto"/>
+              <w:right w:val="nil"/>
+            </w:tcBorders>
+            <w:vAlign w:val="center"/>
+          </w:tcPr>
+          <w:p>
+            <w:pPr>
+              <w:spacing w:after="0" w:line="240" w:lineRule="auto"/>
+              <w:jc w:val="center"/>
+              <w:rPr>
+                <w:rFonts w:cstheme="minorHAnsi"/>
                 <w:b/>
               </w:rPr>
             </w:pPr>
@@ -308,13 +308,13 @@
               <w:spacing w:after="0" w:line="240" w:lineRule="auto"/>
               <w:jc w:val="center"/>
               <w:rPr>
-                <w:rFonts w:ascii="Tahoma" w:hAnsi="Tahoma" w:cs="Tahoma"/>
+                <w:rFonts w:cstheme="minorHAnsi"/>
                 <w:b/>
               </w:rPr>
             </w:pPr>
             <w:r>
               <w:rPr>
-                <w:rFonts w:ascii="Tahoma" w:hAnsi="Tahoma" w:cs="Tahoma"/>
+                <w:rFonts w:cstheme="minorHAnsi"/>
                 <w:b/>
               </w:rPr>
               <w:t>SWITCHGEAR</w:t>
@@ -336,7 +336,7 @@
               <w:spacing w:after="0" w:line="240" w:lineRule="auto"/>
               <w:jc w:val="center"/>
               <w:rPr>
-                <w:rFonts w:ascii="Tahoma" w:hAnsi="Tahoma" w:cs="Tahoma"/>
+                <w:rFonts w:cstheme="minorHAnsi"/>
                 <w:b/>
               </w:rPr>
             </w:pPr>
@@ -357,20 +357,20 @@
               <w:spacing w:after="0" w:line="240" w:lineRule="auto"/>
               <w:jc w:val="center"/>
               <w:rPr>
-                <w:rFonts w:ascii="Tahoma" w:hAnsi="Tahoma" w:cs="Tahoma"/>
+                <w:rFonts w:cstheme="minorHAnsi"/>
                 <w:b/>
               </w:rPr>
             </w:pPr>
             <w:r>
               <w:rPr>
-                <w:rFonts w:ascii="Tahoma" w:hAnsi="Tahoma" w:cs="Tahoma"/>
+                <w:rFonts w:cstheme="minorHAnsi"/>
                 <w:b/>
               </w:rPr>
               <w:t xml:space="preserve">SWITCHGEAR </w:t>
             </w:r>
             <w:r>
               <w:rPr>
-                <w:rFonts w:ascii="Tahoma" w:hAnsi="Tahoma" w:cs="Tahoma"/>
+                <w:rFonts w:cstheme="minorHAnsi"/>
                 <w:b/>
               </w:rPr>
               <w:t>NAMEPLATE</w:t>
@@ -396,7 +396,7 @@
               <w:spacing w:after="0" w:line="240" w:lineRule="auto"/>
               <w:jc w:val="center"/>
               <w:rPr>
-                <w:rFonts w:ascii="Tahoma" w:hAnsi="Tahoma" w:cs="Tahoma"/>
+                <w:rFonts w:cstheme="minorHAnsi"/>
                 <w:b/>
               </w:rPr>
             </w:pPr>
@@ -418,27 +418,27 @@
               <w:spacing w:after="0" w:line="240" w:lineRule="auto"/>
               <w:jc w:val="center"/>
               <w:rPr>
-                <w:rFonts w:ascii="Tahoma" w:hAnsi="Tahoma" w:cs="Tahoma"/>
-                <w:b/>
-              </w:rPr>
-            </w:pPr>
-          </w:p>
-        </w:tc>
-        <w:tc>
-          <w:tcPr>
-            <w:tcW w:w="4819" w:type="dxa"/>
-            <w:tcBorders>
-              <w:left w:val="single" w:sz="4" w:space="0" w:color="auto"/>
-              <w:bottom w:val="single" w:sz="4" w:space="0" w:color="auto"/>
-            </w:tcBorders>
-            <w:vAlign w:val="center"/>
-          </w:tcPr>
-          <w:p>
-            <w:pPr>
-              <w:spacing w:after="0" w:line="240" w:lineRule="auto"/>
-              <w:jc w:val="center"/>
-              <w:rPr>
-                <w:rFonts w:ascii="Tahoma" w:hAnsi="Tahoma" w:cs="Tahoma"/>
+                <w:rFonts w:cstheme="minorHAnsi"/>
+                <w:b/>
+              </w:rPr>
+            </w:pPr>
+          </w:p>
+        </w:tc>
+        <w:tc>
+          <w:tcPr>
+            <w:tcW w:w="4819" w:type="dxa"/>
+            <w:tcBorders>
+              <w:left w:val="single" w:sz="4" w:space="0" w:color="auto"/>
+              <w:bottom w:val="single" w:sz="4" w:space="0" w:color="auto"/>
+            </w:tcBorders>
+            <w:vAlign w:val="center"/>
+          </w:tcPr>
+          <w:p>
+            <w:pPr>
+              <w:spacing w:after="0" w:line="240" w:lineRule="auto"/>
+              <w:jc w:val="center"/>
+              <w:rPr>
+                <w:rFonts w:cstheme="minorHAnsi"/>
                 <w:b/>
               </w:rPr>
             </w:pPr>
@@ -461,7 +461,7 @@
               <w:spacing w:after="0" w:line="240" w:lineRule="auto"/>
               <w:jc w:val="center"/>
               <w:rPr>
-                <w:rFonts w:ascii="Tahoma" w:hAnsi="Tahoma" w:cs="Tahoma"/>
+                <w:rFonts w:cstheme="minorHAnsi"/>
                 <w:b/>
               </w:rPr>
             </w:pPr>
@@ -482,7 +482,7 @@
               <w:spacing w:after="0" w:line="240" w:lineRule="auto"/>
               <w:jc w:val="center"/>
               <w:rPr>
-                <w:rFonts w:ascii="Tahoma" w:hAnsi="Tahoma" w:cs="Tahoma"/>
+                <w:rFonts w:cstheme="minorHAnsi"/>
                 <w:b/>
                 <w:u w:val="single"/>
               </w:rPr>
@@ -504,7 +504,7 @@
               <w:spacing w:after="0" w:line="240" w:lineRule="auto"/>
               <w:jc w:val="center"/>
               <w:rPr>
-                <w:rFonts w:ascii="Tahoma" w:hAnsi="Tahoma" w:cs="Tahoma"/>
+                <w:rFonts w:cstheme="minorHAnsi"/>
                 <w:b/>
               </w:rPr>
             </w:pPr>
@@ -527,13 +527,13 @@
               <w:spacing w:after="0" w:line="240" w:lineRule="auto"/>
               <w:jc w:val="center"/>
               <w:rPr>
-                <w:rFonts w:ascii="Tahoma" w:hAnsi="Tahoma" w:cs="Tahoma"/>
+                <w:rFonts w:cstheme="minorHAnsi"/>
                 <w:b/>
               </w:rPr>
             </w:pPr>
             <w:r>
               <w:rPr>
-                <w:rFonts w:ascii="Tahoma" w:hAnsi="Tahoma" w:cs="Tahoma"/>
+                <w:rFonts w:cstheme="minorHAnsi"/>
                 <w:b/>
               </w:rPr>
               <w:t>TRANSFORMER</w:t>
@@ -555,7 +555,7 @@
               <w:spacing w:after="0" w:line="240" w:lineRule="auto"/>
               <w:jc w:val="center"/>
               <w:rPr>
-                <w:rFonts w:ascii="Tahoma" w:hAnsi="Tahoma" w:cs="Tahoma"/>
+                <w:rFonts w:cstheme="minorHAnsi"/>
                 <w:b/>
                 <w:u w:val="single"/>
               </w:rPr>
@@ -577,13 +577,13 @@
               <w:spacing w:after="0" w:line="240" w:lineRule="auto"/>
               <w:jc w:val="center"/>
               <w:rPr>
-                <w:rFonts w:ascii="Tahoma" w:hAnsi="Tahoma" w:cs="Tahoma"/>
+                <w:rFonts w:cstheme="minorHAnsi"/>
                 <w:b/>
               </w:rPr>
             </w:pPr>
             <w:r>
               <w:rPr>
-                <w:rFonts w:ascii="Tahoma" w:hAnsi="Tahoma" w:cs="Tahoma"/>
+                <w:rFonts w:cstheme="minorHAnsi"/>
                 <w:b/>
               </w:rPr>
               <w:t>TRANSFORMER NAMEPLATE</w:t>
@@ -608,7 +608,7 @@
               <w:spacing w:after="0" w:line="240" w:lineRule="auto"/>
               <w:jc w:val="center"/>
               <w:rPr>
-                <w:rFonts w:ascii="Tahoma" w:hAnsi="Tahoma" w:cs="Tahoma"/>
+                <w:rFonts w:cstheme="minorHAnsi"/>
                 <w:b/>
               </w:rPr>
             </w:pPr>
@@ -630,7 +630,7 @@
               <w:spacing w:after="0" w:line="240" w:lineRule="auto"/>
               <w:jc w:val="center"/>
               <w:rPr>
-                <w:rFonts w:ascii="Tahoma" w:hAnsi="Tahoma" w:cs="Tahoma"/>
+                <w:rFonts w:cstheme="minorHAnsi"/>
                 <w:b/>
                 <w:u w:val="single"/>
               </w:rPr>
@@ -650,7 +650,7 @@
               <w:spacing w:after="0" w:line="240" w:lineRule="auto"/>
               <w:jc w:val="center"/>
               <w:rPr>
-                <w:rFonts w:ascii="Tahoma" w:hAnsi="Tahoma" w:cs="Tahoma"/>
+                <w:rFonts w:cstheme="minorHAnsi"/>
                 <w:b/>
               </w:rPr>
             </w:pPr>
@@ -659,7 +659,15 @@
       </w:tr>
     </w:tbl>
     <w:p>
+      <w:pPr>
+        <w:rPr>
+          <w:rFonts w:cstheme="minorHAnsi"/>
+        </w:rPr>
+      </w:pPr>
       <w:r>
+        <w:rPr>
+          <w:rFonts w:cstheme="minorHAnsi"/>
+        </w:rPr>
         <w:br w:type="page"/>
       </w:r>
     </w:p>
@@ -668,7 +676,7 @@
         <w:spacing w:after="0"/>
         <w:jc w:val="center"/>
         <w:rPr>
-          <w:rFonts w:ascii="Tahoma" w:hAnsi="Tahoma" w:cs="Tahoma"/>
+          <w:rFonts w:cstheme="minorHAnsi"/>
           <w:b/>
           <w:sz w:val="32"/>
           <w:szCs w:val="32"/>
@@ -677,7 +685,7 @@
       </w:pPr>
       <w:r>
         <w:rPr>
-          <w:rFonts w:ascii="Tahoma" w:hAnsi="Tahoma" w:cs="Tahoma"/>
+          <w:rFonts w:cstheme="minorHAnsi"/>
           <w:b/>
           <w:sz w:val="32"/>
           <w:szCs w:val="32"/>
@@ -688,7 +696,7 @@
       </w:r>
       <w:r>
         <w:rPr>
-          <w:rFonts w:ascii="Tahoma" w:hAnsi="Tahoma" w:cs="Tahoma"/>
+          <w:rFonts w:cstheme="minorHAnsi"/>
           <w:b/>
           <w:sz w:val="32"/>
           <w:szCs w:val="32"/>
@@ -701,7 +709,7 @@
       <w:pPr>
         <w:spacing w:after="0"/>
         <w:rPr>
-          <w:rFonts w:ascii="Tahoma" w:hAnsi="Tahoma" w:cs="Tahoma"/>
+          <w:rFonts w:cstheme="minorHAnsi"/>
           <w:b/>
           <w:u w:val="single"/>
         </w:rPr>
@@ -742,13 +750,13 @@
               <w:spacing w:after="0" w:line="240" w:lineRule="auto"/>
               <w:jc w:val="center"/>
               <w:rPr>
-                <w:rFonts w:ascii="Tahoma" w:hAnsi="Tahoma" w:cs="Tahoma"/>
+                <w:rFonts w:cstheme="minorHAnsi"/>
                 <w:b/>
               </w:rPr>
             </w:pPr>
             <w:r>
               <w:rPr>
-                <w:rFonts w:ascii="Tahoma" w:hAnsi="Tahoma" w:cs="Tahoma"/>
+                <w:rFonts w:cstheme="minorHAnsi"/>
                 <w:b/>
               </w:rPr>
               <w:t>LVDB</w:t>
@@ -770,40 +778,40 @@
               <w:spacing w:after="0" w:line="240" w:lineRule="auto"/>
               <w:jc w:val="center"/>
               <w:rPr>
-                <w:rFonts w:ascii="Tahoma" w:hAnsi="Tahoma" w:cs="Tahoma"/>
-                <w:b/>
-              </w:rPr>
-            </w:pPr>
-          </w:p>
-        </w:tc>
-        <w:tc>
-          <w:tcPr>
-            <w:tcW w:w="4819" w:type="dxa"/>
-            <w:tcBorders>
-              <w:left w:val="single" w:sz="4" w:space="0" w:color="auto"/>
-              <w:bottom w:val="single" w:sz="4" w:space="0" w:color="auto"/>
-            </w:tcBorders>
-            <w:vAlign w:val="center"/>
-          </w:tcPr>
-          <w:p>
-            <w:pPr>
-              <w:spacing w:after="0" w:line="240" w:lineRule="auto"/>
-              <w:jc w:val="center"/>
-              <w:rPr>
-                <w:rFonts w:ascii="Tahoma" w:hAnsi="Tahoma" w:cs="Tahoma"/>
+                <w:rFonts w:cstheme="minorHAnsi"/>
+                <w:b/>
+              </w:rPr>
+            </w:pPr>
+          </w:p>
+        </w:tc>
+        <w:tc>
+          <w:tcPr>
+            <w:tcW w:w="4819" w:type="dxa"/>
+            <w:tcBorders>
+              <w:left w:val="single" w:sz="4" w:space="0" w:color="auto"/>
+              <w:bottom w:val="single" w:sz="4" w:space="0" w:color="auto"/>
+            </w:tcBorders>
+            <w:vAlign w:val="center"/>
+          </w:tcPr>
+          <w:p>
+            <w:pPr>
+              <w:spacing w:after="0" w:line="240" w:lineRule="auto"/>
+              <w:jc w:val="center"/>
+              <w:rPr>
+                <w:rFonts w:cstheme="minorHAnsi"/>
                 <w:b/>
               </w:rPr>
             </w:pPr>
             <w:r>
               <w:rPr>
-                <w:rFonts w:ascii="Tahoma" w:hAnsi="Tahoma" w:cs="Tahoma"/>
+                <w:rFonts w:cstheme="minorHAnsi"/>
                 <w:b/>
               </w:rPr>
               <w:t>LVDB</w:t>
             </w:r>
             <w:r>
               <w:rPr>
-                <w:rFonts w:ascii="Tahoma" w:hAnsi="Tahoma" w:cs="Tahoma"/>
+                <w:rFonts w:cstheme="minorHAnsi"/>
                 <w:b/>
               </w:rPr>
               <w:t xml:space="preserve"> NAMEPLATE</w:t>
@@ -829,7 +837,7 @@
               <w:spacing w:after="0" w:line="240" w:lineRule="auto"/>
               <w:jc w:val="center"/>
               <w:rPr>
-                <w:rFonts w:ascii="Tahoma" w:hAnsi="Tahoma" w:cs="Tahoma"/>
+                <w:rFonts w:cstheme="minorHAnsi"/>
                 <w:b/>
               </w:rPr>
             </w:pPr>
@@ -851,27 +859,27 @@
               <w:spacing w:after="0" w:line="240" w:lineRule="auto"/>
               <w:jc w:val="center"/>
               <w:rPr>
-                <w:rFonts w:ascii="Tahoma" w:hAnsi="Tahoma" w:cs="Tahoma"/>
-                <w:b/>
-              </w:rPr>
-            </w:pPr>
-          </w:p>
-        </w:tc>
-        <w:tc>
-          <w:tcPr>
-            <w:tcW w:w="4819" w:type="dxa"/>
-            <w:tcBorders>
-              <w:left w:val="single" w:sz="4" w:space="0" w:color="auto"/>
-              <w:bottom w:val="single" w:sz="4" w:space="0" w:color="auto"/>
-            </w:tcBorders>
-            <w:vAlign w:val="center"/>
-          </w:tcPr>
-          <w:p>
-            <w:pPr>
-              <w:spacing w:after="0" w:line="240" w:lineRule="auto"/>
-              <w:jc w:val="center"/>
-              <w:rPr>
-                <w:rFonts w:ascii="Tahoma" w:hAnsi="Tahoma" w:cs="Tahoma"/>
+                <w:rFonts w:cstheme="minorHAnsi"/>
+                <w:b/>
+              </w:rPr>
+            </w:pPr>
+          </w:p>
+        </w:tc>
+        <w:tc>
+          <w:tcPr>
+            <w:tcW w:w="4819" w:type="dxa"/>
+            <w:tcBorders>
+              <w:left w:val="single" w:sz="4" w:space="0" w:color="auto"/>
+              <w:bottom w:val="single" w:sz="4" w:space="0" w:color="auto"/>
+            </w:tcBorders>
+            <w:vAlign w:val="center"/>
+          </w:tcPr>
+          <w:p>
+            <w:pPr>
+              <w:spacing w:after="0" w:line="240" w:lineRule="auto"/>
+              <w:jc w:val="center"/>
+              <w:rPr>
+                <w:rFonts w:cstheme="minorHAnsi"/>
                 <w:b/>
               </w:rPr>
             </w:pPr>
@@ -894,7 +902,7 @@
               <w:spacing w:after="0" w:line="240" w:lineRule="auto"/>
               <w:jc w:val="center"/>
               <w:rPr>
-                <w:rFonts w:ascii="Tahoma" w:hAnsi="Tahoma" w:cs="Tahoma"/>
+                <w:rFonts w:cstheme="minorHAnsi"/>
                 <w:b/>
               </w:rPr>
             </w:pPr>
@@ -916,28 +924,28 @@
               <w:spacing w:after="0" w:line="240" w:lineRule="auto"/>
               <w:jc w:val="center"/>
               <w:rPr>
-                <w:rFonts w:ascii="Tahoma" w:hAnsi="Tahoma" w:cs="Tahoma"/>
-                <w:b/>
-              </w:rPr>
-            </w:pPr>
-          </w:p>
-        </w:tc>
-        <w:tc>
-          <w:tcPr>
-            <w:tcW w:w="4819" w:type="dxa"/>
-            <w:tcBorders>
-              <w:left w:val="nil"/>
-              <w:bottom w:val="single" w:sz="4" w:space="0" w:color="auto"/>
-              <w:right w:val="nil"/>
-            </w:tcBorders>
-            <w:vAlign w:val="center"/>
-          </w:tcPr>
-          <w:p>
-            <w:pPr>
-              <w:spacing w:after="0" w:line="240" w:lineRule="auto"/>
-              <w:jc w:val="center"/>
-              <w:rPr>
-                <w:rFonts w:ascii="Tahoma" w:hAnsi="Tahoma" w:cs="Tahoma"/>
+                <w:rFonts w:cstheme="minorHAnsi"/>
+                <w:b/>
+              </w:rPr>
+            </w:pPr>
+          </w:p>
+        </w:tc>
+        <w:tc>
+          <w:tcPr>
+            <w:tcW w:w="4819" w:type="dxa"/>
+            <w:tcBorders>
+              <w:left w:val="nil"/>
+              <w:bottom w:val="single" w:sz="4" w:space="0" w:color="auto"/>
+              <w:right w:val="nil"/>
+            </w:tcBorders>
+            <w:vAlign w:val="center"/>
+          </w:tcPr>
+          <w:p>
+            <w:pPr>
+              <w:spacing w:after="0" w:line="240" w:lineRule="auto"/>
+              <w:jc w:val="center"/>
+              <w:rPr>
+                <w:rFonts w:cstheme="minorHAnsi"/>
                 <w:b/>
               </w:rPr>
             </w:pPr>
@@ -960,14 +968,14 @@
               <w:spacing w:after="0" w:line="240" w:lineRule="auto"/>
               <w:jc w:val="center"/>
               <w:rPr>
-                <w:rFonts w:ascii="Tahoma" w:hAnsi="Tahoma" w:cs="Tahoma"/>
+                <w:rFonts w:cstheme="minorHAnsi"/>
                 <w:b/>
               </w:rPr>
             </w:pPr>
             <w:bookmarkStart w:id="0" w:name="_Hlk156929591"/>
             <w:r>
               <w:rPr>
-                <w:rFonts w:ascii="Tahoma" w:hAnsi="Tahoma" w:cs="Tahoma"/>
+                <w:rFonts w:cstheme="minorHAnsi"/>
                 <w:b/>
               </w:rPr>
               <w:t>EFI</w:t>
@@ -989,7 +997,7 @@
               <w:spacing w:after="0" w:line="240" w:lineRule="auto"/>
               <w:jc w:val="center"/>
               <w:rPr>
-                <w:rFonts w:ascii="Tahoma" w:hAnsi="Tahoma" w:cs="Tahoma"/>
+                <w:rFonts w:cstheme="minorHAnsi"/>
                 <w:b/>
               </w:rPr>
             </w:pPr>
@@ -1011,13 +1019,13 @@
               <w:spacing w:after="0" w:line="240" w:lineRule="auto"/>
               <w:jc w:val="center"/>
               <w:rPr>
-                <w:rFonts w:ascii="Tahoma" w:hAnsi="Tahoma" w:cs="Tahoma"/>
+                <w:rFonts w:cstheme="minorHAnsi"/>
                 <w:b/>
               </w:rPr>
             </w:pPr>
             <w:r>
               <w:rPr>
-                <w:rFonts w:ascii="Tahoma" w:hAnsi="Tahoma" w:cs="Tahoma"/>
+                <w:rFonts w:cstheme="minorHAnsi"/>
                 <w:b/>
               </w:rPr>
               <w:t>SF6 INDICATOR</w:t>
@@ -1043,7 +1051,7 @@
               <w:spacing w:after="0" w:line="240" w:lineRule="auto"/>
               <w:jc w:val="center"/>
               <w:rPr>
-                <w:rFonts w:ascii="Tahoma" w:hAnsi="Tahoma" w:cs="Tahoma"/>
+                <w:rFonts w:cstheme="minorHAnsi"/>
                 <w:b/>
               </w:rPr>
             </w:pPr>
@@ -1065,7 +1073,7 @@
               <w:spacing w:after="0" w:line="240" w:lineRule="auto"/>
               <w:jc w:val="center"/>
               <w:rPr>
-                <w:rFonts w:ascii="Tahoma" w:hAnsi="Tahoma" w:cs="Tahoma"/>
+                <w:rFonts w:cstheme="minorHAnsi"/>
                 <w:b/>
               </w:rPr>
             </w:pPr>
@@ -1087,7 +1095,7 @@
               <w:spacing w:after="0" w:line="240" w:lineRule="auto"/>
               <w:jc w:val="center"/>
               <w:rPr>
-                <w:rFonts w:ascii="Tahoma" w:hAnsi="Tahoma" w:cs="Tahoma"/>
+                <w:rFonts w:cstheme="minorHAnsi"/>
                 <w:b/>
               </w:rPr>
             </w:pPr>
@@ -1111,7 +1119,7 @@
               <w:spacing w:after="0" w:line="240" w:lineRule="auto"/>
               <w:jc w:val="center"/>
               <w:rPr>
-                <w:rFonts w:ascii="Tahoma" w:hAnsi="Tahoma" w:cs="Tahoma"/>
+                <w:rFonts w:cstheme="minorHAnsi"/>
                 <w:b/>
               </w:rPr>
             </w:pPr>
@@ -1132,7 +1140,7 @@
               <w:spacing w:after="0" w:line="240" w:lineRule="auto"/>
               <w:jc w:val="center"/>
               <w:rPr>
-                <w:rFonts w:ascii="Tahoma" w:hAnsi="Tahoma" w:cs="Tahoma"/>
+                <w:rFonts w:cstheme="minorHAnsi"/>
                 <w:b/>
                 <w:u w:val="single"/>
               </w:rPr>
@@ -1154,7 +1162,7 @@
               <w:spacing w:after="0" w:line="240" w:lineRule="auto"/>
               <w:jc w:val="center"/>
               <w:rPr>
-                <w:rFonts w:ascii="Tahoma" w:hAnsi="Tahoma" w:cs="Tahoma"/>
+                <w:rFonts w:cstheme="minorHAnsi"/>
                 <w:b/>
               </w:rPr>
             </w:pPr>
@@ -1178,20 +1186,20 @@
               <w:spacing w:after="0" w:line="240" w:lineRule="auto"/>
               <w:jc w:val="center"/>
               <w:rPr>
-                <w:rFonts w:ascii="Tahoma" w:hAnsi="Tahoma" w:cs="Tahoma"/>
+                <w:rFonts w:cstheme="minorHAnsi"/>
                 <w:b/>
               </w:rPr>
             </w:pPr>
             <w:r>
               <w:rPr>
-                <w:rFonts w:ascii="Tahoma" w:hAnsi="Tahoma" w:cs="Tahoma"/>
+                <w:rFonts w:cstheme="minorHAnsi"/>
                 <w:b/>
               </w:rPr>
               <w:t xml:space="preserve">FIRE EXTINGUISHER </w:t>
             </w:r>
             <w:r>
               <w:rPr>
-                <w:rFonts w:ascii="Tahoma" w:hAnsi="Tahoma" w:cs="Tahoma"/>
+                <w:rFonts w:cstheme="minorHAnsi"/>
                 <w:b/>
               </w:rPr>
               <w:br/>
@@ -1214,7 +1222,7 @@
               <w:spacing w:after="0" w:line="240" w:lineRule="auto"/>
               <w:jc w:val="center"/>
               <w:rPr>
-                <w:rFonts w:ascii="Tahoma" w:hAnsi="Tahoma" w:cs="Tahoma"/>
+                <w:rFonts w:cstheme="minorHAnsi"/>
                 <w:b/>
                 <w:u w:val="single"/>
               </w:rPr>
@@ -1237,20 +1245,20 @@
               <w:spacing w:after="0" w:line="240" w:lineRule="auto"/>
               <w:jc w:val="center"/>
               <w:rPr>
-                <w:rFonts w:ascii="Tahoma" w:hAnsi="Tahoma" w:cs="Tahoma"/>
+                <w:rFonts w:cstheme="minorHAnsi"/>
                 <w:b/>
               </w:rPr>
             </w:pPr>
             <w:r>
               <w:rPr>
-                <w:rFonts w:ascii="Tahoma" w:hAnsi="Tahoma" w:cs="Tahoma"/>
+                <w:rFonts w:cstheme="minorHAnsi"/>
                 <w:b/>
               </w:rPr>
               <w:t>FIRE EXTINGUISHER</w:t>
             </w:r>
             <w:r>
               <w:rPr>
-                <w:rFonts w:ascii="Tahoma" w:hAnsi="Tahoma" w:cs="Tahoma"/>
+                <w:rFonts w:cstheme="minorHAnsi"/>
                 <w:b/>
               </w:rPr>
               <w:t xml:space="preserve"> EXPIRY DATE</w:t>
@@ -1278,7 +1286,7 @@
               <w:spacing w:after="0" w:line="240" w:lineRule="auto"/>
               <w:jc w:val="center"/>
               <w:rPr>
-                <w:rFonts w:ascii="Tahoma" w:hAnsi="Tahoma" w:cs="Tahoma"/>
+                <w:rFonts w:cstheme="minorHAnsi"/>
                 <w:b/>
               </w:rPr>
             </w:pPr>
@@ -1300,7 +1308,7 @@
               <w:spacing w:after="0" w:line="240" w:lineRule="auto"/>
               <w:jc w:val="center"/>
               <w:rPr>
-                <w:rFonts w:ascii="Tahoma" w:hAnsi="Tahoma" w:cs="Tahoma"/>
+                <w:rFonts w:cstheme="minorHAnsi"/>
                 <w:b/>
                 <w:u w:val="single"/>
               </w:rPr>
@@ -1323,7 +1331,7 @@
               <w:spacing w:after="0" w:line="240" w:lineRule="auto"/>
               <w:jc w:val="center"/>
               <w:rPr>
-                <w:rFonts w:ascii="Tahoma" w:hAnsi="Tahoma" w:cs="Tahoma"/>
+                <w:rFonts w:cstheme="minorHAnsi"/>
                 <w:b/>
               </w:rPr>
             </w:pPr>
@@ -1331,9 +1339,23 @@
         </w:tc>
       </w:tr>
     </w:tbl>
-    <w:p/>
     <w:p>
+      <w:pPr>
+        <w:rPr>
+          <w:rFonts w:cstheme="minorHAnsi"/>
+        </w:rPr>
+      </w:pPr>
+    </w:p>
+    <w:p>
+      <w:pPr>
+        <w:rPr>
+          <w:rFonts w:cstheme="minorHAnsi"/>
+        </w:rPr>
+      </w:pPr>
       <w:r>
+        <w:rPr>
+          <w:rFonts w:cstheme="minorHAnsi"/>
+        </w:rPr>
         <w:br w:type="page"/>
       </w:r>
     </w:p>
@@ -1342,7 +1364,7 @@
         <w:spacing w:after="0"/>
         <w:jc w:val="center"/>
         <w:rPr>
-          <w:rFonts w:ascii="Tahoma" w:hAnsi="Tahoma" w:cs="Tahoma"/>
+          <w:rFonts w:cstheme="minorHAnsi"/>
           <w:b/>
           <w:sz w:val="32"/>
           <w:szCs w:val="32"/>
@@ -1351,7 +1373,7 @@
       </w:pPr>
       <w:r>
         <w:rPr>
-          <w:rFonts w:ascii="Tahoma" w:hAnsi="Tahoma" w:cs="Tahoma"/>
+          <w:rFonts w:cstheme="minorHAnsi"/>
           <w:b/>
           <w:sz w:val="32"/>
           <w:szCs w:val="32"/>
@@ -1365,7 +1387,7 @@
       <w:pPr>
         <w:spacing w:after="0"/>
         <w:rPr>
-          <w:rFonts w:ascii="Tahoma" w:hAnsi="Tahoma" w:cs="Tahoma"/>
+          <w:rFonts w:cstheme="minorHAnsi"/>
           <w:b/>
           <w:u w:val="single"/>
         </w:rPr>
@@ -1406,20 +1428,20 @@
               <w:spacing w:after="0" w:line="240" w:lineRule="auto"/>
               <w:jc w:val="center"/>
               <w:rPr>
-                <w:rFonts w:ascii="Tahoma" w:hAnsi="Tahoma" w:cs="Tahoma"/>
+                <w:rFonts w:cstheme="minorHAnsi"/>
                 <w:b/>
               </w:rPr>
             </w:pPr>
             <w:r>
               <w:rPr>
-                <w:rFonts w:ascii="Tahoma" w:hAnsi="Tahoma" w:cs="Tahoma"/>
+                <w:rFonts w:cstheme="minorHAnsi"/>
                 <w:b/>
               </w:rPr>
               <w:t>FIRE EXTINGUISHER</w:t>
             </w:r>
             <w:r>
               <w:rPr>
-                <w:rFonts w:ascii="Tahoma" w:hAnsi="Tahoma" w:cs="Tahoma"/>
+                <w:rFonts w:cstheme="minorHAnsi"/>
                 <w:b/>
               </w:rPr>
               <w:br/>
@@ -1442,33 +1464,33 @@
               <w:spacing w:after="0" w:line="240" w:lineRule="auto"/>
               <w:jc w:val="center"/>
               <w:rPr>
-                <w:rFonts w:ascii="Tahoma" w:hAnsi="Tahoma" w:cs="Tahoma"/>
-                <w:b/>
-              </w:rPr>
-            </w:pPr>
-          </w:p>
-        </w:tc>
-        <w:tc>
-          <w:tcPr>
-            <w:tcW w:w="4819" w:type="dxa"/>
-            <w:tcBorders>
-              <w:left w:val="single" w:sz="4" w:space="0" w:color="auto"/>
-              <w:bottom w:val="single" w:sz="4" w:space="0" w:color="auto"/>
-            </w:tcBorders>
-            <w:vAlign w:val="center"/>
-          </w:tcPr>
-          <w:p>
-            <w:pPr>
-              <w:spacing w:after="0" w:line="240" w:lineRule="auto"/>
-              <w:jc w:val="center"/>
-              <w:rPr>
-                <w:rFonts w:ascii="Tahoma" w:hAnsi="Tahoma" w:cs="Tahoma"/>
+                <w:rFonts w:cstheme="minorHAnsi"/>
+                <w:b/>
+              </w:rPr>
+            </w:pPr>
+          </w:p>
+        </w:tc>
+        <w:tc>
+          <w:tcPr>
+            <w:tcW w:w="4819" w:type="dxa"/>
+            <w:tcBorders>
+              <w:left w:val="single" w:sz="4" w:space="0" w:color="auto"/>
+              <w:bottom w:val="single" w:sz="4" w:space="0" w:color="auto"/>
+            </w:tcBorders>
+            <w:vAlign w:val="center"/>
+          </w:tcPr>
+          <w:p>
+            <w:pPr>
+              <w:spacing w:after="0" w:line="240" w:lineRule="auto"/>
+              <w:jc w:val="center"/>
+              <w:rPr>
+                <w:rFonts w:cstheme="minorHAnsi"/>
                 <w:b/>
               </w:rPr>
             </w:pPr>
             <w:r>
               <w:rPr>
-                <w:rFonts w:ascii="Tahoma" w:hAnsi="Tahoma" w:cs="Tahoma"/>
+                <w:rFonts w:cstheme="minorHAnsi"/>
                 <w:b/>
               </w:rPr>
               <w:t>FIRE EXTINGUISHER EXPIRY DATE</w:t>
@@ -1494,7 +1516,7 @@
               <w:spacing w:after="0" w:line="240" w:lineRule="auto"/>
               <w:jc w:val="center"/>
               <w:rPr>
-                <w:rFonts w:ascii="Tahoma" w:hAnsi="Tahoma" w:cs="Tahoma"/>
+                <w:rFonts w:cstheme="minorHAnsi"/>
                 <w:b/>
               </w:rPr>
             </w:pPr>
@@ -1516,27 +1538,27 @@
               <w:spacing w:after="0" w:line="240" w:lineRule="auto"/>
               <w:jc w:val="center"/>
               <w:rPr>
-                <w:rFonts w:ascii="Tahoma" w:hAnsi="Tahoma" w:cs="Tahoma"/>
-                <w:b/>
-              </w:rPr>
-            </w:pPr>
-          </w:p>
-        </w:tc>
-        <w:tc>
-          <w:tcPr>
-            <w:tcW w:w="4819" w:type="dxa"/>
-            <w:tcBorders>
-              <w:left w:val="single" w:sz="4" w:space="0" w:color="auto"/>
-              <w:bottom w:val="single" w:sz="4" w:space="0" w:color="auto"/>
-            </w:tcBorders>
-            <w:vAlign w:val="center"/>
-          </w:tcPr>
-          <w:p>
-            <w:pPr>
-              <w:spacing w:after="0" w:line="240" w:lineRule="auto"/>
-              <w:jc w:val="center"/>
-              <w:rPr>
-                <w:rFonts w:ascii="Tahoma" w:hAnsi="Tahoma" w:cs="Tahoma"/>
+                <w:rFonts w:cstheme="minorHAnsi"/>
+                <w:b/>
+              </w:rPr>
+            </w:pPr>
+          </w:p>
+        </w:tc>
+        <w:tc>
+          <w:tcPr>
+            <w:tcW w:w="4819" w:type="dxa"/>
+            <w:tcBorders>
+              <w:left w:val="single" w:sz="4" w:space="0" w:color="auto"/>
+              <w:bottom w:val="single" w:sz="4" w:space="0" w:color="auto"/>
+            </w:tcBorders>
+            <w:vAlign w:val="center"/>
+          </w:tcPr>
+          <w:p>
+            <w:pPr>
+              <w:spacing w:after="0" w:line="240" w:lineRule="auto"/>
+              <w:jc w:val="center"/>
+              <w:rPr>
+                <w:rFonts w:cstheme="minorHAnsi"/>
                 <w:b/>
               </w:rPr>
             </w:pPr>
@@ -1559,7 +1581,7 @@
               <w:spacing w:after="0" w:line="240" w:lineRule="auto"/>
               <w:jc w:val="center"/>
               <w:rPr>
-                <w:rFonts w:ascii="Tahoma" w:hAnsi="Tahoma" w:cs="Tahoma"/>
+                <w:rFonts w:cstheme="minorHAnsi"/>
                 <w:b/>
               </w:rPr>
             </w:pPr>
@@ -1581,28 +1603,28 @@
               <w:spacing w:after="0" w:line="240" w:lineRule="auto"/>
               <w:jc w:val="center"/>
               <w:rPr>
-                <w:rFonts w:ascii="Tahoma" w:hAnsi="Tahoma" w:cs="Tahoma"/>
-                <w:b/>
-              </w:rPr>
-            </w:pPr>
-          </w:p>
-        </w:tc>
-        <w:tc>
-          <w:tcPr>
-            <w:tcW w:w="4819" w:type="dxa"/>
-            <w:tcBorders>
-              <w:left w:val="nil"/>
-              <w:bottom w:val="single" w:sz="4" w:space="0" w:color="auto"/>
-              <w:right w:val="nil"/>
-            </w:tcBorders>
-            <w:vAlign w:val="center"/>
-          </w:tcPr>
-          <w:p>
-            <w:pPr>
-              <w:spacing w:after="0" w:line="240" w:lineRule="auto"/>
-              <w:jc w:val="center"/>
-              <w:rPr>
-                <w:rFonts w:ascii="Tahoma" w:hAnsi="Tahoma" w:cs="Tahoma"/>
+                <w:rFonts w:cstheme="minorHAnsi"/>
+                <w:b/>
+              </w:rPr>
+            </w:pPr>
+          </w:p>
+        </w:tc>
+        <w:tc>
+          <w:tcPr>
+            <w:tcW w:w="4819" w:type="dxa"/>
+            <w:tcBorders>
+              <w:left w:val="nil"/>
+              <w:bottom w:val="single" w:sz="4" w:space="0" w:color="auto"/>
+              <w:right w:val="nil"/>
+            </w:tcBorders>
+            <w:vAlign w:val="center"/>
+          </w:tcPr>
+          <w:p>
+            <w:pPr>
+              <w:spacing w:after="0" w:line="240" w:lineRule="auto"/>
+              <w:jc w:val="center"/>
+              <w:rPr>
+                <w:rFonts w:cstheme="minorHAnsi"/>
                 <w:b/>
               </w:rPr>
             </w:pPr>
@@ -1626,13 +1648,13 @@
               <w:spacing w:after="0" w:line="240" w:lineRule="auto"/>
               <w:jc w:val="center"/>
               <w:rPr>
-                <w:rFonts w:ascii="Tahoma" w:hAnsi="Tahoma" w:cs="Tahoma"/>
+                <w:rFonts w:cstheme="minorHAnsi"/>
                 <w:b/>
               </w:rPr>
             </w:pPr>
             <w:r>
               <w:rPr>
-                <w:rFonts w:ascii="Tahoma" w:hAnsi="Tahoma" w:cs="Tahoma"/>
+                <w:rFonts w:cstheme="minorHAnsi"/>
                 <w:b/>
               </w:rPr>
               <w:t>BATTERY CHARGER</w:t>
@@ -1654,7 +1676,7 @@
               <w:spacing w:after="0" w:line="240" w:lineRule="auto"/>
               <w:jc w:val="center"/>
               <w:rPr>
-                <w:rFonts w:ascii="Tahoma" w:hAnsi="Tahoma" w:cs="Tahoma"/>
+                <w:rFonts w:cstheme="minorHAnsi"/>
                 <w:b/>
               </w:rPr>
             </w:pPr>
@@ -1676,27 +1698,27 @@
               <w:spacing w:after="0" w:line="240" w:lineRule="auto"/>
               <w:jc w:val="center"/>
               <w:rPr>
-                <w:rFonts w:ascii="Tahoma" w:hAnsi="Tahoma" w:cs="Tahoma"/>
+                <w:rFonts w:cstheme="minorHAnsi"/>
                 <w:b/>
               </w:rPr>
             </w:pPr>
             <w:r>
               <w:rPr>
-                <w:rFonts w:ascii="Tahoma" w:hAnsi="Tahoma" w:cs="Tahoma"/>
+                <w:rFonts w:cstheme="minorHAnsi"/>
                 <w:b/>
               </w:rPr>
               <w:t xml:space="preserve">BATTERY </w:t>
             </w:r>
             <w:r>
               <w:rPr>
-                <w:rFonts w:ascii="Tahoma" w:hAnsi="Tahoma" w:cs="Tahoma"/>
+                <w:rFonts w:cstheme="minorHAnsi"/>
                 <w:b/>
               </w:rPr>
               <w:t xml:space="preserve">CHARGER </w:t>
             </w:r>
             <w:r>
               <w:rPr>
-                <w:rFonts w:ascii="Tahoma" w:hAnsi="Tahoma" w:cs="Tahoma"/>
+                <w:rFonts w:cstheme="minorHAnsi"/>
                 <w:b/>
               </w:rPr>
               <w:t>NAMEPLATE</w:t>
@@ -1724,7 +1746,7 @@
               <w:spacing w:after="0" w:line="240" w:lineRule="auto"/>
               <w:jc w:val="center"/>
               <w:rPr>
-                <w:rFonts w:ascii="Tahoma" w:hAnsi="Tahoma" w:cs="Tahoma"/>
+                <w:rFonts w:cstheme="minorHAnsi"/>
                 <w:b/>
               </w:rPr>
             </w:pPr>
@@ -1746,7 +1768,7 @@
               <w:spacing w:after="0" w:line="240" w:lineRule="auto"/>
               <w:jc w:val="center"/>
               <w:rPr>
-                <w:rFonts w:ascii="Tahoma" w:hAnsi="Tahoma" w:cs="Tahoma"/>
+                <w:rFonts w:cstheme="minorHAnsi"/>
                 <w:b/>
               </w:rPr>
             </w:pPr>
@@ -1768,7 +1790,7 @@
               <w:spacing w:after="0" w:line="240" w:lineRule="auto"/>
               <w:jc w:val="center"/>
               <w:rPr>
-                <w:rFonts w:ascii="Tahoma" w:hAnsi="Tahoma" w:cs="Tahoma"/>
+                <w:rFonts w:cstheme="minorHAnsi"/>
                 <w:b/>
               </w:rPr>
             </w:pPr>
@@ -1791,7 +1813,7 @@
               <w:spacing w:after="0" w:line="240" w:lineRule="auto"/>
               <w:jc w:val="center"/>
               <w:rPr>
-                <w:rFonts w:ascii="Tahoma" w:hAnsi="Tahoma" w:cs="Tahoma"/>
+                <w:rFonts w:cstheme="minorHAnsi"/>
                 <w:b/>
               </w:rPr>
             </w:pPr>
@@ -1812,7 +1834,7 @@
               <w:spacing w:after="0" w:line="240" w:lineRule="auto"/>
               <w:jc w:val="center"/>
               <w:rPr>
-                <w:rFonts w:ascii="Tahoma" w:hAnsi="Tahoma" w:cs="Tahoma"/>
+                <w:rFonts w:cstheme="minorHAnsi"/>
                 <w:b/>
                 <w:u w:val="single"/>
               </w:rPr>
@@ -1834,7 +1856,7 @@
               <w:spacing w:after="0" w:line="240" w:lineRule="auto"/>
               <w:jc w:val="center"/>
               <w:rPr>
-                <w:rFonts w:ascii="Tahoma" w:hAnsi="Tahoma" w:cs="Tahoma"/>
+                <w:rFonts w:cstheme="minorHAnsi"/>
                 <w:b/>
               </w:rPr>
             </w:pPr>
@@ -1858,13 +1880,13 @@
               <w:spacing w:after="0" w:line="240" w:lineRule="auto"/>
               <w:jc w:val="center"/>
               <w:rPr>
-                <w:rFonts w:ascii="Tahoma" w:hAnsi="Tahoma" w:cs="Tahoma"/>
+                <w:rFonts w:cstheme="minorHAnsi"/>
                 <w:b/>
               </w:rPr>
             </w:pPr>
             <w:r>
               <w:rPr>
-                <w:rFonts w:ascii="Tahoma" w:hAnsi="Tahoma" w:cs="Tahoma"/>
+                <w:rFonts w:cstheme="minorHAnsi"/>
                 <w:b/>
               </w:rPr>
               <w:t>RTU</w:t>
@@ -1886,7 +1908,7 @@
               <w:spacing w:after="0" w:line="240" w:lineRule="auto"/>
               <w:jc w:val="center"/>
               <w:rPr>
-                <w:rFonts w:ascii="Tahoma" w:hAnsi="Tahoma" w:cs="Tahoma"/>
+                <w:rFonts w:cstheme="minorHAnsi"/>
                 <w:b/>
                 <w:u w:val="single"/>
               </w:rPr>
@@ -1909,13 +1931,13 @@
               <w:spacing w:after="0" w:line="240" w:lineRule="auto"/>
               <w:jc w:val="center"/>
               <w:rPr>
-                <w:rFonts w:ascii="Tahoma" w:hAnsi="Tahoma" w:cs="Tahoma"/>
+                <w:rFonts w:cstheme="minorHAnsi"/>
                 <w:b/>
               </w:rPr>
             </w:pPr>
             <w:r>
               <w:rPr>
-                <w:rFonts w:ascii="Tahoma" w:hAnsi="Tahoma" w:cs="Tahoma"/>
+                <w:rFonts w:cstheme="minorHAnsi"/>
                 <w:b/>
               </w:rPr>
               <w:t>RTU NAMEPLATE</w:t>
@@ -1943,7 +1965,7 @@
               <w:spacing w:after="0" w:line="240" w:lineRule="auto"/>
               <w:jc w:val="center"/>
               <w:rPr>
-                <w:rFonts w:ascii="Tahoma" w:hAnsi="Tahoma" w:cs="Tahoma"/>
+                <w:rFonts w:cstheme="minorHAnsi"/>
                 <w:b/>
               </w:rPr>
             </w:pPr>
@@ -1965,7 +1987,7 @@
               <w:spacing w:after="0" w:line="240" w:lineRule="auto"/>
               <w:jc w:val="center"/>
               <w:rPr>
-                <w:rFonts w:ascii="Tahoma" w:hAnsi="Tahoma" w:cs="Tahoma"/>
+                <w:rFonts w:cstheme="minorHAnsi"/>
                 <w:b/>
                 <w:u w:val="single"/>
               </w:rPr>
@@ -1988,7 +2010,7 @@
               <w:spacing w:after="0" w:line="240" w:lineRule="auto"/>
               <w:jc w:val="center"/>
               <w:rPr>
-                <w:rFonts w:ascii="Tahoma" w:hAnsi="Tahoma" w:cs="Tahoma"/>
+                <w:rFonts w:cstheme="minorHAnsi"/>
                 <w:b/>
               </w:rPr>
             </w:pPr>
@@ -1996,9 +2018,23 @@
         </w:tc>
       </w:tr>
     </w:tbl>
-    <w:p/>
     <w:p>
+      <w:pPr>
+        <w:rPr>
+          <w:rFonts w:cstheme="minorHAnsi"/>
+        </w:rPr>
+      </w:pPr>
+    </w:p>
+    <w:p>
+      <w:pPr>
+        <w:rPr>
+          <w:rFonts w:cstheme="minorHAnsi"/>
+        </w:rPr>
+      </w:pPr>
       <w:r>
+        <w:rPr>
+          <w:rFonts w:cstheme="minorHAnsi"/>
+        </w:rPr>
         <w:br w:type="page"/>
       </w:r>
     </w:p>
@@ -2007,7 +2043,7 @@
         <w:spacing w:after="0"/>
         <w:jc w:val="center"/>
         <w:rPr>
-          <w:rFonts w:ascii="Tahoma" w:hAnsi="Tahoma" w:cs="Tahoma"/>
+          <w:rFonts w:cstheme="minorHAnsi"/>
           <w:b/>
           <w:sz w:val="32"/>
           <w:szCs w:val="32"/>
@@ -2016,7 +2052,7 @@
       </w:pPr>
       <w:r>
         <w:rPr>
-          <w:rFonts w:ascii="Tahoma" w:hAnsi="Tahoma" w:cs="Tahoma"/>
+          <w:rFonts w:cstheme="minorHAnsi"/>
           <w:b/>
           <w:sz w:val="32"/>
           <w:szCs w:val="32"/>
@@ -2030,7 +2066,7 @@
       <w:pPr>
         <w:spacing w:after="0"/>
         <w:rPr>
-          <w:rFonts w:ascii="Tahoma" w:hAnsi="Tahoma" w:cs="Tahoma"/>
+          <w:rFonts w:cstheme="minorHAnsi"/>
           <w:b/>
           <w:u w:val="single"/>
         </w:rPr>
@@ -2071,13 +2107,13 @@
               <w:spacing w:after="0" w:line="240" w:lineRule="auto"/>
               <w:jc w:val="center"/>
               <w:rPr>
-                <w:rFonts w:ascii="Tahoma" w:hAnsi="Tahoma" w:cs="Tahoma"/>
+                <w:rFonts w:cstheme="minorHAnsi"/>
                 <w:b/>
               </w:rPr>
             </w:pPr>
             <w:r>
               <w:rPr>
-                <w:rFonts w:ascii="Tahoma" w:hAnsi="Tahoma" w:cs="Tahoma"/>
+                <w:rFonts w:cstheme="minorHAnsi"/>
                 <w:b/>
               </w:rPr>
               <w:t>TRANSFORMER OIL LEVEL INDICATOR</w:t>
@@ -2099,28 +2135,28 @@
               <w:spacing w:after="0" w:line="240" w:lineRule="auto"/>
               <w:jc w:val="center"/>
               <w:rPr>
-                <w:rFonts w:ascii="Tahoma" w:hAnsi="Tahoma" w:cs="Tahoma"/>
-                <w:b/>
-              </w:rPr>
-            </w:pPr>
-          </w:p>
-        </w:tc>
-        <w:tc>
-          <w:tcPr>
-            <w:tcW w:w="4819" w:type="dxa"/>
-            <w:tcBorders>
-              <w:top w:val="nil"/>
-              <w:left w:val="nil"/>
-              <w:bottom w:val="nil"/>
-              <w:right w:val="nil"/>
-            </w:tcBorders>
-          </w:tcPr>
-          <w:p>
-            <w:pPr>
-              <w:spacing w:after="0" w:line="240" w:lineRule="auto"/>
-              <w:jc w:val="center"/>
-              <w:rPr>
-                <w:rFonts w:ascii="Tahoma" w:hAnsi="Tahoma" w:cs="Tahoma"/>
+                <w:rFonts w:cstheme="minorHAnsi"/>
+                <w:b/>
+              </w:rPr>
+            </w:pPr>
+          </w:p>
+        </w:tc>
+        <w:tc>
+          <w:tcPr>
+            <w:tcW w:w="4819" w:type="dxa"/>
+            <w:tcBorders>
+              <w:top w:val="nil"/>
+              <w:left w:val="nil"/>
+              <w:bottom w:val="nil"/>
+              <w:right w:val="nil"/>
+            </w:tcBorders>
+          </w:tcPr>
+          <w:p>
+            <w:pPr>
+              <w:spacing w:after="0" w:line="240" w:lineRule="auto"/>
+              <w:jc w:val="center"/>
+              <w:rPr>
+                <w:rFonts w:cstheme="minorHAnsi"/>
                 <w:b/>
               </w:rPr>
             </w:pPr>
@@ -2145,7 +2181,7 @@
               <w:spacing w:after="0" w:line="240" w:lineRule="auto"/>
               <w:jc w:val="center"/>
               <w:rPr>
-                <w:rFonts w:ascii="Tahoma" w:hAnsi="Tahoma" w:cs="Tahoma"/>
+                <w:rFonts w:cstheme="minorHAnsi"/>
                 <w:b/>
               </w:rPr>
             </w:pPr>
@@ -2167,29 +2203,29 @@
               <w:spacing w:after="0" w:line="240" w:lineRule="auto"/>
               <w:jc w:val="center"/>
               <w:rPr>
-                <w:rFonts w:ascii="Tahoma" w:hAnsi="Tahoma" w:cs="Tahoma"/>
-                <w:b/>
-              </w:rPr>
-            </w:pPr>
-          </w:p>
-        </w:tc>
-        <w:tc>
-          <w:tcPr>
-            <w:tcW w:w="4819" w:type="dxa"/>
-            <w:tcBorders>
-              <w:top w:val="nil"/>
-              <w:left w:val="nil"/>
-              <w:bottom w:val="nil"/>
-              <w:right w:val="nil"/>
-            </w:tcBorders>
-            <w:vAlign w:val="center"/>
-          </w:tcPr>
-          <w:p>
-            <w:pPr>
-              <w:spacing w:after="0" w:line="240" w:lineRule="auto"/>
-              <w:jc w:val="center"/>
-              <w:rPr>
-                <w:rFonts w:ascii="Tahoma" w:hAnsi="Tahoma" w:cs="Tahoma"/>
+                <w:rFonts w:cstheme="minorHAnsi"/>
+                <w:b/>
+              </w:rPr>
+            </w:pPr>
+          </w:p>
+        </w:tc>
+        <w:tc>
+          <w:tcPr>
+            <w:tcW w:w="4819" w:type="dxa"/>
+            <w:tcBorders>
+              <w:top w:val="nil"/>
+              <w:left w:val="nil"/>
+              <w:bottom w:val="nil"/>
+              <w:right w:val="nil"/>
+            </w:tcBorders>
+            <w:vAlign w:val="center"/>
+          </w:tcPr>
+          <w:p>
+            <w:pPr>
+              <w:spacing w:after="0" w:line="240" w:lineRule="auto"/>
+              <w:jc w:val="center"/>
+              <w:rPr>
+                <w:rFonts w:cstheme="minorHAnsi"/>
                 <w:b/>
               </w:rPr>
             </w:pPr>
@@ -2212,7 +2248,7 @@
               <w:spacing w:after="0" w:line="240" w:lineRule="auto"/>
               <w:jc w:val="center"/>
               <w:rPr>
-                <w:rFonts w:ascii="Tahoma" w:hAnsi="Tahoma" w:cs="Tahoma"/>
+                <w:rFonts w:cstheme="minorHAnsi"/>
                 <w:b/>
               </w:rPr>
             </w:pPr>
@@ -2234,29 +2270,29 @@
               <w:spacing w:after="0" w:line="240" w:lineRule="auto"/>
               <w:jc w:val="center"/>
               <w:rPr>
-                <w:rFonts w:ascii="Tahoma" w:hAnsi="Tahoma" w:cs="Tahoma"/>
-                <w:b/>
-              </w:rPr>
-            </w:pPr>
-          </w:p>
-        </w:tc>
-        <w:tc>
-          <w:tcPr>
-            <w:tcW w:w="4819" w:type="dxa"/>
-            <w:tcBorders>
-              <w:top w:val="nil"/>
-              <w:left w:val="nil"/>
-              <w:bottom w:val="nil"/>
-              <w:right w:val="nil"/>
-            </w:tcBorders>
-            <w:vAlign w:val="center"/>
-          </w:tcPr>
-          <w:p>
-            <w:pPr>
-              <w:spacing w:after="0" w:line="240" w:lineRule="auto"/>
-              <w:jc w:val="center"/>
-              <w:rPr>
-                <w:rFonts w:ascii="Tahoma" w:hAnsi="Tahoma" w:cs="Tahoma"/>
+                <w:rFonts w:cstheme="minorHAnsi"/>
+                <w:b/>
+              </w:rPr>
+            </w:pPr>
+          </w:p>
+        </w:tc>
+        <w:tc>
+          <w:tcPr>
+            <w:tcW w:w="4819" w:type="dxa"/>
+            <w:tcBorders>
+              <w:top w:val="nil"/>
+              <w:left w:val="nil"/>
+              <w:bottom w:val="nil"/>
+              <w:right w:val="nil"/>
+            </w:tcBorders>
+            <w:vAlign w:val="center"/>
+          </w:tcPr>
+          <w:p>
+            <w:pPr>
+              <w:spacing w:after="0" w:line="240" w:lineRule="auto"/>
+              <w:jc w:val="center"/>
+              <w:rPr>
+                <w:rFonts w:cstheme="minorHAnsi"/>
                 <w:b/>
               </w:rPr>
             </w:pPr>
@@ -2279,7 +2315,7 @@
               <w:spacing w:after="0" w:line="240" w:lineRule="auto"/>
               <w:jc w:val="center"/>
               <w:rPr>
-                <w:rFonts w:ascii="Tahoma" w:hAnsi="Tahoma" w:cs="Tahoma"/>
+                <w:rFonts w:cstheme="minorHAnsi"/>
                 <w:b/>
               </w:rPr>
             </w:pPr>
@@ -2300,28 +2336,28 @@
               <w:spacing w:after="0" w:line="240" w:lineRule="auto"/>
               <w:jc w:val="center"/>
               <w:rPr>
-                <w:rFonts w:ascii="Tahoma" w:hAnsi="Tahoma" w:cs="Tahoma"/>
-                <w:b/>
-              </w:rPr>
-            </w:pPr>
-          </w:p>
-        </w:tc>
-        <w:tc>
-          <w:tcPr>
-            <w:tcW w:w="4819" w:type="dxa"/>
-            <w:tcBorders>
-              <w:top w:val="nil"/>
-              <w:left w:val="nil"/>
-              <w:bottom w:val="nil"/>
-              <w:right w:val="nil"/>
-            </w:tcBorders>
-          </w:tcPr>
-          <w:p>
-            <w:pPr>
-              <w:spacing w:after="0" w:line="240" w:lineRule="auto"/>
-              <w:jc w:val="center"/>
-              <w:rPr>
-                <w:rFonts w:ascii="Tahoma" w:hAnsi="Tahoma" w:cs="Tahoma"/>
+                <w:rFonts w:cstheme="minorHAnsi"/>
+                <w:b/>
+              </w:rPr>
+            </w:pPr>
+          </w:p>
+        </w:tc>
+        <w:tc>
+          <w:tcPr>
+            <w:tcW w:w="4819" w:type="dxa"/>
+            <w:tcBorders>
+              <w:top w:val="nil"/>
+              <w:left w:val="nil"/>
+              <w:bottom w:val="nil"/>
+              <w:right w:val="nil"/>
+            </w:tcBorders>
+          </w:tcPr>
+          <w:p>
+            <w:pPr>
+              <w:spacing w:after="0" w:line="240" w:lineRule="auto"/>
+              <w:jc w:val="center"/>
+              <w:rPr>
+                <w:rFonts w:cstheme="minorHAnsi"/>
                 <w:b/>
               </w:rPr>
             </w:pPr>
@@ -2348,7 +2384,7 @@
               <w:spacing w:after="0" w:line="240" w:lineRule="auto"/>
               <w:jc w:val="center"/>
               <w:rPr>
-                <w:rFonts w:ascii="Tahoma" w:hAnsi="Tahoma" w:cs="Tahoma"/>
+                <w:rFonts w:cstheme="minorHAnsi"/>
                 <w:b/>
               </w:rPr>
             </w:pPr>
@@ -2370,29 +2406,29 @@
               <w:spacing w:after="0" w:line="240" w:lineRule="auto"/>
               <w:jc w:val="center"/>
               <w:rPr>
-                <w:rFonts w:ascii="Tahoma" w:hAnsi="Tahoma" w:cs="Tahoma"/>
-                <w:b/>
-              </w:rPr>
-            </w:pPr>
-          </w:p>
-        </w:tc>
-        <w:tc>
-          <w:tcPr>
-            <w:tcW w:w="4819" w:type="dxa"/>
-            <w:tcBorders>
-              <w:top w:val="nil"/>
-              <w:left w:val="nil"/>
-              <w:bottom w:val="nil"/>
-              <w:right w:val="nil"/>
-            </w:tcBorders>
-            <w:vAlign w:val="center"/>
-          </w:tcPr>
-          <w:p>
-            <w:pPr>
-              <w:spacing w:after="0" w:line="240" w:lineRule="auto"/>
-              <w:jc w:val="center"/>
-              <w:rPr>
-                <w:rFonts w:ascii="Tahoma" w:hAnsi="Tahoma" w:cs="Tahoma"/>
+                <w:rFonts w:cstheme="minorHAnsi"/>
+                <w:b/>
+              </w:rPr>
+            </w:pPr>
+          </w:p>
+        </w:tc>
+        <w:tc>
+          <w:tcPr>
+            <w:tcW w:w="4819" w:type="dxa"/>
+            <w:tcBorders>
+              <w:top w:val="nil"/>
+              <w:left w:val="nil"/>
+              <w:bottom w:val="nil"/>
+              <w:right w:val="nil"/>
+            </w:tcBorders>
+            <w:vAlign w:val="center"/>
+          </w:tcPr>
+          <w:p>
+            <w:pPr>
+              <w:spacing w:after="0" w:line="240" w:lineRule="auto"/>
+              <w:jc w:val="center"/>
+              <w:rPr>
+                <w:rFonts w:cstheme="minorHAnsi"/>
                 <w:b/>
               </w:rPr>
             </w:pPr>
@@ -2415,7 +2451,7 @@
               <w:spacing w:after="0" w:line="240" w:lineRule="auto"/>
               <w:jc w:val="center"/>
               <w:rPr>
-                <w:rFonts w:ascii="Tahoma" w:hAnsi="Tahoma" w:cs="Tahoma"/>
+                <w:rFonts w:cstheme="minorHAnsi"/>
                 <w:b/>
               </w:rPr>
             </w:pPr>
@@ -2436,7 +2472,7 @@
               <w:spacing w:after="0" w:line="240" w:lineRule="auto"/>
               <w:jc w:val="center"/>
               <w:rPr>
-                <w:rFonts w:ascii="Tahoma" w:hAnsi="Tahoma" w:cs="Tahoma"/>
+                <w:rFonts w:cstheme="minorHAnsi"/>
                 <w:b/>
                 <w:u w:val="single"/>
               </w:rPr>
@@ -2458,7 +2494,7 @@
               <w:spacing w:after="0" w:line="240" w:lineRule="auto"/>
               <w:jc w:val="center"/>
               <w:rPr>
-                <w:rFonts w:ascii="Tahoma" w:hAnsi="Tahoma" w:cs="Tahoma"/>
+                <w:rFonts w:cstheme="minorHAnsi"/>
                 <w:b/>
               </w:rPr>
             </w:pPr>
@@ -2481,7 +2517,7 @@
               <w:spacing w:after="0" w:line="240" w:lineRule="auto"/>
               <w:jc w:val="center"/>
               <w:rPr>
-                <w:rFonts w:ascii="Tahoma" w:hAnsi="Tahoma" w:cs="Tahoma"/>
+                <w:rFonts w:cstheme="minorHAnsi"/>
                 <w:b/>
               </w:rPr>
             </w:pPr>
@@ -2502,7 +2538,7 @@
               <w:spacing w:after="0" w:line="240" w:lineRule="auto"/>
               <w:jc w:val="center"/>
               <w:rPr>
-                <w:rFonts w:ascii="Tahoma" w:hAnsi="Tahoma" w:cs="Tahoma"/>
+                <w:rFonts w:cstheme="minorHAnsi"/>
                 <w:b/>
                 <w:u w:val="single"/>
               </w:rPr>
@@ -2524,7 +2560,7 @@
               <w:spacing w:after="0" w:line="240" w:lineRule="auto"/>
               <w:jc w:val="center"/>
               <w:rPr>
-                <w:rFonts w:ascii="Tahoma" w:hAnsi="Tahoma" w:cs="Tahoma"/>
+                <w:rFonts w:cstheme="minorHAnsi"/>
                 <w:b/>
               </w:rPr>
             </w:pPr>
@@ -2551,7 +2587,7 @@
               <w:spacing w:after="0" w:line="240" w:lineRule="auto"/>
               <w:jc w:val="center"/>
               <w:rPr>
-                <w:rFonts w:ascii="Tahoma" w:hAnsi="Tahoma" w:cs="Tahoma"/>
+                <w:rFonts w:cstheme="minorHAnsi"/>
                 <w:b/>
               </w:rPr>
             </w:pPr>
@@ -2573,7 +2609,7 @@
               <w:spacing w:after="0" w:line="240" w:lineRule="auto"/>
               <w:jc w:val="center"/>
               <w:rPr>
-                <w:rFonts w:ascii="Tahoma" w:hAnsi="Tahoma" w:cs="Tahoma"/>
+                <w:rFonts w:cstheme="minorHAnsi"/>
                 <w:b/>
                 <w:u w:val="single"/>
               </w:rPr>
@@ -2596,7 +2632,7 @@
               <w:spacing w:after="0" w:line="240" w:lineRule="auto"/>
               <w:jc w:val="center"/>
               <w:rPr>
-                <w:rFonts w:ascii="Tahoma" w:hAnsi="Tahoma" w:cs="Tahoma"/>
+                <w:rFonts w:cstheme="minorHAnsi"/>
                 <w:b/>
               </w:rPr>
             </w:pPr>
@@ -2604,8 +2640,20 @@
         </w:tc>
       </w:tr>
     </w:tbl>
-    <w:p/>
-    <w:p/>
+    <w:p>
+      <w:pPr>
+        <w:rPr>
+          <w:rFonts w:cstheme="minorHAnsi"/>
+        </w:rPr>
+      </w:pPr>
+    </w:p>
+    <w:p>
+      <w:pPr>
+        <w:rPr>
+          <w:rFonts w:cstheme="minorHAnsi"/>
+        </w:rPr>
+      </w:pPr>
+    </w:p>
     <w:sectPr>
       <w:pgSz w:w="11907" w:h="16839" w:code="9"/>
       <w:pgMar w:top="851" w:right="1134" w:bottom="568" w:left="1418" w:header="426" w:footer="720" w:gutter="0"/>
@@ -2617,7 +2665,7 @@
 </file>
 
 <file path=word/numbering.xml><?xml version="1.0" encoding="utf-8"?>
-<w:numbering xmlns:wpc="http://schemas.microsoft.com/office/word/2010/wordprocessingCanvas" xmlns:cx="http://schemas.microsoft.com/office/drawing/2014/chartex" xmlns:cx1="http://schemas.microsoft.com/office/drawing/2015/9/8/chartex" xmlns:cx2="http://schemas.microsoft.com/office/drawing/2015/10/21/chartex" xmlns:cx3="http://schemas.microsoft.com/office/drawing/2016/5/9/chartex" xmlns:cx4="http://schemas.microsoft.com/office/drawing/2016/5/10/chartex" xmlns:cx5="http://schemas.microsoft.com/office/drawing/2016/5/11/chartex" xmlns:cx6="http://schemas.microsoft.com/office/drawing/2016/5/12/chartex" xmlns:cx7="http://schemas.microsoft.com/office/drawing/2016/5/13/chartex" xmlns:cx8="http://schemas.microsoft.com/office/drawing/2016/5/14/chartex" xmlns:mc="http://schemas.openxmlformats.org/markup-compatibility/2006" xmlns:aink="http://schemas.microsoft.com/office/drawing/2016/ink" xmlns:am3d="http://schemas.microsoft.com/office/drawing/2017/model3d" xmlns:o="urn:schemas-microsoft-com:office:office" xmlns:oel="http://schemas.microsoft.com/office/2019/extlst" xmlns:r="http://schemas.openxmlformats.org/officeDocument/2006/relationships" xmlns:m="http://schemas.openxmlformats.org/officeDocument/2006/math" xmlns:v="urn:schemas-microsoft-com:vml" xmlns:wp14="http://schemas.microsoft.com/office/word/2010/wordprocessingDrawing" xmlns:wp="http://schemas.openxmlformats.org/drawingml/2006/wordprocessingDrawing" xmlns:w10="urn:schemas-microsoft-com:office:word" xmlns:w="http://schemas.openxmlformats.org/wordprocessingml/2006/main" xmlns:w14="http://schemas.microsoft.com/office/word/2010/wordml" xmlns:w15="http://schemas.microsoft.com/office/word/2012/wordml" xmlns:w16cei="http://schemas.microsoft.com/office/word/2026/wordml/cei" xmlns:w16cex="http://schemas.microsoft.com/office/word/2018/wordml/cex" xmlns:w16cid="http://schemas.microsoft.com/office/word/2016/wordml/cid" xmlns:w16="http://schemas.microsoft.com/office/word/2018/wordml" xmlns:w16du="http://schemas.microsoft.com/office/word/2023/wordml/word16du" xmlns:w16sdtdh="http://schemas.microsoft.com/office/word/2020/wordml/sdtdatahash" xmlns:w16sdtfl="http://schemas.microsoft.com/office/word/2024/wordml/sdtformatlock" xmlns:w16se="http://schemas.microsoft.com/office/word/2015/wordml/symex" xmlns:wpg="http://schemas.microsoft.com/office/word/2010/wordprocessingGroup" xmlns:wpi="http://schemas.microsoft.com/office/word/2010/wordprocessingInk" xmlns:wne="http://schemas.microsoft.com/office/word/2006/wordml" xmlns:wps="http://schemas.microsoft.com/office/word/2010/wordprocessingShape" mc:Ignorable="w14 w15 w16se w16cid w16 w16cex w16sdtdh w16sdtfl w16du wp14">
+<w:numbering xmlns:wpc="http://schemas.microsoft.com/office/word/2010/wordprocessingCanvas" xmlns:cx="http://schemas.microsoft.com/office/drawing/2014/chartex" xmlns:cx1="http://schemas.microsoft.com/office/drawing/2015/9/8/chartex" xmlns:cx2="http://schemas.microsoft.com/office/drawing/2015/10/21/chartex" xmlns:cx3="http://schemas.microsoft.com/office/drawing/2016/5/9/chartex" xmlns:cx4="http://schemas.microsoft.com/office/drawing/2016/5/10/chartex" xmlns:cx5="http://schemas.microsoft.com/office/drawing/2016/5/11/chartex" xmlns:cx6="http://schemas.microsoft.com/office/drawing/2016/5/12/chartex" xmlns:cx7="http://schemas.microsoft.com/office/drawing/2016/5/13/chartex" xmlns:cx8="http://schemas.microsoft.com/office/drawing/2016/5/14/chartex" xmlns:mc="http://schemas.openxmlformats.org/markup-compatibility/2006" xmlns:aink="http://schemas.microsoft.com/office/drawing/2016/ink" xmlns:am3d="http://schemas.microsoft.com/office/drawing/2017/model3d" xmlns:o="urn:schemas-microsoft-com:office:office" xmlns:oel="http://schemas.microsoft.com/office/2019/extlst" xmlns:r="http://schemas.openxmlformats.org/officeDocument/2006/relationships" xmlns:m="http://schemas.openxmlformats.org/officeDocument/2006/math" xmlns:v="urn:schemas-microsoft-com:vml" xmlns:wp14="http://schemas.microsoft.com/office/word/2010/wordprocessingDrawing" xmlns:wp="http://schemas.openxmlformats.org/drawingml/2006/wordprocessingDrawing" xmlns:w10="urn:schemas-microsoft-com:office:word" xmlns:w="http://schemas.openxmlformats.org/wordprocessingml/2006/main" xmlns:w14="http://schemas.microsoft.com/office/word/2010/wordml" xmlns:w15="http://schemas.microsoft.com/office/word/2012/wordml" xmlns:w16cex="http://schemas.microsoft.com/office/word/2018/wordml/cex" xmlns:w16cid="http://schemas.microsoft.com/office/word/2016/wordml/cid" xmlns:w16="http://schemas.microsoft.com/office/word/2018/wordml" xmlns:w16du="http://schemas.microsoft.com/office/word/2023/wordml/word16du" xmlns:w16sdtdh="http://schemas.microsoft.com/office/word/2020/wordml/sdtdatahash" xmlns:w16sdtfl="http://schemas.microsoft.com/office/word/2024/wordml/sdtformatlock" xmlns:w16se="http://schemas.microsoft.com/office/word/2015/wordml/symex" xmlns:wpg="http://schemas.microsoft.com/office/word/2010/wordprocessingGroup" xmlns:wpi="http://schemas.microsoft.com/office/word/2010/wordprocessingInk" xmlns:wne="http://schemas.microsoft.com/office/word/2006/wordml" xmlns:wps="http://schemas.microsoft.com/office/word/2010/wordprocessingShape" mc:Ignorable="w14 w15 w16se w16cid w16 w16cex w16sdtdh w16sdtfl w16du wp14">
   <w:abstractNum w:abstractNumId="0" w15:restartNumberingAfterBreak="0">
     <w:nsid w:val="3B056B8E"/>
     <w:multiLevelType w:val="hybridMultilevel"/>
